--- a/arb/docx/62.content.docx
+++ b/arb/docx/62.content.docx
@@ -147,13 +147,6 @@
         <w:rPr>
           <w:lang w:val="ar_AE" w:bidi="ar_AE"/>
         </w:rPr>
-      </w:r>
-      <w:r>
-        <w:rPr>
-          <w:i/>
-          <w:lang w:val="ar_AE" w:bidi="ar_AE"/>
-        </w:rPr>
-        <w:t>١ يوحنا ١:١, ١ يوحنا ١: ٢, ١ يوحَنَّا ١: ٣, ١ يوحنا ١: ٣ (#٢), ١ يوحَنَّا ١: ٥, ١ يوحَنَّا ١: ٦, ١ يوحنا ١: ٧, ١ يوحَنَّا ١: ٨, ١ يوحَنَّا ١: ٩, ١ يوحَنَّا ٢:٢, ١ يوحَنَّا ٢: ٣, ١ يوحَنَّا ٢: ٤, ١ يوحَنَّا ٢: ٦, ١ يوحَنَّا ٢: ٩, ١ يوحَنَّا ٢: ١١, ١ يوحَنَّا ٢: ١٢, ١ يوحنا ٢: ١٥, ١ يوحَنَّا ٢: ١٦, ١ يوحنا ٢: ١٨, ١ يوحَنَّا ٢: ١٨ (#٢), ١ يوحَنَّا ٢: ٢٢, ١ يوحَنَّا ٢: ٢٣, ١ يوحَنَّا ٢: ٢٤, ١ يوحَنَّا ٢: ٢٥, ١ يوحنا ٢: ٢٨, ١ يوحنا ٣: ١, ١ يوحَنَّا ٣: ٢, ١ يوحَنَّا ٣:٣, ١ يوحنا ٣: ٥, ١ يوحنا ٣: ٦, ١ يوحَنَّا ٣: ٨, ١ يوحَنَّا ٣: ٩, ١ يوحَنَّا ٣: ١٠, ١ يوحنا ٣: ١١, ١ يوحَنَّا ٣: ١٢, ١ يوحَنَّا ٣: ١٣, ١ يوحَنَّا ٣: ١٤, ١ يوحنا ٣: ١٦, ١ يوحَنَّا ٣: ١٧, ١ يوحَنَّا ٣: ١٨, ١ يوحَنَّا ٣: ١٨ (#٢), ١ يوحنا ٣: ٢١, ١ يوحنا ٣: ٢٣, ١ يوحنا ٣: ٢٤, ١ يوحنا ٤: ١, ١ يوحنا ٤: ٢, ١ يوحَنَّا ٤: ٣, ١ يوحَنَّا ٤:٤, ١ يوحَنَّا ٤: ٧, ١ يوحنا ٤: ٨, ١ يوحنا ٤: ٩, ١ يوحنا ٤: ٩ (#٢), ١ يوحنا ٤: ١٥, ١ يوحنا ٤: ١٧, ١ يوحنا ٤: ١٩, ١ يوحَنَّا ٤: ٢٠, ١ يوحَنَّا ٤: ٢١, ١ يوحنا ٥: ٣, ١ يوحنا ٥: ٤, ١ يوحنا ٥: ٦, ١ يوحنا ٥: ٨, ١ يوحَنَّا ٥: ١٠, ١ يوحَنَّا ٥: ١١, ١ يوحَنَّا ٥: ١٤, ١ يوحنا ٥: ١٦, ١ يوحَنَّا ٥: ١٧, ١ يوحَنَّا ٥: ١٩, ١ يوحَنَّا ٥: ٢٠, ١ يوحَنَّا ٥: ٢١</w:t>
       </w:r>
       <w:r>
         <w:rPr>

--- a/arb/docx/62.content.docx
+++ b/arb/docx/62.content.docx
@@ -132,21 +132,6 @@
           <w:lang w:val="ar_AE" w:bidi="ar_AE"/>
         </w:rPr>
         <w:t>1JN</w:t>
-      </w:r>
-      <w:r>
-        <w:rPr>
-          <w:lang w:val="ar_AE" w:bidi="ar_AE"/>
-        </w:rPr>
-      </w:r>
-    </w:p>
-    <w:p>
-      <w:pPr>
-        <w:bidi/>
-      </w:pPr>
-      <w:r>
-        <w:rPr>
-          <w:lang w:val="ar_AE" w:bidi="ar_AE"/>
-        </w:rPr>
       </w:r>
       <w:r>
         <w:rPr>

--- a/arb/docx/62.content.docx
+++ b/arb/docx/62.content.docx
@@ -22,7 +22,7 @@
         <w:rPr>
           <w:lang w:val="ar_AE" w:bidi="ar_AE"/>
         </w:rPr>
-        <w:t>Resource: أسئلة الترجمة (unfoldingWord)</w:t>
+        <w:t>Resource: unfoldingWord® Translation Questions</w:t>
       </w:r>
       <w:r>
         <w:rPr>
@@ -91,7 +91,7 @@
         <w:rPr>
           <w:lang w:val="ar_AE" w:bidi="ar_AE"/>
         </w:rPr>
-        <w:t>أسئلة الترجمة (unfoldingWord)</w:t>
+        <w:t>unfoldingWord® Translation Questions</w:t>
       </w:r>
     </w:p>
     <w:p>

--- a/arb/docx/62.content.docx
+++ b/arb/docx/62.content.docx
@@ -9,6 +9,8 @@
       </w:pPr>
       <w:r>
         <w:rPr>
+          <w:rtl/>
+          <w:cs/>
           <w:lang w:val="ar_AE" w:bidi="ar_AE"/>
         </w:rPr>
       </w:r>
@@ -20,64 +22,84 @@
       </w:pPr>
       <w:r>
         <w:rPr>
+          <w:rtl/>
+          <w:cs/>
           <w:lang w:val="ar_AE" w:bidi="ar_AE"/>
         </w:rPr>
         <w:t>Resource: unfoldingWord® Translation Questions</w:t>
       </w:r>
       <w:r>
         <w:rPr>
-          <w:lang w:val="ar_AE" w:bidi="ar_AE"/>
-        </w:rPr>
-      </w:r>
-    </w:p>
-    <w:p>
-      <w:pPr>
-        <w:bidi/>
-      </w:pPr>
-      <w:r>
-        <w:rPr>
+          <w:rtl/>
+          <w:cs/>
+          <w:lang w:val="ar_AE" w:bidi="ar_AE"/>
+        </w:rPr>
+      </w:r>
+    </w:p>
+    <w:p>
+      <w:pPr>
+        <w:bidi/>
+      </w:pPr>
+      <w:r>
+        <w:rPr>
+          <w:rtl/>
+          <w:cs/>
           <w:lang w:val="ar_AE" w:bidi="ar_AE"/>
         </w:rPr>
       </w:r>
       <w:r>
         <w:rPr>
           <w:b/>
+          <w:rtl/>
+          <w:cs/>
           <w:lang w:val="ar_AE" w:bidi="ar_AE"/>
         </w:rPr>
         <w:t>unfoldingWord® Translation Questions</w:t>
       </w:r>
       <w:r>
         <w:rPr>
+          <w:rtl/>
+          <w:cs/>
           <w:lang w:val="ar_AE" w:bidi="ar_AE"/>
         </w:rPr>
         <w:t xml:space="preserve"> © 2022 unfoldingWord. Released under CC BY-SA 4.0 license. </w:t>
       </w:r>
       <w:r>
         <w:rPr>
+          <w:rtl/>
+          <w:cs/>
           <w:lang w:val="ar_AE" w:bidi="ar_AE"/>
         </w:rPr>
         <w:t>unfoldingWord® Translation Questions</w:t>
       </w:r>
       <w:r>
         <w:rPr>
+          <w:rtl/>
+          <w:cs/>
           <w:lang w:val="ar_AE" w:bidi="ar_AE"/>
         </w:rPr>
         <w:t xml:space="preserve"> has been adapted in the following languages: Tok Pisin, Arabic (عربي), French (Français), Hindi (हिंदी), Indonesian (Bahasa Indonesia), Portuguese (Português), Russian (Русский), Spanish (Español), Swahili (Kiswahili), and Simplified Chinese (简体中文) from </w:t>
       </w:r>
       <w:r>
         <w:rPr>
+          <w:rtl/>
+          <w:cs/>
           <w:lang w:val="ar_AE" w:bidi="ar_AE"/>
         </w:rPr>
         <w:t>unfoldingWord® Translation Questions</w:t>
       </w:r>
       <w:r>
         <w:rPr>
+          <w:rtl/>
+          <w:cs/>
           <w:lang w:val="ar_AE" w:bidi="ar_AE"/>
         </w:rPr>
         <w:t xml:space="preserve"> © 2022 unfoldingWord. Released under CC BY-SA 4.0 license by Mission Mutual</w:t>
       </w:r>
       <w:r>
         <w:rPr>
+          <w:rtl/>
+          <w:cs/>
           <w:lang w:val="ar_AE" w:bidi="ar_AE"/>
         </w:rPr>
       </w:r>
@@ -89,6 +111,8 @@
       </w:pPr>
       <w:r>
         <w:rPr>
+          <w:rtl/>
+          <w:cs/>
           <w:lang w:val="ar_AE" w:bidi="ar_AE"/>
         </w:rPr>
         <w:t>unfoldingWord® Translation Questions</w:t>
@@ -118,6 +142,8 @@
       </w:pPr>
       <w:r>
         <w:rPr>
+          <w:rtl/>
+          <w:cs/>
           <w:lang w:val="ar_AE" w:bidi="ar_AE"/>
         </w:rPr>
       </w:r>
@@ -129,38 +155,50 @@
       </w:pPr>
       <w:r>
         <w:rPr>
+          <w:rtl/>
+          <w:cs/>
           <w:lang w:val="ar_AE" w:bidi="ar_AE"/>
         </w:rPr>
         <w:t>1JN</w:t>
       </w:r>
       <w:r>
         <w:rPr>
-          <w:lang w:val="ar_AE" w:bidi="ar_AE"/>
-        </w:rPr>
-      </w:r>
-    </w:p>
-    <w:p>
-      <w:pPr>
-        <w:bidi/>
-      </w:pPr>
-      <w:r>
-        <w:rPr>
-          <w:lang w:val="ar_AE" w:bidi="ar_AE"/>
-        </w:rPr>
-      </w:r>
-      <w:r>
-        <w:rPr>
+          <w:rtl/>
+          <w:cs/>
+          <w:lang w:val="ar_AE" w:bidi="ar_AE"/>
+        </w:rPr>
+      </w:r>
+    </w:p>
+    <w:p>
+      <w:pPr>
+        <w:bidi/>
+      </w:pPr>
+      <w:r>
+        <w:rPr>
+          <w:rtl/>
+          <w:cs/>
+          <w:lang w:val="ar_AE" w:bidi="ar_AE"/>
+        </w:rPr>
+      </w:r>
+      <w:r>
+        <w:rPr>
+          <w:rtl/>
+          <w:cs/>
           <w:lang w:val="ar_AE" w:bidi="ar_AE"/>
         </w:rPr>
         <w:t xml:space="preserve"> </w:t>
       </w:r>
       <w:r>
         <w:rPr>
-          <w:lang w:val="ar_AE" w:bidi="ar_AE"/>
-        </w:rPr>
-      </w:r>
-      <w:r>
-        <w:rPr>
+          <w:rtl/>
+          <w:cs/>
+          <w:lang w:val="ar_AE" w:bidi="ar_AE"/>
+        </w:rPr>
+      </w:r>
+      <w:r>
+        <w:rPr>
+          <w:rtl/>
+          <w:cs/>
           <w:lang w:val="ar_AE" w:bidi="ar_AE"/>
         </w:rPr>
       </w:r>
@@ -186,6 +224,8 @@
       </w:pPr>
       <w:r>
         <w:rPr>
+          <w:rtl/>
+          <w:cs/>
           <w:lang w:val="ar_AE" w:bidi="ar_AE"/>
         </w:rPr>
       </w:r>
@@ -197,28 +237,36 @@
       </w:pPr>
       <w:r>
         <w:rPr>
+          <w:rtl/>
+          <w:cs/>
           <w:lang w:val="ar_AE" w:bidi="ar_AE"/>
         </w:rPr>
         <w:t>١ يوحنا ١:١</w:t>
       </w:r>
       <w:r>
         <w:rPr>
-          <w:lang w:val="ar_AE" w:bidi="ar_AE"/>
-        </w:rPr>
-      </w:r>
-    </w:p>
-    <w:p>
-      <w:pPr>
-        <w:bidi/>
-      </w:pPr>
-      <w:r>
-        <w:rPr>
+          <w:rtl/>
+          <w:cs/>
+          <w:lang w:val="ar_AE" w:bidi="ar_AE"/>
+        </w:rPr>
+      </w:r>
+    </w:p>
+    <w:p>
+      <w:pPr>
+        <w:bidi/>
+      </w:pPr>
+      <w:r>
+        <w:rPr>
+          <w:rtl/>
+          <w:cs/>
           <w:lang w:val="ar_AE" w:bidi="ar_AE"/>
         </w:rPr>
       </w:r>
       <w:r>
         <w:rPr>
           <w:b/>
+          <w:rtl/>
+          <w:cs/>
           <w:lang w:val="ar_AE" w:bidi="ar_AE"/>
         </w:rPr>
         <w:t>كيف عرَف يوحَنَّا عن كلمة الحياة؟</w:t>
@@ -230,32 +278,42 @@
       </w:pPr>
       <w:r>
         <w:rPr>
-          <w:lang w:val="ar_AE" w:bidi="ar_AE"/>
-        </w:rPr>
-      </w:r>
-      <w:r>
-        <w:rPr>
+          <w:rtl/>
+          <w:cs/>
+          <w:lang w:val="ar_AE" w:bidi="ar_AE"/>
+        </w:rPr>
+      </w:r>
+      <w:r>
+        <w:rPr>
+          <w:rtl/>
+          <w:cs/>
           <w:lang w:val="ar_AE" w:bidi="ar_AE"/>
         </w:rPr>
         <w:t>سمَع ورأى وتأمَّل وتعامَل يوحَنَّا مع كلمة الحياة.</w:t>
       </w:r>
       <w:r>
         <w:rPr>
-          <w:lang w:val="ar_AE" w:bidi="ar_AE"/>
-        </w:rPr>
-      </w:r>
-      <w:r>
-        <w:rPr>
-          <w:lang w:val="ar_AE" w:bidi="ar_AE"/>
-        </w:rPr>
-      </w:r>
-    </w:p>
-    <w:p>
-      <w:pPr>
-        <w:bidi/>
-      </w:pPr>
-      <w:r>
-        <w:rPr>
+          <w:rtl/>
+          <w:cs/>
+          <w:lang w:val="ar_AE" w:bidi="ar_AE"/>
+        </w:rPr>
+      </w:r>
+      <w:r>
+        <w:rPr>
+          <w:rtl/>
+          <w:cs/>
+          <w:lang w:val="ar_AE" w:bidi="ar_AE"/>
+        </w:rPr>
+      </w:r>
+    </w:p>
+    <w:p>
+      <w:pPr>
+        <w:bidi/>
+      </w:pPr>
+      <w:r>
+        <w:rPr>
+          <w:rtl/>
+          <w:cs/>
           <w:lang w:val="ar_AE" w:bidi="ar_AE"/>
         </w:rPr>
       </w:r>
@@ -267,28 +325,36 @@
       </w:pPr>
       <w:r>
         <w:rPr>
+          <w:rtl/>
+          <w:cs/>
           <w:lang w:val="ar_AE" w:bidi="ar_AE"/>
         </w:rPr>
         <w:t>١ يوحنا ١: ٢</w:t>
       </w:r>
       <w:r>
         <w:rPr>
-          <w:lang w:val="ar_AE" w:bidi="ar_AE"/>
-        </w:rPr>
-      </w:r>
-    </w:p>
-    <w:p>
-      <w:pPr>
-        <w:bidi/>
-      </w:pPr>
-      <w:r>
-        <w:rPr>
+          <w:rtl/>
+          <w:cs/>
+          <w:lang w:val="ar_AE" w:bidi="ar_AE"/>
+        </w:rPr>
+      </w:r>
+    </w:p>
+    <w:p>
+      <w:pPr>
+        <w:bidi/>
+      </w:pPr>
+      <w:r>
+        <w:rPr>
+          <w:rtl/>
+          <w:cs/>
           <w:lang w:val="ar_AE" w:bidi="ar_AE"/>
         </w:rPr>
       </w:r>
       <w:r>
         <w:rPr>
           <w:b/>
+          <w:rtl/>
+          <w:cs/>
           <w:lang w:val="ar_AE" w:bidi="ar_AE"/>
         </w:rPr>
         <w:t>أين كانت الحياة الأبدية قبل أن تُظهر ليوحَنَّا؟</w:t>
@@ -300,32 +366,42 @@
       </w:pPr>
       <w:r>
         <w:rPr>
-          <w:lang w:val="ar_AE" w:bidi="ar_AE"/>
-        </w:rPr>
-      </w:r>
-      <w:r>
-        <w:rPr>
+          <w:rtl/>
+          <w:cs/>
+          <w:lang w:val="ar_AE" w:bidi="ar_AE"/>
+        </w:rPr>
+      </w:r>
+      <w:r>
+        <w:rPr>
+          <w:rtl/>
+          <w:cs/>
           <w:lang w:val="ar_AE" w:bidi="ar_AE"/>
         </w:rPr>
         <w:t>كانت الحياة الأبدية مع ٱلْآبِ قبل أن تظهر ليوحَنَّا.</w:t>
       </w:r>
       <w:r>
         <w:rPr>
-          <w:lang w:val="ar_AE" w:bidi="ar_AE"/>
-        </w:rPr>
-      </w:r>
-      <w:r>
-        <w:rPr>
-          <w:lang w:val="ar_AE" w:bidi="ar_AE"/>
-        </w:rPr>
-      </w:r>
-    </w:p>
-    <w:p>
-      <w:pPr>
-        <w:bidi/>
-      </w:pPr>
-      <w:r>
-        <w:rPr>
+          <w:rtl/>
+          <w:cs/>
+          <w:lang w:val="ar_AE" w:bidi="ar_AE"/>
+        </w:rPr>
+      </w:r>
+      <w:r>
+        <w:rPr>
+          <w:rtl/>
+          <w:cs/>
+          <w:lang w:val="ar_AE" w:bidi="ar_AE"/>
+        </w:rPr>
+      </w:r>
+    </w:p>
+    <w:p>
+      <w:pPr>
+        <w:bidi/>
+      </w:pPr>
+      <w:r>
+        <w:rPr>
+          <w:rtl/>
+          <w:cs/>
           <w:lang w:val="ar_AE" w:bidi="ar_AE"/>
         </w:rPr>
       </w:r>
@@ -337,28 +413,36 @@
       </w:pPr>
       <w:r>
         <w:rPr>
+          <w:rtl/>
+          <w:cs/>
           <w:lang w:val="ar_AE" w:bidi="ar_AE"/>
         </w:rPr>
         <w:t>١ يوحَنَّا ١: ٣</w:t>
       </w:r>
       <w:r>
         <w:rPr>
-          <w:lang w:val="ar_AE" w:bidi="ar_AE"/>
-        </w:rPr>
-      </w:r>
-    </w:p>
-    <w:p>
-      <w:pPr>
-        <w:bidi/>
-      </w:pPr>
-      <w:r>
-        <w:rPr>
+          <w:rtl/>
+          <w:cs/>
+          <w:lang w:val="ar_AE" w:bidi="ar_AE"/>
+        </w:rPr>
+      </w:r>
+    </w:p>
+    <w:p>
+      <w:pPr>
+        <w:bidi/>
+      </w:pPr>
+      <w:r>
+        <w:rPr>
+          <w:rtl/>
+          <w:cs/>
           <w:lang w:val="ar_AE" w:bidi="ar_AE"/>
         </w:rPr>
       </w:r>
       <w:r>
         <w:rPr>
           <w:b/>
+          <w:rtl/>
+          <w:cs/>
           <w:lang w:val="ar_AE" w:bidi="ar_AE"/>
         </w:rPr>
         <w:t>لماذا يُعلِن يوحَنَّا عما رآه وسمعه؟</w:t>
@@ -370,32 +454,42 @@
       </w:pPr>
       <w:r>
         <w:rPr>
-          <w:lang w:val="ar_AE" w:bidi="ar_AE"/>
-        </w:rPr>
-      </w:r>
-      <w:r>
-        <w:rPr>
+          <w:rtl/>
+          <w:cs/>
+          <w:lang w:val="ar_AE" w:bidi="ar_AE"/>
+        </w:rPr>
+      </w:r>
+      <w:r>
+        <w:rPr>
+          <w:rtl/>
+          <w:cs/>
           <w:lang w:val="ar_AE" w:bidi="ar_AE"/>
         </w:rPr>
         <w:t xml:space="preserve">يعلن يوحَنَّا ما رآه وسمعه لكي يكون للآخرين شركة معه أيضًا. </w:t>
       </w:r>
       <w:r>
         <w:rPr>
-          <w:lang w:val="ar_AE" w:bidi="ar_AE"/>
-        </w:rPr>
-      </w:r>
-      <w:r>
-        <w:rPr>
-          <w:lang w:val="ar_AE" w:bidi="ar_AE"/>
-        </w:rPr>
-      </w:r>
-    </w:p>
-    <w:p>
-      <w:pPr>
-        <w:bidi/>
-      </w:pPr>
-      <w:r>
-        <w:rPr>
+          <w:rtl/>
+          <w:cs/>
+          <w:lang w:val="ar_AE" w:bidi="ar_AE"/>
+        </w:rPr>
+      </w:r>
+      <w:r>
+        <w:rPr>
+          <w:rtl/>
+          <w:cs/>
+          <w:lang w:val="ar_AE" w:bidi="ar_AE"/>
+        </w:rPr>
+      </w:r>
+    </w:p>
+    <w:p>
+      <w:pPr>
+        <w:bidi/>
+      </w:pPr>
+      <w:r>
+        <w:rPr>
+          <w:rtl/>
+          <w:cs/>
           <w:lang w:val="ar_AE" w:bidi="ar_AE"/>
         </w:rPr>
       </w:r>
@@ -407,28 +501,36 @@
       </w:pPr>
       <w:r>
         <w:rPr>
+          <w:rtl/>
+          <w:cs/>
           <w:lang w:val="ar_AE" w:bidi="ar_AE"/>
         </w:rPr>
         <w:t>١ يوحنا ١: ٣ (#٢)</w:t>
       </w:r>
       <w:r>
         <w:rPr>
-          <w:lang w:val="ar_AE" w:bidi="ar_AE"/>
-        </w:rPr>
-      </w:r>
-    </w:p>
-    <w:p>
-      <w:pPr>
-        <w:bidi/>
-      </w:pPr>
-      <w:r>
-        <w:rPr>
+          <w:rtl/>
+          <w:cs/>
+          <w:lang w:val="ar_AE" w:bidi="ar_AE"/>
+        </w:rPr>
+      </w:r>
+    </w:p>
+    <w:p>
+      <w:pPr>
+        <w:bidi/>
+      </w:pPr>
+      <w:r>
+        <w:rPr>
+          <w:rtl/>
+          <w:cs/>
           <w:lang w:val="ar_AE" w:bidi="ar_AE"/>
         </w:rPr>
       </w:r>
       <w:r>
         <w:rPr>
           <w:b/>
+          <w:rtl/>
+          <w:cs/>
           <w:lang w:val="ar_AE" w:bidi="ar_AE"/>
         </w:rPr>
         <w:t>لدَى يوحَنَّا شرِكة مع مَن فعلًا؟</w:t>
@@ -440,32 +542,42 @@
       </w:pPr>
       <w:r>
         <w:rPr>
-          <w:lang w:val="ar_AE" w:bidi="ar_AE"/>
-        </w:rPr>
-      </w:r>
-      <w:r>
-        <w:rPr>
+          <w:rtl/>
+          <w:cs/>
+          <w:lang w:val="ar_AE" w:bidi="ar_AE"/>
+        </w:rPr>
+      </w:r>
+      <w:r>
+        <w:rPr>
+          <w:rtl/>
+          <w:cs/>
           <w:lang w:val="ar_AE" w:bidi="ar_AE"/>
         </w:rPr>
         <w:t>يوحَنَّا لديه فعلًا شرِكة مع ٱلْآبِ وابنه، يَسوع ٱلْمَسِيحِ.</w:t>
       </w:r>
       <w:r>
         <w:rPr>
-          <w:lang w:val="ar_AE" w:bidi="ar_AE"/>
-        </w:rPr>
-      </w:r>
-      <w:r>
-        <w:rPr>
-          <w:lang w:val="ar_AE" w:bidi="ar_AE"/>
-        </w:rPr>
-      </w:r>
-    </w:p>
-    <w:p>
-      <w:pPr>
-        <w:bidi/>
-      </w:pPr>
-      <w:r>
-        <w:rPr>
+          <w:rtl/>
+          <w:cs/>
+          <w:lang w:val="ar_AE" w:bidi="ar_AE"/>
+        </w:rPr>
+      </w:r>
+      <w:r>
+        <w:rPr>
+          <w:rtl/>
+          <w:cs/>
+          <w:lang w:val="ar_AE" w:bidi="ar_AE"/>
+        </w:rPr>
+      </w:r>
+    </w:p>
+    <w:p>
+      <w:pPr>
+        <w:bidi/>
+      </w:pPr>
+      <w:r>
+        <w:rPr>
+          <w:rtl/>
+          <w:cs/>
           <w:lang w:val="ar_AE" w:bidi="ar_AE"/>
         </w:rPr>
       </w:r>
@@ -477,28 +589,36 @@
       </w:pPr>
       <w:r>
         <w:rPr>
+          <w:rtl/>
+          <w:cs/>
           <w:lang w:val="ar_AE" w:bidi="ar_AE"/>
         </w:rPr>
         <w:t>١ يوحَنَّا ١: ٥</w:t>
       </w:r>
       <w:r>
         <w:rPr>
-          <w:lang w:val="ar_AE" w:bidi="ar_AE"/>
-        </w:rPr>
-      </w:r>
-    </w:p>
-    <w:p>
-      <w:pPr>
-        <w:bidi/>
-      </w:pPr>
-      <w:r>
-        <w:rPr>
+          <w:rtl/>
+          <w:cs/>
+          <w:lang w:val="ar_AE" w:bidi="ar_AE"/>
+        </w:rPr>
+      </w:r>
+    </w:p>
+    <w:p>
+      <w:pPr>
+        <w:bidi/>
+      </w:pPr>
+      <w:r>
+        <w:rPr>
+          <w:rtl/>
+          <w:cs/>
           <w:lang w:val="ar_AE" w:bidi="ar_AE"/>
         </w:rPr>
       </w:r>
       <w:r>
         <w:rPr>
           <w:b/>
+          <w:rtl/>
+          <w:cs/>
           <w:lang w:val="ar_AE" w:bidi="ar_AE"/>
         </w:rPr>
         <w:t>ما الرسالة من ٱللهِ التي يعلنها يوحَنَّا لقرائه؟</w:t>
@@ -510,32 +630,42 @@
       </w:pPr>
       <w:r>
         <w:rPr>
-          <w:lang w:val="ar_AE" w:bidi="ar_AE"/>
-        </w:rPr>
-      </w:r>
-      <w:r>
-        <w:rPr>
+          <w:rtl/>
+          <w:cs/>
+          <w:lang w:val="ar_AE" w:bidi="ar_AE"/>
+        </w:rPr>
+      </w:r>
+      <w:r>
+        <w:rPr>
+          <w:rtl/>
+          <w:cs/>
           <w:lang w:val="ar_AE" w:bidi="ar_AE"/>
         </w:rPr>
         <w:t>يعلن يوحَنَّا الرسالة أنَّ ٱلله نور وما مِن ظلمة فيه على الإطلاق.</w:t>
       </w:r>
       <w:r>
         <w:rPr>
-          <w:lang w:val="ar_AE" w:bidi="ar_AE"/>
-        </w:rPr>
-      </w:r>
-      <w:r>
-        <w:rPr>
-          <w:lang w:val="ar_AE" w:bidi="ar_AE"/>
-        </w:rPr>
-      </w:r>
-    </w:p>
-    <w:p>
-      <w:pPr>
-        <w:bidi/>
-      </w:pPr>
-      <w:r>
-        <w:rPr>
+          <w:rtl/>
+          <w:cs/>
+          <w:lang w:val="ar_AE" w:bidi="ar_AE"/>
+        </w:rPr>
+      </w:r>
+      <w:r>
+        <w:rPr>
+          <w:rtl/>
+          <w:cs/>
+          <w:lang w:val="ar_AE" w:bidi="ar_AE"/>
+        </w:rPr>
+      </w:r>
+    </w:p>
+    <w:p>
+      <w:pPr>
+        <w:bidi/>
+      </w:pPr>
+      <w:r>
+        <w:rPr>
+          <w:rtl/>
+          <w:cs/>
           <w:lang w:val="ar_AE" w:bidi="ar_AE"/>
         </w:rPr>
       </w:r>
@@ -547,28 +677,36 @@
       </w:pPr>
       <w:r>
         <w:rPr>
+          <w:rtl/>
+          <w:cs/>
           <w:lang w:val="ar_AE" w:bidi="ar_AE"/>
         </w:rPr>
         <w:t>١ يوحَنَّا ١: ٦</w:t>
       </w:r>
       <w:r>
         <w:rPr>
-          <w:lang w:val="ar_AE" w:bidi="ar_AE"/>
-        </w:rPr>
-      </w:r>
-    </w:p>
-    <w:p>
-      <w:pPr>
-        <w:bidi/>
-      </w:pPr>
-      <w:r>
-        <w:rPr>
+          <w:rtl/>
+          <w:cs/>
+          <w:lang w:val="ar_AE" w:bidi="ar_AE"/>
+        </w:rPr>
+      </w:r>
+    </w:p>
+    <w:p>
+      <w:pPr>
+        <w:bidi/>
+      </w:pPr>
+      <w:r>
+        <w:rPr>
+          <w:rtl/>
+          <w:cs/>
           <w:lang w:val="ar_AE" w:bidi="ar_AE"/>
         </w:rPr>
       </w:r>
       <w:r>
         <w:rPr>
           <w:b/>
+          <w:rtl/>
+          <w:cs/>
           <w:lang w:val="ar_AE" w:bidi="ar_AE"/>
         </w:rPr>
         <w:t>ماذا يقول يوحَنَّا عن شخص يقول إنَّ لديه شركة مع ٱللهِ، لكنه يسير في الظلام؟</w:t>
@@ -580,32 +718,42 @@
       </w:pPr>
       <w:r>
         <w:rPr>
-          <w:lang w:val="ar_AE" w:bidi="ar_AE"/>
-        </w:rPr>
-      </w:r>
-      <w:r>
-        <w:rPr>
+          <w:rtl/>
+          <w:cs/>
+          <w:lang w:val="ar_AE" w:bidi="ar_AE"/>
+        </w:rPr>
+      </w:r>
+      <w:r>
+        <w:rPr>
+          <w:rtl/>
+          <w:cs/>
           <w:lang w:val="ar_AE" w:bidi="ar_AE"/>
         </w:rPr>
         <w:t>يقول يوحَنَّا إن شخصًا مثل هذا كاذب ولا يمارس قول الحق.</w:t>
       </w:r>
       <w:r>
         <w:rPr>
-          <w:lang w:val="ar_AE" w:bidi="ar_AE"/>
-        </w:rPr>
-      </w:r>
-      <w:r>
-        <w:rPr>
-          <w:lang w:val="ar_AE" w:bidi="ar_AE"/>
-        </w:rPr>
-      </w:r>
-    </w:p>
-    <w:p>
-      <w:pPr>
-        <w:bidi/>
-      </w:pPr>
-      <w:r>
-        <w:rPr>
+          <w:rtl/>
+          <w:cs/>
+          <w:lang w:val="ar_AE" w:bidi="ar_AE"/>
+        </w:rPr>
+      </w:r>
+      <w:r>
+        <w:rPr>
+          <w:rtl/>
+          <w:cs/>
+          <w:lang w:val="ar_AE" w:bidi="ar_AE"/>
+        </w:rPr>
+      </w:r>
+    </w:p>
+    <w:p>
+      <w:pPr>
+        <w:bidi/>
+      </w:pPr>
+      <w:r>
+        <w:rPr>
+          <w:rtl/>
+          <w:cs/>
           <w:lang w:val="ar_AE" w:bidi="ar_AE"/>
         </w:rPr>
       </w:r>
@@ -617,28 +765,36 @@
       </w:pPr>
       <w:r>
         <w:rPr>
+          <w:rtl/>
+          <w:cs/>
           <w:lang w:val="ar_AE" w:bidi="ar_AE"/>
         </w:rPr>
         <w:t>١ يوحنا ١: ٧</w:t>
       </w:r>
       <w:r>
         <w:rPr>
-          <w:lang w:val="ar_AE" w:bidi="ar_AE"/>
-        </w:rPr>
-      </w:r>
-    </w:p>
-    <w:p>
-      <w:pPr>
-        <w:bidi/>
-      </w:pPr>
-      <w:r>
-        <w:rPr>
+          <w:rtl/>
+          <w:cs/>
+          <w:lang w:val="ar_AE" w:bidi="ar_AE"/>
+        </w:rPr>
+      </w:r>
+    </w:p>
+    <w:p>
+      <w:pPr>
+        <w:bidi/>
+      </w:pPr>
+      <w:r>
+        <w:rPr>
+          <w:rtl/>
+          <w:cs/>
           <w:lang w:val="ar_AE" w:bidi="ar_AE"/>
         </w:rPr>
       </w:r>
       <w:r>
         <w:rPr>
           <w:b/>
+          <w:rtl/>
+          <w:cs/>
           <w:lang w:val="ar_AE" w:bidi="ar_AE"/>
         </w:rPr>
         <w:t>ما الذي يُطهر كل خطايا الذين يسيرون في النور؟</w:t>
@@ -650,32 +806,42 @@
       </w:pPr>
       <w:r>
         <w:rPr>
-          <w:lang w:val="ar_AE" w:bidi="ar_AE"/>
-        </w:rPr>
-      </w:r>
-      <w:r>
-        <w:rPr>
+          <w:rtl/>
+          <w:cs/>
+          <w:lang w:val="ar_AE" w:bidi="ar_AE"/>
+        </w:rPr>
+      </w:r>
+      <w:r>
+        <w:rPr>
+          <w:rtl/>
+          <w:cs/>
           <w:lang w:val="ar_AE" w:bidi="ar_AE"/>
         </w:rPr>
         <w:t>دَم يَسوع يُطهِّرهم من كل خطيئة.</w:t>
       </w:r>
       <w:r>
         <w:rPr>
-          <w:lang w:val="ar_AE" w:bidi="ar_AE"/>
-        </w:rPr>
-      </w:r>
-      <w:r>
-        <w:rPr>
-          <w:lang w:val="ar_AE" w:bidi="ar_AE"/>
-        </w:rPr>
-      </w:r>
-    </w:p>
-    <w:p>
-      <w:pPr>
-        <w:bidi/>
-      </w:pPr>
-      <w:r>
-        <w:rPr>
+          <w:rtl/>
+          <w:cs/>
+          <w:lang w:val="ar_AE" w:bidi="ar_AE"/>
+        </w:rPr>
+      </w:r>
+      <w:r>
+        <w:rPr>
+          <w:rtl/>
+          <w:cs/>
+          <w:lang w:val="ar_AE" w:bidi="ar_AE"/>
+        </w:rPr>
+      </w:r>
+    </w:p>
+    <w:p>
+      <w:pPr>
+        <w:bidi/>
+      </w:pPr>
+      <w:r>
+        <w:rPr>
+          <w:rtl/>
+          <w:cs/>
           <w:lang w:val="ar_AE" w:bidi="ar_AE"/>
         </w:rPr>
       </w:r>
@@ -687,28 +853,36 @@
       </w:pPr>
       <w:r>
         <w:rPr>
+          <w:rtl/>
+          <w:cs/>
           <w:lang w:val="ar_AE" w:bidi="ar_AE"/>
         </w:rPr>
         <w:t>١ يوحَنَّا ١: ٨</w:t>
       </w:r>
       <w:r>
         <w:rPr>
-          <w:lang w:val="ar_AE" w:bidi="ar_AE"/>
-        </w:rPr>
-      </w:r>
-    </w:p>
-    <w:p>
-      <w:pPr>
-        <w:bidi/>
-      </w:pPr>
-      <w:r>
-        <w:rPr>
+          <w:rtl/>
+          <w:cs/>
+          <w:lang w:val="ar_AE" w:bidi="ar_AE"/>
+        </w:rPr>
+      </w:r>
+    </w:p>
+    <w:p>
+      <w:pPr>
+        <w:bidi/>
+      </w:pPr>
+      <w:r>
+        <w:rPr>
+          <w:rtl/>
+          <w:cs/>
           <w:lang w:val="ar_AE" w:bidi="ar_AE"/>
         </w:rPr>
       </w:r>
       <w:r>
         <w:rPr>
           <w:b/>
+          <w:rtl/>
+          <w:cs/>
           <w:lang w:val="ar_AE" w:bidi="ar_AE"/>
         </w:rPr>
         <w:t>ماذا نفعل لأنفسنا إذا قلنا أنه ليس لدينا خطيئة؟</w:t>
@@ -720,32 +894,42 @@
       </w:pPr>
       <w:r>
         <w:rPr>
-          <w:lang w:val="ar_AE" w:bidi="ar_AE"/>
-        </w:rPr>
-      </w:r>
-      <w:r>
-        <w:rPr>
+          <w:rtl/>
+          <w:cs/>
+          <w:lang w:val="ar_AE" w:bidi="ar_AE"/>
+        </w:rPr>
+      </w:r>
+      <w:r>
+        <w:rPr>
+          <w:rtl/>
+          <w:cs/>
           <w:lang w:val="ar_AE" w:bidi="ar_AE"/>
         </w:rPr>
         <w:t>إذا قلنا إنه ليس لدينا خطيئة، فإننا نخدع أنفسنا وليس الحق فينا.</w:t>
       </w:r>
       <w:r>
         <w:rPr>
-          <w:lang w:val="ar_AE" w:bidi="ar_AE"/>
-        </w:rPr>
-      </w:r>
-      <w:r>
-        <w:rPr>
-          <w:lang w:val="ar_AE" w:bidi="ar_AE"/>
-        </w:rPr>
-      </w:r>
-    </w:p>
-    <w:p>
-      <w:pPr>
-        <w:bidi/>
-      </w:pPr>
-      <w:r>
-        <w:rPr>
+          <w:rtl/>
+          <w:cs/>
+          <w:lang w:val="ar_AE" w:bidi="ar_AE"/>
+        </w:rPr>
+      </w:r>
+      <w:r>
+        <w:rPr>
+          <w:rtl/>
+          <w:cs/>
+          <w:lang w:val="ar_AE" w:bidi="ar_AE"/>
+        </w:rPr>
+      </w:r>
+    </w:p>
+    <w:p>
+      <w:pPr>
+        <w:bidi/>
+      </w:pPr>
+      <w:r>
+        <w:rPr>
+          <w:rtl/>
+          <w:cs/>
           <w:lang w:val="ar_AE" w:bidi="ar_AE"/>
         </w:rPr>
       </w:r>
@@ -757,28 +941,36 @@
       </w:pPr>
       <w:r>
         <w:rPr>
+          <w:rtl/>
+          <w:cs/>
           <w:lang w:val="ar_AE" w:bidi="ar_AE"/>
         </w:rPr>
         <w:t>١ يوحَنَّا ١: ٩</w:t>
       </w:r>
       <w:r>
         <w:rPr>
-          <w:lang w:val="ar_AE" w:bidi="ar_AE"/>
-        </w:rPr>
-      </w:r>
-    </w:p>
-    <w:p>
-      <w:pPr>
-        <w:bidi/>
-      </w:pPr>
-      <w:r>
-        <w:rPr>
+          <w:rtl/>
+          <w:cs/>
+          <w:lang w:val="ar_AE" w:bidi="ar_AE"/>
+        </w:rPr>
+      </w:r>
+    </w:p>
+    <w:p>
+      <w:pPr>
+        <w:bidi/>
+      </w:pPr>
+      <w:r>
+        <w:rPr>
+          <w:rtl/>
+          <w:cs/>
           <w:lang w:val="ar_AE" w:bidi="ar_AE"/>
         </w:rPr>
       </w:r>
       <w:r>
         <w:rPr>
           <w:b/>
+          <w:rtl/>
+          <w:cs/>
           <w:lang w:val="ar_AE" w:bidi="ar_AE"/>
         </w:rPr>
         <w:t>ماذا سيفعل ٱلله لأولئك الذين يعترفون بخطاياهم؟</w:t>
@@ -790,32 +982,42 @@
       </w:pPr>
       <w:r>
         <w:rPr>
-          <w:lang w:val="ar_AE" w:bidi="ar_AE"/>
-        </w:rPr>
-      </w:r>
-      <w:r>
-        <w:rPr>
+          <w:rtl/>
+          <w:cs/>
+          <w:lang w:val="ar_AE" w:bidi="ar_AE"/>
+        </w:rPr>
+      </w:r>
+      <w:r>
+        <w:rPr>
+          <w:rtl/>
+          <w:cs/>
           <w:lang w:val="ar_AE" w:bidi="ar_AE"/>
         </w:rPr>
         <w:t>لأولئك الذين يعترفون بخطاياهم، سيغفر ٱلله لهم خطاياهم ويطهرهم من كل إثم.</w:t>
       </w:r>
       <w:r>
         <w:rPr>
-          <w:lang w:val="ar_AE" w:bidi="ar_AE"/>
-        </w:rPr>
-      </w:r>
-      <w:r>
-        <w:rPr>
-          <w:lang w:val="ar_AE" w:bidi="ar_AE"/>
-        </w:rPr>
-      </w:r>
-    </w:p>
-    <w:p>
-      <w:pPr>
-        <w:bidi/>
-      </w:pPr>
-      <w:r>
-        <w:rPr>
+          <w:rtl/>
+          <w:cs/>
+          <w:lang w:val="ar_AE" w:bidi="ar_AE"/>
+        </w:rPr>
+      </w:r>
+      <w:r>
+        <w:rPr>
+          <w:rtl/>
+          <w:cs/>
+          <w:lang w:val="ar_AE" w:bidi="ar_AE"/>
+        </w:rPr>
+      </w:r>
+    </w:p>
+    <w:p>
+      <w:pPr>
+        <w:bidi/>
+      </w:pPr>
+      <w:r>
+        <w:rPr>
+          <w:rtl/>
+          <w:cs/>
           <w:lang w:val="ar_AE" w:bidi="ar_AE"/>
         </w:rPr>
       </w:r>
@@ -827,28 +1029,36 @@
       </w:pPr>
       <w:r>
         <w:rPr>
+          <w:rtl/>
+          <w:cs/>
           <w:lang w:val="ar_AE" w:bidi="ar_AE"/>
         </w:rPr>
         <w:t>١ يوحَنَّا ٢:٢</w:t>
       </w:r>
       <w:r>
         <w:rPr>
-          <w:lang w:val="ar_AE" w:bidi="ar_AE"/>
-        </w:rPr>
-      </w:r>
-    </w:p>
-    <w:p>
-      <w:pPr>
-        <w:bidi/>
-      </w:pPr>
-      <w:r>
-        <w:rPr>
+          <w:rtl/>
+          <w:cs/>
+          <w:lang w:val="ar_AE" w:bidi="ar_AE"/>
+        </w:rPr>
+      </w:r>
+    </w:p>
+    <w:p>
+      <w:pPr>
+        <w:bidi/>
+      </w:pPr>
+      <w:r>
+        <w:rPr>
+          <w:rtl/>
+          <w:cs/>
           <w:lang w:val="ar_AE" w:bidi="ar_AE"/>
         </w:rPr>
       </w:r>
       <w:r>
         <w:rPr>
           <w:b/>
+          <w:rtl/>
+          <w:cs/>
           <w:lang w:val="ar_AE" w:bidi="ar_AE"/>
         </w:rPr>
         <w:t>لمَن يكون يَسوع ٱلْمَسِيحِ كفَّارة عن خطاياهم؟</w:t>
@@ -860,32 +1070,42 @@
       </w:pPr>
       <w:r>
         <w:rPr>
-          <w:lang w:val="ar_AE" w:bidi="ar_AE"/>
-        </w:rPr>
-      </w:r>
-      <w:r>
-        <w:rPr>
+          <w:rtl/>
+          <w:cs/>
+          <w:lang w:val="ar_AE" w:bidi="ar_AE"/>
+        </w:rPr>
+      </w:r>
+      <w:r>
+        <w:rPr>
+          <w:rtl/>
+          <w:cs/>
           <w:lang w:val="ar_AE" w:bidi="ar_AE"/>
         </w:rPr>
         <w:t>يَسوع ٱلْمَسِيحِ هو الكفَّارة عن خطايا العالَم كله.</w:t>
       </w:r>
       <w:r>
         <w:rPr>
-          <w:lang w:val="ar_AE" w:bidi="ar_AE"/>
-        </w:rPr>
-      </w:r>
-      <w:r>
-        <w:rPr>
-          <w:lang w:val="ar_AE" w:bidi="ar_AE"/>
-        </w:rPr>
-      </w:r>
-    </w:p>
-    <w:p>
-      <w:pPr>
-        <w:bidi/>
-      </w:pPr>
-      <w:r>
-        <w:rPr>
+          <w:rtl/>
+          <w:cs/>
+          <w:lang w:val="ar_AE" w:bidi="ar_AE"/>
+        </w:rPr>
+      </w:r>
+      <w:r>
+        <w:rPr>
+          <w:rtl/>
+          <w:cs/>
+          <w:lang w:val="ar_AE" w:bidi="ar_AE"/>
+        </w:rPr>
+      </w:r>
+    </w:p>
+    <w:p>
+      <w:pPr>
+        <w:bidi/>
+      </w:pPr>
+      <w:r>
+        <w:rPr>
+          <w:rtl/>
+          <w:cs/>
           <w:lang w:val="ar_AE" w:bidi="ar_AE"/>
         </w:rPr>
       </w:r>
@@ -897,28 +1117,36 @@
       </w:pPr>
       <w:r>
         <w:rPr>
+          <w:rtl/>
+          <w:cs/>
           <w:lang w:val="ar_AE" w:bidi="ar_AE"/>
         </w:rPr>
         <w:t>١ يوحَنَّا ٢: ٣</w:t>
       </w:r>
       <w:r>
         <w:rPr>
-          <w:lang w:val="ar_AE" w:bidi="ar_AE"/>
-        </w:rPr>
-      </w:r>
-    </w:p>
-    <w:p>
-      <w:pPr>
-        <w:bidi/>
-      </w:pPr>
-      <w:r>
-        <w:rPr>
+          <w:rtl/>
+          <w:cs/>
+          <w:lang w:val="ar_AE" w:bidi="ar_AE"/>
+        </w:rPr>
+      </w:r>
+    </w:p>
+    <w:p>
+      <w:pPr>
+        <w:bidi/>
+      </w:pPr>
+      <w:r>
+        <w:rPr>
+          <w:rtl/>
+          <w:cs/>
           <w:lang w:val="ar_AE" w:bidi="ar_AE"/>
         </w:rPr>
       </w:r>
       <w:r>
         <w:rPr>
           <w:b/>
+          <w:rtl/>
+          <w:cs/>
           <w:lang w:val="ar_AE" w:bidi="ar_AE"/>
         </w:rPr>
         <w:t>كيف نعرف أننا قد عرفنا يَسوع ٱلْمَسِيحِ؟</w:t>
@@ -930,32 +1158,42 @@
       </w:pPr>
       <w:r>
         <w:rPr>
-          <w:lang w:val="ar_AE" w:bidi="ar_AE"/>
-        </w:rPr>
-      </w:r>
-      <w:r>
-        <w:rPr>
+          <w:rtl/>
+          <w:cs/>
+          <w:lang w:val="ar_AE" w:bidi="ar_AE"/>
+        </w:rPr>
+      </w:r>
+      <w:r>
+        <w:rPr>
+          <w:rtl/>
+          <w:cs/>
           <w:lang w:val="ar_AE" w:bidi="ar_AE"/>
         </w:rPr>
         <w:t>نحن نعلم أننا نعرفه إنْ كنا نحفظ وصاياه.</w:t>
       </w:r>
       <w:r>
         <w:rPr>
-          <w:lang w:val="ar_AE" w:bidi="ar_AE"/>
-        </w:rPr>
-      </w:r>
-      <w:r>
-        <w:rPr>
-          <w:lang w:val="ar_AE" w:bidi="ar_AE"/>
-        </w:rPr>
-      </w:r>
-    </w:p>
-    <w:p>
-      <w:pPr>
-        <w:bidi/>
-      </w:pPr>
-      <w:r>
-        <w:rPr>
+          <w:rtl/>
+          <w:cs/>
+          <w:lang w:val="ar_AE" w:bidi="ar_AE"/>
+        </w:rPr>
+      </w:r>
+      <w:r>
+        <w:rPr>
+          <w:rtl/>
+          <w:cs/>
+          <w:lang w:val="ar_AE" w:bidi="ar_AE"/>
+        </w:rPr>
+      </w:r>
+    </w:p>
+    <w:p>
+      <w:pPr>
+        <w:bidi/>
+      </w:pPr>
+      <w:r>
+        <w:rPr>
+          <w:rtl/>
+          <w:cs/>
           <w:lang w:val="ar_AE" w:bidi="ar_AE"/>
         </w:rPr>
       </w:r>
@@ -967,28 +1205,36 @@
       </w:pPr>
       <w:r>
         <w:rPr>
+          <w:rtl/>
+          <w:cs/>
           <w:lang w:val="ar_AE" w:bidi="ar_AE"/>
         </w:rPr>
         <w:t>١ يوحَنَّا ٢: ٤</w:t>
       </w:r>
       <w:r>
         <w:rPr>
-          <w:lang w:val="ar_AE" w:bidi="ar_AE"/>
-        </w:rPr>
-      </w:r>
-    </w:p>
-    <w:p>
-      <w:pPr>
-        <w:bidi/>
-      </w:pPr>
-      <w:r>
-        <w:rPr>
+          <w:rtl/>
+          <w:cs/>
+          <w:lang w:val="ar_AE" w:bidi="ar_AE"/>
+        </w:rPr>
+      </w:r>
+    </w:p>
+    <w:p>
+      <w:pPr>
+        <w:bidi/>
+      </w:pPr>
+      <w:r>
+        <w:rPr>
+          <w:rtl/>
+          <w:cs/>
           <w:lang w:val="ar_AE" w:bidi="ar_AE"/>
         </w:rPr>
       </w:r>
       <w:r>
         <w:rPr>
           <w:b/>
+          <w:rtl/>
+          <w:cs/>
           <w:lang w:val="ar_AE" w:bidi="ar_AE"/>
         </w:rPr>
         <w:t>ما نوع الشخص الذي يقول إنه يعرف ٱللهِ، ولكنه لا يحفظ وصاياه؟</w:t>
@@ -1000,32 +1246,42 @@
       </w:pPr>
       <w:r>
         <w:rPr>
-          <w:lang w:val="ar_AE" w:bidi="ar_AE"/>
-        </w:rPr>
-      </w:r>
-      <w:r>
-        <w:rPr>
+          <w:rtl/>
+          <w:cs/>
+          <w:lang w:val="ar_AE" w:bidi="ar_AE"/>
+        </w:rPr>
+      </w:r>
+      <w:r>
+        <w:rPr>
+          <w:rtl/>
+          <w:cs/>
           <w:lang w:val="ar_AE" w:bidi="ar_AE"/>
         </w:rPr>
         <w:t>الشخص الذي يقول إنه يعرف ٱلله، لكنه لا يحفظ وصايا ٱللهِ هو شخص كاذِب.</w:t>
       </w:r>
       <w:r>
         <w:rPr>
-          <w:lang w:val="ar_AE" w:bidi="ar_AE"/>
-        </w:rPr>
-      </w:r>
-      <w:r>
-        <w:rPr>
-          <w:lang w:val="ar_AE" w:bidi="ar_AE"/>
-        </w:rPr>
-      </w:r>
-    </w:p>
-    <w:p>
-      <w:pPr>
-        <w:bidi/>
-      </w:pPr>
-      <w:r>
-        <w:rPr>
+          <w:rtl/>
+          <w:cs/>
+          <w:lang w:val="ar_AE" w:bidi="ar_AE"/>
+        </w:rPr>
+      </w:r>
+      <w:r>
+        <w:rPr>
+          <w:rtl/>
+          <w:cs/>
+          <w:lang w:val="ar_AE" w:bidi="ar_AE"/>
+        </w:rPr>
+      </w:r>
+    </w:p>
+    <w:p>
+      <w:pPr>
+        <w:bidi/>
+      </w:pPr>
+      <w:r>
+        <w:rPr>
+          <w:rtl/>
+          <w:cs/>
           <w:lang w:val="ar_AE" w:bidi="ar_AE"/>
         </w:rPr>
       </w:r>
@@ -1037,28 +1293,36 @@
       </w:pPr>
       <w:r>
         <w:rPr>
+          <w:rtl/>
+          <w:cs/>
           <w:lang w:val="ar_AE" w:bidi="ar_AE"/>
         </w:rPr>
         <w:t>١ يوحَنَّا ٢: ٦</w:t>
       </w:r>
       <w:r>
         <w:rPr>
-          <w:lang w:val="ar_AE" w:bidi="ar_AE"/>
-        </w:rPr>
-      </w:r>
-    </w:p>
-    <w:p>
-      <w:pPr>
-        <w:bidi/>
-      </w:pPr>
-      <w:r>
-        <w:rPr>
+          <w:rtl/>
+          <w:cs/>
+          <w:lang w:val="ar_AE" w:bidi="ar_AE"/>
+        </w:rPr>
+      </w:r>
+    </w:p>
+    <w:p>
+      <w:pPr>
+        <w:bidi/>
+      </w:pPr>
+      <w:r>
+        <w:rPr>
+          <w:rtl/>
+          <w:cs/>
           <w:lang w:val="ar_AE" w:bidi="ar_AE"/>
         </w:rPr>
       </w:r>
       <w:r>
         <w:rPr>
           <w:b/>
+          <w:rtl/>
+          <w:cs/>
           <w:lang w:val="ar_AE" w:bidi="ar_AE"/>
         </w:rPr>
         <w:t>كيف يجب أن يسلك الشخص إذا قال إنه ثابِت في ٱلْمَسِيحِ؟</w:t>
@@ -1070,32 +1334,42 @@
       </w:pPr>
       <w:r>
         <w:rPr>
-          <w:lang w:val="ar_AE" w:bidi="ar_AE"/>
-        </w:rPr>
-      </w:r>
-      <w:r>
-        <w:rPr>
+          <w:rtl/>
+          <w:cs/>
+          <w:lang w:val="ar_AE" w:bidi="ar_AE"/>
+        </w:rPr>
+      </w:r>
+      <w:r>
+        <w:rPr>
+          <w:rtl/>
+          <w:cs/>
           <w:lang w:val="ar_AE" w:bidi="ar_AE"/>
         </w:rPr>
         <w:t>يجب أن يسلك كما سلكَ يَسوع ٱلْمَسِيحِ.</w:t>
       </w:r>
       <w:r>
         <w:rPr>
-          <w:lang w:val="ar_AE" w:bidi="ar_AE"/>
-        </w:rPr>
-      </w:r>
-      <w:r>
-        <w:rPr>
-          <w:lang w:val="ar_AE" w:bidi="ar_AE"/>
-        </w:rPr>
-      </w:r>
-    </w:p>
-    <w:p>
-      <w:pPr>
-        <w:bidi/>
-      </w:pPr>
-      <w:r>
-        <w:rPr>
+          <w:rtl/>
+          <w:cs/>
+          <w:lang w:val="ar_AE" w:bidi="ar_AE"/>
+        </w:rPr>
+      </w:r>
+      <w:r>
+        <w:rPr>
+          <w:rtl/>
+          <w:cs/>
+          <w:lang w:val="ar_AE" w:bidi="ar_AE"/>
+        </w:rPr>
+      </w:r>
+    </w:p>
+    <w:p>
+      <w:pPr>
+        <w:bidi/>
+      </w:pPr>
+      <w:r>
+        <w:rPr>
+          <w:rtl/>
+          <w:cs/>
           <w:lang w:val="ar_AE" w:bidi="ar_AE"/>
         </w:rPr>
       </w:r>
@@ -1107,28 +1381,36 @@
       </w:pPr>
       <w:r>
         <w:rPr>
+          <w:rtl/>
+          <w:cs/>
           <w:lang w:val="ar_AE" w:bidi="ar_AE"/>
         </w:rPr>
         <w:t>١ يوحَنَّا ٢: ٩</w:t>
       </w:r>
       <w:r>
         <w:rPr>
-          <w:lang w:val="ar_AE" w:bidi="ar_AE"/>
-        </w:rPr>
-      </w:r>
-    </w:p>
-    <w:p>
-      <w:pPr>
-        <w:bidi/>
-      </w:pPr>
-      <w:r>
-        <w:rPr>
+          <w:rtl/>
+          <w:cs/>
+          <w:lang w:val="ar_AE" w:bidi="ar_AE"/>
+        </w:rPr>
+      </w:r>
+    </w:p>
+    <w:p>
+      <w:pPr>
+        <w:bidi/>
+      </w:pPr>
+      <w:r>
+        <w:rPr>
+          <w:rtl/>
+          <w:cs/>
           <w:lang w:val="ar_AE" w:bidi="ar_AE"/>
         </w:rPr>
       </w:r>
       <w:r>
         <w:rPr>
           <w:b/>
+          <w:rtl/>
+          <w:cs/>
           <w:lang w:val="ar_AE" w:bidi="ar_AE"/>
         </w:rPr>
         <w:t>ما الحالة الروحية لشخص يقول إنه في النور، لكنه يكره أخاه؟</w:t>
@@ -1140,32 +1422,42 @@
       </w:pPr>
       <w:r>
         <w:rPr>
-          <w:lang w:val="ar_AE" w:bidi="ar_AE"/>
-        </w:rPr>
-      </w:r>
-      <w:r>
-        <w:rPr>
+          <w:rtl/>
+          <w:cs/>
+          <w:lang w:val="ar_AE" w:bidi="ar_AE"/>
+        </w:rPr>
+      </w:r>
+      <w:r>
+        <w:rPr>
+          <w:rtl/>
+          <w:cs/>
           <w:lang w:val="ar_AE" w:bidi="ar_AE"/>
         </w:rPr>
         <w:t>الشخص الذي يقول إنه في النور، لكنه يكره أخاه، هو في الظلام.</w:t>
       </w:r>
       <w:r>
         <w:rPr>
-          <w:lang w:val="ar_AE" w:bidi="ar_AE"/>
-        </w:rPr>
-      </w:r>
-      <w:r>
-        <w:rPr>
-          <w:lang w:val="ar_AE" w:bidi="ar_AE"/>
-        </w:rPr>
-      </w:r>
-    </w:p>
-    <w:p>
-      <w:pPr>
-        <w:bidi/>
-      </w:pPr>
-      <w:r>
-        <w:rPr>
+          <w:rtl/>
+          <w:cs/>
+          <w:lang w:val="ar_AE" w:bidi="ar_AE"/>
+        </w:rPr>
+      </w:r>
+      <w:r>
+        <w:rPr>
+          <w:rtl/>
+          <w:cs/>
+          <w:lang w:val="ar_AE" w:bidi="ar_AE"/>
+        </w:rPr>
+      </w:r>
+    </w:p>
+    <w:p>
+      <w:pPr>
+        <w:bidi/>
+      </w:pPr>
+      <w:r>
+        <w:rPr>
+          <w:rtl/>
+          <w:cs/>
           <w:lang w:val="ar_AE" w:bidi="ar_AE"/>
         </w:rPr>
       </w:r>
@@ -1177,28 +1469,36 @@
       </w:pPr>
       <w:r>
         <w:rPr>
+          <w:rtl/>
+          <w:cs/>
           <w:lang w:val="ar_AE" w:bidi="ar_AE"/>
         </w:rPr>
         <w:t>١ يوحَنَّا ٢: ١١</w:t>
       </w:r>
       <w:r>
         <w:rPr>
-          <w:lang w:val="ar_AE" w:bidi="ar_AE"/>
-        </w:rPr>
-      </w:r>
-    </w:p>
-    <w:p>
-      <w:pPr>
-        <w:bidi/>
-      </w:pPr>
-      <w:r>
-        <w:rPr>
+          <w:rtl/>
+          <w:cs/>
+          <w:lang w:val="ar_AE" w:bidi="ar_AE"/>
+        </w:rPr>
+      </w:r>
+    </w:p>
+    <w:p>
+      <w:pPr>
+        <w:bidi/>
+      </w:pPr>
+      <w:r>
+        <w:rPr>
+          <w:rtl/>
+          <w:cs/>
           <w:lang w:val="ar_AE" w:bidi="ar_AE"/>
         </w:rPr>
       </w:r>
       <w:r>
         <w:rPr>
           <w:b/>
+          <w:rtl/>
+          <w:cs/>
           <w:lang w:val="ar_AE" w:bidi="ar_AE"/>
         </w:rPr>
         <w:t>ما الحالة الروحية لشخص يكره أخاه؟</w:t>
@@ -1210,32 +1510,42 @@
       </w:pPr>
       <w:r>
         <w:rPr>
-          <w:lang w:val="ar_AE" w:bidi="ar_AE"/>
-        </w:rPr>
-      </w:r>
-      <w:r>
-        <w:rPr>
+          <w:rtl/>
+          <w:cs/>
+          <w:lang w:val="ar_AE" w:bidi="ar_AE"/>
+        </w:rPr>
+      </w:r>
+      <w:r>
+        <w:rPr>
+          <w:rtl/>
+          <w:cs/>
           <w:lang w:val="ar_AE" w:bidi="ar_AE"/>
         </w:rPr>
         <w:t>الشخص الذي يكره أخاه يكون في الظلام ويسلك في الظلام.</w:t>
       </w:r>
       <w:r>
         <w:rPr>
-          <w:lang w:val="ar_AE" w:bidi="ar_AE"/>
-        </w:rPr>
-      </w:r>
-      <w:r>
-        <w:rPr>
-          <w:lang w:val="ar_AE" w:bidi="ar_AE"/>
-        </w:rPr>
-      </w:r>
-    </w:p>
-    <w:p>
-      <w:pPr>
-        <w:bidi/>
-      </w:pPr>
-      <w:r>
-        <w:rPr>
+          <w:rtl/>
+          <w:cs/>
+          <w:lang w:val="ar_AE" w:bidi="ar_AE"/>
+        </w:rPr>
+      </w:r>
+      <w:r>
+        <w:rPr>
+          <w:rtl/>
+          <w:cs/>
+          <w:lang w:val="ar_AE" w:bidi="ar_AE"/>
+        </w:rPr>
+      </w:r>
+    </w:p>
+    <w:p>
+      <w:pPr>
+        <w:bidi/>
+      </w:pPr>
+      <w:r>
+        <w:rPr>
+          <w:rtl/>
+          <w:cs/>
           <w:lang w:val="ar_AE" w:bidi="ar_AE"/>
         </w:rPr>
       </w:r>
@@ -1247,28 +1557,36 @@
       </w:pPr>
       <w:r>
         <w:rPr>
+          <w:rtl/>
+          <w:cs/>
           <w:lang w:val="ar_AE" w:bidi="ar_AE"/>
         </w:rPr>
         <w:t>١ يوحَنَّا ٢: ١٢</w:t>
       </w:r>
       <w:r>
         <w:rPr>
-          <w:lang w:val="ar_AE" w:bidi="ar_AE"/>
-        </w:rPr>
-      </w:r>
-    </w:p>
-    <w:p>
-      <w:pPr>
-        <w:bidi/>
-      </w:pPr>
-      <w:r>
-        <w:rPr>
+          <w:rtl/>
+          <w:cs/>
+          <w:lang w:val="ar_AE" w:bidi="ar_AE"/>
+        </w:rPr>
+      </w:r>
+    </w:p>
+    <w:p>
+      <w:pPr>
+        <w:bidi/>
+      </w:pPr>
+      <w:r>
+        <w:rPr>
+          <w:rtl/>
+          <w:cs/>
           <w:lang w:val="ar_AE" w:bidi="ar_AE"/>
         </w:rPr>
       </w:r>
       <w:r>
         <w:rPr>
           <w:b/>
+          <w:rtl/>
+          <w:cs/>
           <w:lang w:val="ar_AE" w:bidi="ar_AE"/>
         </w:rPr>
         <w:t>لماذا يغفر ٱللهِ خطايا المؤمنين؟</w:t>
@@ -1280,32 +1598,42 @@
       </w:pPr>
       <w:r>
         <w:rPr>
-          <w:lang w:val="ar_AE" w:bidi="ar_AE"/>
-        </w:rPr>
-      </w:r>
-      <w:r>
-        <w:rPr>
+          <w:rtl/>
+          <w:cs/>
+          <w:lang w:val="ar_AE" w:bidi="ar_AE"/>
+        </w:rPr>
+      </w:r>
+      <w:r>
+        <w:rPr>
+          <w:rtl/>
+          <w:cs/>
           <w:lang w:val="ar_AE" w:bidi="ar_AE"/>
         </w:rPr>
         <w:t>يغفر الله خطايا المؤمنين من أجل اسمه.</w:t>
       </w:r>
       <w:r>
         <w:rPr>
-          <w:lang w:val="ar_AE" w:bidi="ar_AE"/>
-        </w:rPr>
-      </w:r>
-      <w:r>
-        <w:rPr>
-          <w:lang w:val="ar_AE" w:bidi="ar_AE"/>
-        </w:rPr>
-      </w:r>
-    </w:p>
-    <w:p>
-      <w:pPr>
-        <w:bidi/>
-      </w:pPr>
-      <w:r>
-        <w:rPr>
+          <w:rtl/>
+          <w:cs/>
+          <w:lang w:val="ar_AE" w:bidi="ar_AE"/>
+        </w:rPr>
+      </w:r>
+      <w:r>
+        <w:rPr>
+          <w:rtl/>
+          <w:cs/>
+          <w:lang w:val="ar_AE" w:bidi="ar_AE"/>
+        </w:rPr>
+      </w:r>
+    </w:p>
+    <w:p>
+      <w:pPr>
+        <w:bidi/>
+      </w:pPr>
+      <w:r>
+        <w:rPr>
+          <w:rtl/>
+          <w:cs/>
           <w:lang w:val="ar_AE" w:bidi="ar_AE"/>
         </w:rPr>
       </w:r>
@@ -1317,28 +1645,36 @@
       </w:pPr>
       <w:r>
         <w:rPr>
+          <w:rtl/>
+          <w:cs/>
           <w:lang w:val="ar_AE" w:bidi="ar_AE"/>
         </w:rPr>
         <w:t>١ يوحنا ٢: ١٥</w:t>
       </w:r>
       <w:r>
         <w:rPr>
-          <w:lang w:val="ar_AE" w:bidi="ar_AE"/>
-        </w:rPr>
-      </w:r>
-    </w:p>
-    <w:p>
-      <w:pPr>
-        <w:bidi/>
-      </w:pPr>
-      <w:r>
-        <w:rPr>
+          <w:rtl/>
+          <w:cs/>
+          <w:lang w:val="ar_AE" w:bidi="ar_AE"/>
+        </w:rPr>
+      </w:r>
+    </w:p>
+    <w:p>
+      <w:pPr>
+        <w:bidi/>
+      </w:pPr>
+      <w:r>
+        <w:rPr>
+          <w:rtl/>
+          <w:cs/>
           <w:lang w:val="ar_AE" w:bidi="ar_AE"/>
         </w:rPr>
       </w:r>
       <w:r>
         <w:rPr>
           <w:b/>
+          <w:rtl/>
+          <w:cs/>
           <w:lang w:val="ar_AE" w:bidi="ar_AE"/>
         </w:rPr>
         <w:t>كيف يجب أن يكون موقف المؤمن تجاه أمور العالم؟</w:t>
@@ -1350,32 +1686,42 @@
       </w:pPr>
       <w:r>
         <w:rPr>
-          <w:lang w:val="ar_AE" w:bidi="ar_AE"/>
-        </w:rPr>
-      </w:r>
-      <w:r>
-        <w:rPr>
+          <w:rtl/>
+          <w:cs/>
+          <w:lang w:val="ar_AE" w:bidi="ar_AE"/>
+        </w:rPr>
+      </w:r>
+      <w:r>
+        <w:rPr>
+          <w:rtl/>
+          <w:cs/>
           <w:lang w:val="ar_AE" w:bidi="ar_AE"/>
         </w:rPr>
         <w:t>يجب ألا يحب المؤمن العالم ولا الأشياء التي في العالم.</w:t>
       </w:r>
       <w:r>
         <w:rPr>
-          <w:lang w:val="ar_AE" w:bidi="ar_AE"/>
-        </w:rPr>
-      </w:r>
-      <w:r>
-        <w:rPr>
-          <w:lang w:val="ar_AE" w:bidi="ar_AE"/>
-        </w:rPr>
-      </w:r>
-    </w:p>
-    <w:p>
-      <w:pPr>
-        <w:bidi/>
-      </w:pPr>
-      <w:r>
-        <w:rPr>
+          <w:rtl/>
+          <w:cs/>
+          <w:lang w:val="ar_AE" w:bidi="ar_AE"/>
+        </w:rPr>
+      </w:r>
+      <w:r>
+        <w:rPr>
+          <w:rtl/>
+          <w:cs/>
+          <w:lang w:val="ar_AE" w:bidi="ar_AE"/>
+        </w:rPr>
+      </w:r>
+    </w:p>
+    <w:p>
+      <w:pPr>
+        <w:bidi/>
+      </w:pPr>
+      <w:r>
+        <w:rPr>
+          <w:rtl/>
+          <w:cs/>
           <w:lang w:val="ar_AE" w:bidi="ar_AE"/>
         </w:rPr>
       </w:r>
@@ -1387,28 +1733,36 @@
       </w:pPr>
       <w:r>
         <w:rPr>
+          <w:rtl/>
+          <w:cs/>
           <w:lang w:val="ar_AE" w:bidi="ar_AE"/>
         </w:rPr>
         <w:t>١ يوحَنَّا ٢: ١٦</w:t>
       </w:r>
       <w:r>
         <w:rPr>
-          <w:lang w:val="ar_AE" w:bidi="ar_AE"/>
-        </w:rPr>
-      </w:r>
-    </w:p>
-    <w:p>
-      <w:pPr>
-        <w:bidi/>
-      </w:pPr>
-      <w:r>
-        <w:rPr>
+          <w:rtl/>
+          <w:cs/>
+          <w:lang w:val="ar_AE" w:bidi="ar_AE"/>
+        </w:rPr>
+      </w:r>
+    </w:p>
+    <w:p>
+      <w:pPr>
+        <w:bidi/>
+      </w:pPr>
+      <w:r>
+        <w:rPr>
+          <w:rtl/>
+          <w:cs/>
           <w:lang w:val="ar_AE" w:bidi="ar_AE"/>
         </w:rPr>
       </w:r>
       <w:r>
         <w:rPr>
           <w:b/>
+          <w:rtl/>
+          <w:cs/>
           <w:lang w:val="ar_AE" w:bidi="ar_AE"/>
         </w:rPr>
         <w:t>ما الثلاثة أشياء التي تأتي من العالم بدلًا من ٱلْآبِ؟</w:t>
@@ -1420,32 +1774,42 @@
       </w:pPr>
       <w:r>
         <w:rPr>
-          <w:lang w:val="ar_AE" w:bidi="ar_AE"/>
-        </w:rPr>
-      </w:r>
-      <w:r>
-        <w:rPr>
+          <w:rtl/>
+          <w:cs/>
+          <w:lang w:val="ar_AE" w:bidi="ar_AE"/>
+        </w:rPr>
+      </w:r>
+      <w:r>
+        <w:rPr>
+          <w:rtl/>
+          <w:cs/>
           <w:lang w:val="ar_AE" w:bidi="ar_AE"/>
         </w:rPr>
         <w:t>شهوة الجسد، شهوة العيون، والمجد الباطِل هي مِن العالَم وليست من ٱلْآبِ.</w:t>
       </w:r>
       <w:r>
         <w:rPr>
-          <w:lang w:val="ar_AE" w:bidi="ar_AE"/>
-        </w:rPr>
-      </w:r>
-      <w:r>
-        <w:rPr>
-          <w:lang w:val="ar_AE" w:bidi="ar_AE"/>
-        </w:rPr>
-      </w:r>
-    </w:p>
-    <w:p>
-      <w:pPr>
-        <w:bidi/>
-      </w:pPr>
-      <w:r>
-        <w:rPr>
+          <w:rtl/>
+          <w:cs/>
+          <w:lang w:val="ar_AE" w:bidi="ar_AE"/>
+        </w:rPr>
+      </w:r>
+      <w:r>
+        <w:rPr>
+          <w:rtl/>
+          <w:cs/>
+          <w:lang w:val="ar_AE" w:bidi="ar_AE"/>
+        </w:rPr>
+      </w:r>
+    </w:p>
+    <w:p>
+      <w:pPr>
+        <w:bidi/>
+      </w:pPr>
+      <w:r>
+        <w:rPr>
+          <w:rtl/>
+          <w:cs/>
           <w:lang w:val="ar_AE" w:bidi="ar_AE"/>
         </w:rPr>
       </w:r>
@@ -1457,28 +1821,36 @@
       </w:pPr>
       <w:r>
         <w:rPr>
+          <w:rtl/>
+          <w:cs/>
           <w:lang w:val="ar_AE" w:bidi="ar_AE"/>
         </w:rPr>
         <w:t>١ يوحنا ٢: ١٨</w:t>
       </w:r>
       <w:r>
         <w:rPr>
-          <w:lang w:val="ar_AE" w:bidi="ar_AE"/>
-        </w:rPr>
-      </w:r>
-    </w:p>
-    <w:p>
-      <w:pPr>
-        <w:bidi/>
-      </w:pPr>
-      <w:r>
-        <w:rPr>
+          <w:rtl/>
+          <w:cs/>
+          <w:lang w:val="ar_AE" w:bidi="ar_AE"/>
+        </w:rPr>
+      </w:r>
+    </w:p>
+    <w:p>
+      <w:pPr>
+        <w:bidi/>
+      </w:pPr>
+      <w:r>
+        <w:rPr>
+          <w:rtl/>
+          <w:cs/>
           <w:lang w:val="ar_AE" w:bidi="ar_AE"/>
         </w:rPr>
       </w:r>
       <w:r>
         <w:rPr>
           <w:b/>
+          <w:rtl/>
+          <w:cs/>
           <w:lang w:val="ar_AE" w:bidi="ar_AE"/>
         </w:rPr>
         <w:t>ماذا نعرف عن المسيح الدجَّال (ضِد المسيح)؟</w:t>
@@ -1490,32 +1862,42 @@
       </w:pPr>
       <w:r>
         <w:rPr>
-          <w:lang w:val="ar_AE" w:bidi="ar_AE"/>
-        </w:rPr>
-      </w:r>
-      <w:r>
-        <w:rPr>
+          <w:rtl/>
+          <w:cs/>
+          <w:lang w:val="ar_AE" w:bidi="ar_AE"/>
+        </w:rPr>
+      </w:r>
+      <w:r>
+        <w:rPr>
+          <w:rtl/>
+          <w:cs/>
           <w:lang w:val="ar_AE" w:bidi="ar_AE"/>
         </w:rPr>
         <w:t>نعرف أنه قادم.</w:t>
       </w:r>
       <w:r>
         <w:rPr>
-          <w:lang w:val="ar_AE" w:bidi="ar_AE"/>
-        </w:rPr>
-      </w:r>
-      <w:r>
-        <w:rPr>
-          <w:lang w:val="ar_AE" w:bidi="ar_AE"/>
-        </w:rPr>
-      </w:r>
-    </w:p>
-    <w:p>
-      <w:pPr>
-        <w:bidi/>
-      </w:pPr>
-      <w:r>
-        <w:rPr>
+          <w:rtl/>
+          <w:cs/>
+          <w:lang w:val="ar_AE" w:bidi="ar_AE"/>
+        </w:rPr>
+      </w:r>
+      <w:r>
+        <w:rPr>
+          <w:rtl/>
+          <w:cs/>
+          <w:lang w:val="ar_AE" w:bidi="ar_AE"/>
+        </w:rPr>
+      </w:r>
+    </w:p>
+    <w:p>
+      <w:pPr>
+        <w:bidi/>
+      </w:pPr>
+      <w:r>
+        <w:rPr>
+          <w:rtl/>
+          <w:cs/>
           <w:lang w:val="ar_AE" w:bidi="ar_AE"/>
         </w:rPr>
       </w:r>
@@ -1527,28 +1909,36 @@
       </w:pPr>
       <w:r>
         <w:rPr>
+          <w:rtl/>
+          <w:cs/>
           <w:lang w:val="ar_AE" w:bidi="ar_AE"/>
         </w:rPr>
         <w:t>١ يوحَنَّا ٢: ١٨ (#٢)</w:t>
       </w:r>
       <w:r>
         <w:rPr>
-          <w:lang w:val="ar_AE" w:bidi="ar_AE"/>
-        </w:rPr>
-      </w:r>
-    </w:p>
-    <w:p>
-      <w:pPr>
-        <w:bidi/>
-      </w:pPr>
-      <w:r>
-        <w:rPr>
+          <w:rtl/>
+          <w:cs/>
+          <w:lang w:val="ar_AE" w:bidi="ar_AE"/>
+        </w:rPr>
+      </w:r>
+    </w:p>
+    <w:p>
+      <w:pPr>
+        <w:bidi/>
+      </w:pPr>
+      <w:r>
+        <w:rPr>
+          <w:rtl/>
+          <w:cs/>
           <w:lang w:val="ar_AE" w:bidi="ar_AE"/>
         </w:rPr>
       </w:r>
       <w:r>
         <w:rPr>
           <w:b/>
+          <w:rtl/>
+          <w:cs/>
           <w:lang w:val="ar_AE" w:bidi="ar_AE"/>
         </w:rPr>
         <w:t>كيف نعرف أنها الساعة الأخيرة؟</w:t>
@@ -1560,32 +1950,42 @@
       </w:pPr>
       <w:r>
         <w:rPr>
-          <w:lang w:val="ar_AE" w:bidi="ar_AE"/>
-        </w:rPr>
-      </w:r>
-      <w:r>
-        <w:rPr>
+          <w:rtl/>
+          <w:cs/>
+          <w:lang w:val="ar_AE" w:bidi="ar_AE"/>
+        </w:rPr>
+      </w:r>
+      <w:r>
+        <w:rPr>
+          <w:rtl/>
+          <w:cs/>
           <w:lang w:val="ar_AE" w:bidi="ar_AE"/>
         </w:rPr>
         <w:t>نعرف أنها الساعة الأخيرة لأنَّ العديد من أضداد المسيح قد جاؤوا.</w:t>
       </w:r>
       <w:r>
         <w:rPr>
-          <w:lang w:val="ar_AE" w:bidi="ar_AE"/>
-        </w:rPr>
-      </w:r>
-      <w:r>
-        <w:rPr>
-          <w:lang w:val="ar_AE" w:bidi="ar_AE"/>
-        </w:rPr>
-      </w:r>
-    </w:p>
-    <w:p>
-      <w:pPr>
-        <w:bidi/>
-      </w:pPr>
-      <w:r>
-        <w:rPr>
+          <w:rtl/>
+          <w:cs/>
+          <w:lang w:val="ar_AE" w:bidi="ar_AE"/>
+        </w:rPr>
+      </w:r>
+      <w:r>
+        <w:rPr>
+          <w:rtl/>
+          <w:cs/>
+          <w:lang w:val="ar_AE" w:bidi="ar_AE"/>
+        </w:rPr>
+      </w:r>
+    </w:p>
+    <w:p>
+      <w:pPr>
+        <w:bidi/>
+      </w:pPr>
+      <w:r>
+        <w:rPr>
+          <w:rtl/>
+          <w:cs/>
           <w:lang w:val="ar_AE" w:bidi="ar_AE"/>
         </w:rPr>
       </w:r>
@@ -1597,28 +1997,36 @@
       </w:pPr>
       <w:r>
         <w:rPr>
+          <w:rtl/>
+          <w:cs/>
           <w:lang w:val="ar_AE" w:bidi="ar_AE"/>
         </w:rPr>
         <w:t>١ يوحَنَّا ٢: ٢٢</w:t>
       </w:r>
       <w:r>
         <w:rPr>
-          <w:lang w:val="ar_AE" w:bidi="ar_AE"/>
-        </w:rPr>
-      </w:r>
-    </w:p>
-    <w:p>
-      <w:pPr>
-        <w:bidi/>
-      </w:pPr>
-      <w:r>
-        <w:rPr>
+          <w:rtl/>
+          <w:cs/>
+          <w:lang w:val="ar_AE" w:bidi="ar_AE"/>
+        </w:rPr>
+      </w:r>
+    </w:p>
+    <w:p>
+      <w:pPr>
+        <w:bidi/>
+      </w:pPr>
+      <w:r>
+        <w:rPr>
+          <w:rtl/>
+          <w:cs/>
           <w:lang w:val="ar_AE" w:bidi="ar_AE"/>
         </w:rPr>
       </w:r>
       <w:r>
         <w:rPr>
           <w:b/>
+          <w:rtl/>
+          <w:cs/>
           <w:lang w:val="ar_AE" w:bidi="ar_AE"/>
         </w:rPr>
         <w:t>كيف سنتعرف على ضِد المسيح؟</w:t>
@@ -1630,32 +2038,42 @@
       </w:pPr>
       <w:r>
         <w:rPr>
-          <w:lang w:val="ar_AE" w:bidi="ar_AE"/>
-        </w:rPr>
-      </w:r>
-      <w:r>
-        <w:rPr>
+          <w:rtl/>
+          <w:cs/>
+          <w:lang w:val="ar_AE" w:bidi="ar_AE"/>
+        </w:rPr>
+      </w:r>
+      <w:r>
+        <w:rPr>
+          <w:rtl/>
+          <w:cs/>
           <w:lang w:val="ar_AE" w:bidi="ar_AE"/>
         </w:rPr>
         <w:t>سيُنكر ضِد المسيح الآب والابن.</w:t>
       </w:r>
       <w:r>
         <w:rPr>
-          <w:lang w:val="ar_AE" w:bidi="ar_AE"/>
-        </w:rPr>
-      </w:r>
-      <w:r>
-        <w:rPr>
-          <w:lang w:val="ar_AE" w:bidi="ar_AE"/>
-        </w:rPr>
-      </w:r>
-    </w:p>
-    <w:p>
-      <w:pPr>
-        <w:bidi/>
-      </w:pPr>
-      <w:r>
-        <w:rPr>
+          <w:rtl/>
+          <w:cs/>
+          <w:lang w:val="ar_AE" w:bidi="ar_AE"/>
+        </w:rPr>
+      </w:r>
+      <w:r>
+        <w:rPr>
+          <w:rtl/>
+          <w:cs/>
+          <w:lang w:val="ar_AE" w:bidi="ar_AE"/>
+        </w:rPr>
+      </w:r>
+    </w:p>
+    <w:p>
+      <w:pPr>
+        <w:bidi/>
+      </w:pPr>
+      <w:r>
+        <w:rPr>
+          <w:rtl/>
+          <w:cs/>
           <w:lang w:val="ar_AE" w:bidi="ar_AE"/>
         </w:rPr>
       </w:r>
@@ -1667,28 +2085,36 @@
       </w:pPr>
       <w:r>
         <w:rPr>
+          <w:rtl/>
+          <w:cs/>
           <w:lang w:val="ar_AE" w:bidi="ar_AE"/>
         </w:rPr>
         <w:t>١ يوحَنَّا ٢: ٢٣</w:t>
       </w:r>
       <w:r>
         <w:rPr>
-          <w:lang w:val="ar_AE" w:bidi="ar_AE"/>
-        </w:rPr>
-      </w:r>
-    </w:p>
-    <w:p>
-      <w:pPr>
-        <w:bidi/>
-      </w:pPr>
-      <w:r>
-        <w:rPr>
+          <w:rtl/>
+          <w:cs/>
+          <w:lang w:val="ar_AE" w:bidi="ar_AE"/>
+        </w:rPr>
+      </w:r>
+    </w:p>
+    <w:p>
+      <w:pPr>
+        <w:bidi/>
+      </w:pPr>
+      <w:r>
+        <w:rPr>
+          <w:rtl/>
+          <w:cs/>
           <w:lang w:val="ar_AE" w:bidi="ar_AE"/>
         </w:rPr>
       </w:r>
       <w:r>
         <w:rPr>
           <w:b/>
+          <w:rtl/>
+          <w:cs/>
           <w:lang w:val="ar_AE" w:bidi="ar_AE"/>
         </w:rPr>
         <w:t>هل يمكن لشخص أن ينكر الابن ومع ذلك يكون ٱلْآب له؟</w:t>
@@ -1700,32 +2126,42 @@
       </w:pPr>
       <w:r>
         <w:rPr>
-          <w:lang w:val="ar_AE" w:bidi="ar_AE"/>
-        </w:rPr>
-      </w:r>
-      <w:r>
-        <w:rPr>
+          <w:rtl/>
+          <w:cs/>
+          <w:lang w:val="ar_AE" w:bidi="ar_AE"/>
+        </w:rPr>
+      </w:r>
+      <w:r>
+        <w:rPr>
+          <w:rtl/>
+          <w:cs/>
           <w:lang w:val="ar_AE" w:bidi="ar_AE"/>
         </w:rPr>
         <w:t>لا، مَن ينكر الابن لا يمكن أن يكون ٱلْآب له.</w:t>
       </w:r>
       <w:r>
         <w:rPr>
-          <w:lang w:val="ar_AE" w:bidi="ar_AE"/>
-        </w:rPr>
-      </w:r>
-      <w:r>
-        <w:rPr>
-          <w:lang w:val="ar_AE" w:bidi="ar_AE"/>
-        </w:rPr>
-      </w:r>
-    </w:p>
-    <w:p>
-      <w:pPr>
-        <w:bidi/>
-      </w:pPr>
-      <w:r>
-        <w:rPr>
+          <w:rtl/>
+          <w:cs/>
+          <w:lang w:val="ar_AE" w:bidi="ar_AE"/>
+        </w:rPr>
+      </w:r>
+      <w:r>
+        <w:rPr>
+          <w:rtl/>
+          <w:cs/>
+          <w:lang w:val="ar_AE" w:bidi="ar_AE"/>
+        </w:rPr>
+      </w:r>
+    </w:p>
+    <w:p>
+      <w:pPr>
+        <w:bidi/>
+      </w:pPr>
+      <w:r>
+        <w:rPr>
+          <w:rtl/>
+          <w:cs/>
           <w:lang w:val="ar_AE" w:bidi="ar_AE"/>
         </w:rPr>
       </w:r>
@@ -1737,28 +2173,36 @@
       </w:pPr>
       <w:r>
         <w:rPr>
+          <w:rtl/>
+          <w:cs/>
           <w:lang w:val="ar_AE" w:bidi="ar_AE"/>
         </w:rPr>
         <w:t>١ يوحَنَّا ٢: ٢٤</w:t>
       </w:r>
       <w:r>
         <w:rPr>
-          <w:lang w:val="ar_AE" w:bidi="ar_AE"/>
-        </w:rPr>
-      </w:r>
-    </w:p>
-    <w:p>
-      <w:pPr>
-        <w:bidi/>
-      </w:pPr>
-      <w:r>
-        <w:rPr>
+          <w:rtl/>
+          <w:cs/>
+          <w:lang w:val="ar_AE" w:bidi="ar_AE"/>
+        </w:rPr>
+      </w:r>
+    </w:p>
+    <w:p>
+      <w:pPr>
+        <w:bidi/>
+      </w:pPr>
+      <w:r>
+        <w:rPr>
+          <w:rtl/>
+          <w:cs/>
           <w:lang w:val="ar_AE" w:bidi="ar_AE"/>
         </w:rPr>
       </w:r>
       <w:r>
         <w:rPr>
           <w:b/>
+          <w:rtl/>
+          <w:cs/>
           <w:lang w:val="ar_AE" w:bidi="ar_AE"/>
         </w:rPr>
         <w:t>ماذا يجب على المؤمنين أن يفعلوا لكي يثبتوا في الابن وفي ٱلْآبِ؟</w:t>
@@ -1770,32 +2214,42 @@
       </w:pPr>
       <w:r>
         <w:rPr>
-          <w:lang w:val="ar_AE" w:bidi="ar_AE"/>
-        </w:rPr>
-      </w:r>
-      <w:r>
-        <w:rPr>
+          <w:rtl/>
+          <w:cs/>
+          <w:lang w:val="ar_AE" w:bidi="ar_AE"/>
+        </w:rPr>
+      </w:r>
+      <w:r>
+        <w:rPr>
+          <w:rtl/>
+          <w:cs/>
           <w:lang w:val="ar_AE" w:bidi="ar_AE"/>
         </w:rPr>
         <w:t>يجب أنْ يثبت فيهم ما سمعوا منذ البداية.</w:t>
       </w:r>
       <w:r>
         <w:rPr>
-          <w:lang w:val="ar_AE" w:bidi="ar_AE"/>
-        </w:rPr>
-      </w:r>
-      <w:r>
-        <w:rPr>
-          <w:lang w:val="ar_AE" w:bidi="ar_AE"/>
-        </w:rPr>
-      </w:r>
-    </w:p>
-    <w:p>
-      <w:pPr>
-        <w:bidi/>
-      </w:pPr>
-      <w:r>
-        <w:rPr>
+          <w:rtl/>
+          <w:cs/>
+          <w:lang w:val="ar_AE" w:bidi="ar_AE"/>
+        </w:rPr>
+      </w:r>
+      <w:r>
+        <w:rPr>
+          <w:rtl/>
+          <w:cs/>
+          <w:lang w:val="ar_AE" w:bidi="ar_AE"/>
+        </w:rPr>
+      </w:r>
+    </w:p>
+    <w:p>
+      <w:pPr>
+        <w:bidi/>
+      </w:pPr>
+      <w:r>
+        <w:rPr>
+          <w:rtl/>
+          <w:cs/>
           <w:lang w:val="ar_AE" w:bidi="ar_AE"/>
         </w:rPr>
       </w:r>
@@ -1807,28 +2261,36 @@
       </w:pPr>
       <w:r>
         <w:rPr>
+          <w:rtl/>
+          <w:cs/>
           <w:lang w:val="ar_AE" w:bidi="ar_AE"/>
         </w:rPr>
         <w:t>١ يوحَنَّا ٢: ٢٥</w:t>
       </w:r>
       <w:r>
         <w:rPr>
-          <w:lang w:val="ar_AE" w:bidi="ar_AE"/>
-        </w:rPr>
-      </w:r>
-    </w:p>
-    <w:p>
-      <w:pPr>
-        <w:bidi/>
-      </w:pPr>
-      <w:r>
-        <w:rPr>
+          <w:rtl/>
+          <w:cs/>
+          <w:lang w:val="ar_AE" w:bidi="ar_AE"/>
+        </w:rPr>
+      </w:r>
+    </w:p>
+    <w:p>
+      <w:pPr>
+        <w:bidi/>
+      </w:pPr>
+      <w:r>
+        <w:rPr>
+          <w:rtl/>
+          <w:cs/>
           <w:lang w:val="ar_AE" w:bidi="ar_AE"/>
         </w:rPr>
       </w:r>
       <w:r>
         <w:rPr>
           <w:b/>
+          <w:rtl/>
+          <w:cs/>
           <w:lang w:val="ar_AE" w:bidi="ar_AE"/>
         </w:rPr>
         <w:t>ما الوعد الذي وعد به الله المؤمنين؟</w:t>
@@ -1840,32 +2302,42 @@
       </w:pPr>
       <w:r>
         <w:rPr>
-          <w:lang w:val="ar_AE" w:bidi="ar_AE"/>
-        </w:rPr>
-      </w:r>
-      <w:r>
-        <w:rPr>
+          <w:rtl/>
+          <w:cs/>
+          <w:lang w:val="ar_AE" w:bidi="ar_AE"/>
+        </w:rPr>
+      </w:r>
+      <w:r>
+        <w:rPr>
+          <w:rtl/>
+          <w:cs/>
           <w:lang w:val="ar_AE" w:bidi="ar_AE"/>
         </w:rPr>
         <w:t>وعَدَ الله بوعد الحياة الأبدية للمؤمنين.</w:t>
       </w:r>
       <w:r>
         <w:rPr>
-          <w:lang w:val="ar_AE" w:bidi="ar_AE"/>
-        </w:rPr>
-      </w:r>
-      <w:r>
-        <w:rPr>
-          <w:lang w:val="ar_AE" w:bidi="ar_AE"/>
-        </w:rPr>
-      </w:r>
-    </w:p>
-    <w:p>
-      <w:pPr>
-        <w:bidi/>
-      </w:pPr>
-      <w:r>
-        <w:rPr>
+          <w:rtl/>
+          <w:cs/>
+          <w:lang w:val="ar_AE" w:bidi="ar_AE"/>
+        </w:rPr>
+      </w:r>
+      <w:r>
+        <w:rPr>
+          <w:rtl/>
+          <w:cs/>
+          <w:lang w:val="ar_AE" w:bidi="ar_AE"/>
+        </w:rPr>
+      </w:r>
+    </w:p>
+    <w:p>
+      <w:pPr>
+        <w:bidi/>
+      </w:pPr>
+      <w:r>
+        <w:rPr>
+          <w:rtl/>
+          <w:cs/>
           <w:lang w:val="ar_AE" w:bidi="ar_AE"/>
         </w:rPr>
       </w:r>
@@ -1877,28 +2349,36 @@
       </w:pPr>
       <w:r>
         <w:rPr>
+          <w:rtl/>
+          <w:cs/>
           <w:lang w:val="ar_AE" w:bidi="ar_AE"/>
         </w:rPr>
         <w:t>١ يوحنا ٢: ٢٨</w:t>
       </w:r>
       <w:r>
         <w:rPr>
-          <w:lang w:val="ar_AE" w:bidi="ar_AE"/>
-        </w:rPr>
-      </w:r>
-    </w:p>
-    <w:p>
-      <w:pPr>
-        <w:bidi/>
-      </w:pPr>
-      <w:r>
-        <w:rPr>
+          <w:rtl/>
+          <w:cs/>
+          <w:lang w:val="ar_AE" w:bidi="ar_AE"/>
+        </w:rPr>
+      </w:r>
+    </w:p>
+    <w:p>
+      <w:pPr>
+        <w:bidi/>
+      </w:pPr>
+      <w:r>
+        <w:rPr>
+          <w:rtl/>
+          <w:cs/>
           <w:lang w:val="ar_AE" w:bidi="ar_AE"/>
         </w:rPr>
       </w:r>
       <w:r>
         <w:rPr>
           <w:b/>
+          <w:rtl/>
+          <w:cs/>
           <w:lang w:val="ar_AE" w:bidi="ar_AE"/>
         </w:rPr>
         <w:t>ما المواقف التي سنكون فيها عندما يظهر ٱلْمَسِيح إذا ثبتنا فيه؟</w:t>
@@ -1910,32 +2390,42 @@
       </w:pPr>
       <w:r>
         <w:rPr>
-          <w:lang w:val="ar_AE" w:bidi="ar_AE"/>
-        </w:rPr>
-      </w:r>
-      <w:r>
-        <w:rPr>
+          <w:rtl/>
+          <w:cs/>
+          <w:lang w:val="ar_AE" w:bidi="ar_AE"/>
+        </w:rPr>
+      </w:r>
+      <w:r>
+        <w:rPr>
+          <w:rtl/>
+          <w:cs/>
           <w:lang w:val="ar_AE" w:bidi="ar_AE"/>
         </w:rPr>
         <w:t>إنْ ثبتنا فيه، تكون لنا جرأة ولن نشعر بالخجَل عندما يظهر ٱلْمَسِيح.</w:t>
       </w:r>
       <w:r>
         <w:rPr>
-          <w:lang w:val="ar_AE" w:bidi="ar_AE"/>
-        </w:rPr>
-      </w:r>
-      <w:r>
-        <w:rPr>
-          <w:lang w:val="ar_AE" w:bidi="ar_AE"/>
-        </w:rPr>
-      </w:r>
-    </w:p>
-    <w:p>
-      <w:pPr>
-        <w:bidi/>
-      </w:pPr>
-      <w:r>
-        <w:rPr>
+          <w:rtl/>
+          <w:cs/>
+          <w:lang w:val="ar_AE" w:bidi="ar_AE"/>
+        </w:rPr>
+      </w:r>
+      <w:r>
+        <w:rPr>
+          <w:rtl/>
+          <w:cs/>
+          <w:lang w:val="ar_AE" w:bidi="ar_AE"/>
+        </w:rPr>
+      </w:r>
+    </w:p>
+    <w:p>
+      <w:pPr>
+        <w:bidi/>
+      </w:pPr>
+      <w:r>
+        <w:rPr>
+          <w:rtl/>
+          <w:cs/>
           <w:lang w:val="ar_AE" w:bidi="ar_AE"/>
         </w:rPr>
       </w:r>
@@ -1947,28 +2437,36 @@
       </w:pPr>
       <w:r>
         <w:rPr>
+          <w:rtl/>
+          <w:cs/>
           <w:lang w:val="ar_AE" w:bidi="ar_AE"/>
         </w:rPr>
         <w:t>١ يوحنا ٣: ١</w:t>
       </w:r>
       <w:r>
         <w:rPr>
-          <w:lang w:val="ar_AE" w:bidi="ar_AE"/>
-        </w:rPr>
-      </w:r>
-    </w:p>
-    <w:p>
-      <w:pPr>
-        <w:bidi/>
-      </w:pPr>
-      <w:r>
-        <w:rPr>
+          <w:rtl/>
+          <w:cs/>
+          <w:lang w:val="ar_AE" w:bidi="ar_AE"/>
+        </w:rPr>
+      </w:r>
+    </w:p>
+    <w:p>
+      <w:pPr>
+        <w:bidi/>
+      </w:pPr>
+      <w:r>
+        <w:rPr>
+          <w:rtl/>
+          <w:cs/>
           <w:lang w:val="ar_AE" w:bidi="ar_AE"/>
         </w:rPr>
       </w:r>
       <w:r>
         <w:rPr>
           <w:b/>
+          <w:rtl/>
+          <w:cs/>
           <w:lang w:val="ar_AE" w:bidi="ar_AE"/>
         </w:rPr>
         <w:t>كيف عبّر ٱلْآب عن محبته للمؤمنين؟</w:t>
@@ -1980,32 +2478,42 @@
       </w:pPr>
       <w:r>
         <w:rPr>
-          <w:lang w:val="ar_AE" w:bidi="ar_AE"/>
-        </w:rPr>
-      </w:r>
-      <w:r>
-        <w:rPr>
+          <w:rtl/>
+          <w:cs/>
+          <w:lang w:val="ar_AE" w:bidi="ar_AE"/>
+        </w:rPr>
+      </w:r>
+      <w:r>
+        <w:rPr>
+          <w:rtl/>
+          <w:cs/>
           <w:lang w:val="ar_AE" w:bidi="ar_AE"/>
         </w:rPr>
         <w:t>أعطاهم إمكانية أن يُطلَق عليهم أبناء ٱللهِ.</w:t>
       </w:r>
       <w:r>
         <w:rPr>
-          <w:lang w:val="ar_AE" w:bidi="ar_AE"/>
-        </w:rPr>
-      </w:r>
-      <w:r>
-        <w:rPr>
-          <w:lang w:val="ar_AE" w:bidi="ar_AE"/>
-        </w:rPr>
-      </w:r>
-    </w:p>
-    <w:p>
-      <w:pPr>
-        <w:bidi/>
-      </w:pPr>
-      <w:r>
-        <w:rPr>
+          <w:rtl/>
+          <w:cs/>
+          <w:lang w:val="ar_AE" w:bidi="ar_AE"/>
+        </w:rPr>
+      </w:r>
+      <w:r>
+        <w:rPr>
+          <w:rtl/>
+          <w:cs/>
+          <w:lang w:val="ar_AE" w:bidi="ar_AE"/>
+        </w:rPr>
+      </w:r>
+    </w:p>
+    <w:p>
+      <w:pPr>
+        <w:bidi/>
+      </w:pPr>
+      <w:r>
+        <w:rPr>
+          <w:rtl/>
+          <w:cs/>
           <w:lang w:val="ar_AE" w:bidi="ar_AE"/>
         </w:rPr>
       </w:r>
@@ -2017,28 +2525,36 @@
       </w:pPr>
       <w:r>
         <w:rPr>
+          <w:rtl/>
+          <w:cs/>
           <w:lang w:val="ar_AE" w:bidi="ar_AE"/>
         </w:rPr>
         <w:t>١ يوحَنَّا ٣: ٢</w:t>
       </w:r>
       <w:r>
         <w:rPr>
-          <w:lang w:val="ar_AE" w:bidi="ar_AE"/>
-        </w:rPr>
-      </w:r>
-    </w:p>
-    <w:p>
-      <w:pPr>
-        <w:bidi/>
-      </w:pPr>
-      <w:r>
-        <w:rPr>
+          <w:rtl/>
+          <w:cs/>
+          <w:lang w:val="ar_AE" w:bidi="ar_AE"/>
+        </w:rPr>
+      </w:r>
+    </w:p>
+    <w:p>
+      <w:pPr>
+        <w:bidi/>
+      </w:pPr>
+      <w:r>
+        <w:rPr>
+          <w:rtl/>
+          <w:cs/>
           <w:lang w:val="ar_AE" w:bidi="ar_AE"/>
         </w:rPr>
       </w:r>
       <w:r>
         <w:rPr>
           <w:b/>
+          <w:rtl/>
+          <w:cs/>
           <w:lang w:val="ar_AE" w:bidi="ar_AE"/>
         </w:rPr>
         <w:t>ماذا سيحدث للمؤمنين عندما يُظهَر ٱلْمَسِيحِ؟</w:t>
@@ -2050,32 +2566,42 @@
       </w:pPr>
       <w:r>
         <w:rPr>
-          <w:lang w:val="ar_AE" w:bidi="ar_AE"/>
-        </w:rPr>
-      </w:r>
-      <w:r>
-        <w:rPr>
+          <w:rtl/>
+          <w:cs/>
+          <w:lang w:val="ar_AE" w:bidi="ar_AE"/>
+        </w:rPr>
+      </w:r>
+      <w:r>
+        <w:rPr>
+          <w:rtl/>
+          <w:cs/>
           <w:lang w:val="ar_AE" w:bidi="ar_AE"/>
         </w:rPr>
         <w:t>عندما يُظهَر ٱلْمَسِيح، سيكون المؤمنون مثل ٱلْمَسِيحِ لأنهم سوف يروه كما هو.</w:t>
       </w:r>
       <w:r>
         <w:rPr>
-          <w:lang w:val="ar_AE" w:bidi="ar_AE"/>
-        </w:rPr>
-      </w:r>
-      <w:r>
-        <w:rPr>
-          <w:lang w:val="ar_AE" w:bidi="ar_AE"/>
-        </w:rPr>
-      </w:r>
-    </w:p>
-    <w:p>
-      <w:pPr>
-        <w:bidi/>
-      </w:pPr>
-      <w:r>
-        <w:rPr>
+          <w:rtl/>
+          <w:cs/>
+          <w:lang w:val="ar_AE" w:bidi="ar_AE"/>
+        </w:rPr>
+      </w:r>
+      <w:r>
+        <w:rPr>
+          <w:rtl/>
+          <w:cs/>
+          <w:lang w:val="ar_AE" w:bidi="ar_AE"/>
+        </w:rPr>
+      </w:r>
+    </w:p>
+    <w:p>
+      <w:pPr>
+        <w:bidi/>
+      </w:pPr>
+      <w:r>
+        <w:rPr>
+          <w:rtl/>
+          <w:cs/>
           <w:lang w:val="ar_AE" w:bidi="ar_AE"/>
         </w:rPr>
       </w:r>
@@ -2087,28 +2613,36 @@
       </w:pPr>
       <w:r>
         <w:rPr>
+          <w:rtl/>
+          <w:cs/>
           <w:lang w:val="ar_AE" w:bidi="ar_AE"/>
         </w:rPr>
         <w:t>١ يوحَنَّا ٣:٣</w:t>
       </w:r>
       <w:r>
         <w:rPr>
-          <w:lang w:val="ar_AE" w:bidi="ar_AE"/>
-        </w:rPr>
-      </w:r>
-    </w:p>
-    <w:p>
-      <w:pPr>
-        <w:bidi/>
-      </w:pPr>
-      <w:r>
-        <w:rPr>
+          <w:rtl/>
+          <w:cs/>
+          <w:lang w:val="ar_AE" w:bidi="ar_AE"/>
+        </w:rPr>
+      </w:r>
+    </w:p>
+    <w:p>
+      <w:pPr>
+        <w:bidi/>
+      </w:pPr>
+      <w:r>
+        <w:rPr>
+          <w:rtl/>
+          <w:cs/>
           <w:lang w:val="ar_AE" w:bidi="ar_AE"/>
         </w:rPr>
       </w:r>
       <w:r>
         <w:rPr>
           <w:b/>
+          <w:rtl/>
+          <w:cs/>
           <w:lang w:val="ar_AE" w:bidi="ar_AE"/>
         </w:rPr>
         <w:t>ما الإجراء الذي يجب أن يتَّخذه كل مؤمن يضع رجاءهُ في ٱلْمَسِيحِ؟</w:t>
@@ -2120,32 +2654,42 @@
       </w:pPr>
       <w:r>
         <w:rPr>
-          <w:lang w:val="ar_AE" w:bidi="ar_AE"/>
-        </w:rPr>
-      </w:r>
-      <w:r>
-        <w:rPr>
+          <w:rtl/>
+          <w:cs/>
+          <w:lang w:val="ar_AE" w:bidi="ar_AE"/>
+        </w:rPr>
+      </w:r>
+      <w:r>
+        <w:rPr>
+          <w:rtl/>
+          <w:cs/>
           <w:lang w:val="ar_AE" w:bidi="ar_AE"/>
         </w:rPr>
         <w:t>يجب على كل مؤمن يضع رجاءهُ في ٱلْمَسِيحِ أنْ يُطهِّر نفسَه.</w:t>
       </w:r>
       <w:r>
         <w:rPr>
-          <w:lang w:val="ar_AE" w:bidi="ar_AE"/>
-        </w:rPr>
-      </w:r>
-      <w:r>
-        <w:rPr>
-          <w:lang w:val="ar_AE" w:bidi="ar_AE"/>
-        </w:rPr>
-      </w:r>
-    </w:p>
-    <w:p>
-      <w:pPr>
-        <w:bidi/>
-      </w:pPr>
-      <w:r>
-        <w:rPr>
+          <w:rtl/>
+          <w:cs/>
+          <w:lang w:val="ar_AE" w:bidi="ar_AE"/>
+        </w:rPr>
+      </w:r>
+      <w:r>
+        <w:rPr>
+          <w:rtl/>
+          <w:cs/>
+          <w:lang w:val="ar_AE" w:bidi="ar_AE"/>
+        </w:rPr>
+      </w:r>
+    </w:p>
+    <w:p>
+      <w:pPr>
+        <w:bidi/>
+      </w:pPr>
+      <w:r>
+        <w:rPr>
+          <w:rtl/>
+          <w:cs/>
           <w:lang w:val="ar_AE" w:bidi="ar_AE"/>
         </w:rPr>
       </w:r>
@@ -2157,28 +2701,36 @@
       </w:pPr>
       <w:r>
         <w:rPr>
+          <w:rtl/>
+          <w:cs/>
           <w:lang w:val="ar_AE" w:bidi="ar_AE"/>
         </w:rPr>
         <w:t>١ يوحنا ٣: ٥</w:t>
       </w:r>
       <w:r>
         <w:rPr>
-          <w:lang w:val="ar_AE" w:bidi="ar_AE"/>
-        </w:rPr>
-      </w:r>
-    </w:p>
-    <w:p>
-      <w:pPr>
-        <w:bidi/>
-      </w:pPr>
-      <w:r>
-        <w:rPr>
+          <w:rtl/>
+          <w:cs/>
+          <w:lang w:val="ar_AE" w:bidi="ar_AE"/>
+        </w:rPr>
+      </w:r>
+    </w:p>
+    <w:p>
+      <w:pPr>
+        <w:bidi/>
+      </w:pPr>
+      <w:r>
+        <w:rPr>
+          <w:rtl/>
+          <w:cs/>
           <w:lang w:val="ar_AE" w:bidi="ar_AE"/>
         </w:rPr>
       </w:r>
       <w:r>
         <w:rPr>
           <w:b/>
+          <w:rtl/>
+          <w:cs/>
           <w:lang w:val="ar_AE" w:bidi="ar_AE"/>
         </w:rPr>
         <w:t>ما الذي لا يكون في ٱلْمَسِيحِ، أي في نفسه؟</w:t>
@@ -2190,32 +2742,42 @@
       </w:pPr>
       <w:r>
         <w:rPr>
-          <w:lang w:val="ar_AE" w:bidi="ar_AE"/>
-        </w:rPr>
-      </w:r>
-      <w:r>
-        <w:rPr>
+          <w:rtl/>
+          <w:cs/>
+          <w:lang w:val="ar_AE" w:bidi="ar_AE"/>
+        </w:rPr>
+      </w:r>
+      <w:r>
+        <w:rPr>
+          <w:rtl/>
+          <w:cs/>
           <w:lang w:val="ar_AE" w:bidi="ar_AE"/>
         </w:rPr>
         <w:t>ٱلْمَسِيحِ ليس فيه، أي في نفسه أي خطيئة.</w:t>
       </w:r>
       <w:r>
         <w:rPr>
-          <w:lang w:val="ar_AE" w:bidi="ar_AE"/>
-        </w:rPr>
-      </w:r>
-      <w:r>
-        <w:rPr>
-          <w:lang w:val="ar_AE" w:bidi="ar_AE"/>
-        </w:rPr>
-      </w:r>
-    </w:p>
-    <w:p>
-      <w:pPr>
-        <w:bidi/>
-      </w:pPr>
-      <w:r>
-        <w:rPr>
+          <w:rtl/>
+          <w:cs/>
+          <w:lang w:val="ar_AE" w:bidi="ar_AE"/>
+        </w:rPr>
+      </w:r>
+      <w:r>
+        <w:rPr>
+          <w:rtl/>
+          <w:cs/>
+          <w:lang w:val="ar_AE" w:bidi="ar_AE"/>
+        </w:rPr>
+      </w:r>
+    </w:p>
+    <w:p>
+      <w:pPr>
+        <w:bidi/>
+      </w:pPr>
+      <w:r>
+        <w:rPr>
+          <w:rtl/>
+          <w:cs/>
           <w:lang w:val="ar_AE" w:bidi="ar_AE"/>
         </w:rPr>
       </w:r>
@@ -2227,28 +2789,36 @@
       </w:pPr>
       <w:r>
         <w:rPr>
+          <w:rtl/>
+          <w:cs/>
           <w:lang w:val="ar_AE" w:bidi="ar_AE"/>
         </w:rPr>
         <w:t>١ يوحنا ٣: ٦</w:t>
       </w:r>
       <w:r>
         <w:rPr>
-          <w:lang w:val="ar_AE" w:bidi="ar_AE"/>
-        </w:rPr>
-      </w:r>
-    </w:p>
-    <w:p>
-      <w:pPr>
-        <w:bidi/>
-      </w:pPr>
-      <w:r>
-        <w:rPr>
+          <w:rtl/>
+          <w:cs/>
+          <w:lang w:val="ar_AE" w:bidi="ar_AE"/>
+        </w:rPr>
+      </w:r>
+    </w:p>
+    <w:p>
+      <w:pPr>
+        <w:bidi/>
+      </w:pPr>
+      <w:r>
+        <w:rPr>
+          <w:rtl/>
+          <w:cs/>
           <w:lang w:val="ar_AE" w:bidi="ar_AE"/>
         </w:rPr>
       </w:r>
       <w:r>
         <w:rPr>
           <w:b/>
+          <w:rtl/>
+          <w:cs/>
           <w:lang w:val="ar_AE" w:bidi="ar_AE"/>
         </w:rPr>
         <w:t>إذا استمر الشخص في ارتكاب الذنوب، ماذا يخبرنا ذلك عن علاقته بالله؟</w:t>
@@ -2260,32 +2830,42 @@
       </w:pPr>
       <w:r>
         <w:rPr>
-          <w:lang w:val="ar_AE" w:bidi="ar_AE"/>
-        </w:rPr>
-      </w:r>
-      <w:r>
-        <w:rPr>
+          <w:rtl/>
+          <w:cs/>
+          <w:lang w:val="ar_AE" w:bidi="ar_AE"/>
+        </w:rPr>
+      </w:r>
+      <w:r>
+        <w:rPr>
+          <w:rtl/>
+          <w:cs/>
           <w:lang w:val="ar_AE" w:bidi="ar_AE"/>
         </w:rPr>
         <w:t>يخبرنا أنهم لم يُبصروا ٱلْمَسِيحِ، ولا عرفوه.</w:t>
       </w:r>
       <w:r>
         <w:rPr>
-          <w:lang w:val="ar_AE" w:bidi="ar_AE"/>
-        </w:rPr>
-      </w:r>
-      <w:r>
-        <w:rPr>
-          <w:lang w:val="ar_AE" w:bidi="ar_AE"/>
-        </w:rPr>
-      </w:r>
-    </w:p>
-    <w:p>
-      <w:pPr>
-        <w:bidi/>
-      </w:pPr>
-      <w:r>
-        <w:rPr>
+          <w:rtl/>
+          <w:cs/>
+          <w:lang w:val="ar_AE" w:bidi="ar_AE"/>
+        </w:rPr>
+      </w:r>
+      <w:r>
+        <w:rPr>
+          <w:rtl/>
+          <w:cs/>
+          <w:lang w:val="ar_AE" w:bidi="ar_AE"/>
+        </w:rPr>
+      </w:r>
+    </w:p>
+    <w:p>
+      <w:pPr>
+        <w:bidi/>
+      </w:pPr>
+      <w:r>
+        <w:rPr>
+          <w:rtl/>
+          <w:cs/>
           <w:lang w:val="ar_AE" w:bidi="ar_AE"/>
         </w:rPr>
       </w:r>
@@ -2297,28 +2877,36 @@
       </w:pPr>
       <w:r>
         <w:rPr>
+          <w:rtl/>
+          <w:cs/>
           <w:lang w:val="ar_AE" w:bidi="ar_AE"/>
         </w:rPr>
         <w:t>١ يوحَنَّا ٣: ٨</w:t>
       </w:r>
       <w:r>
         <w:rPr>
-          <w:lang w:val="ar_AE" w:bidi="ar_AE"/>
-        </w:rPr>
-      </w:r>
-    </w:p>
-    <w:p>
-      <w:pPr>
-        <w:bidi/>
-      </w:pPr>
-      <w:r>
-        <w:rPr>
+          <w:rtl/>
+          <w:cs/>
+          <w:lang w:val="ar_AE" w:bidi="ar_AE"/>
+        </w:rPr>
+      </w:r>
+    </w:p>
+    <w:p>
+      <w:pPr>
+        <w:bidi/>
+      </w:pPr>
+      <w:r>
+        <w:rPr>
+          <w:rtl/>
+          <w:cs/>
           <w:lang w:val="ar_AE" w:bidi="ar_AE"/>
         </w:rPr>
       </w:r>
       <w:r>
         <w:rPr>
           <w:b/>
+          <w:rtl/>
+          <w:cs/>
           <w:lang w:val="ar_AE" w:bidi="ar_AE"/>
         </w:rPr>
         <w:t>لأي سبب أُظهِرَ ابن الله؟</w:t>
@@ -2330,32 +2918,42 @@
       </w:pPr>
       <w:r>
         <w:rPr>
-          <w:lang w:val="ar_AE" w:bidi="ar_AE"/>
-        </w:rPr>
-      </w:r>
-      <w:r>
-        <w:rPr>
+          <w:rtl/>
+          <w:cs/>
+          <w:lang w:val="ar_AE" w:bidi="ar_AE"/>
+        </w:rPr>
+      </w:r>
+      <w:r>
+        <w:rPr>
+          <w:rtl/>
+          <w:cs/>
           <w:lang w:val="ar_AE" w:bidi="ar_AE"/>
         </w:rPr>
         <w:t>أُظهِرَ ابن ٱللهِ لكي يُنقِض أعمال إبليس.</w:t>
       </w:r>
       <w:r>
         <w:rPr>
-          <w:lang w:val="ar_AE" w:bidi="ar_AE"/>
-        </w:rPr>
-      </w:r>
-      <w:r>
-        <w:rPr>
-          <w:lang w:val="ar_AE" w:bidi="ar_AE"/>
-        </w:rPr>
-      </w:r>
-    </w:p>
-    <w:p>
-      <w:pPr>
-        <w:bidi/>
-      </w:pPr>
-      <w:r>
-        <w:rPr>
+          <w:rtl/>
+          <w:cs/>
+          <w:lang w:val="ar_AE" w:bidi="ar_AE"/>
+        </w:rPr>
+      </w:r>
+      <w:r>
+        <w:rPr>
+          <w:rtl/>
+          <w:cs/>
+          <w:lang w:val="ar_AE" w:bidi="ar_AE"/>
+        </w:rPr>
+      </w:r>
+    </w:p>
+    <w:p>
+      <w:pPr>
+        <w:bidi/>
+      </w:pPr>
+      <w:r>
+        <w:rPr>
+          <w:rtl/>
+          <w:cs/>
           <w:lang w:val="ar_AE" w:bidi="ar_AE"/>
         </w:rPr>
       </w:r>
@@ -2367,28 +2965,36 @@
       </w:pPr>
       <w:r>
         <w:rPr>
+          <w:rtl/>
+          <w:cs/>
           <w:lang w:val="ar_AE" w:bidi="ar_AE"/>
         </w:rPr>
         <w:t>١ يوحَنَّا ٣: ٩</w:t>
       </w:r>
       <w:r>
         <w:rPr>
-          <w:lang w:val="ar_AE" w:bidi="ar_AE"/>
-        </w:rPr>
-      </w:r>
-    </w:p>
-    <w:p>
-      <w:pPr>
-        <w:bidi/>
-      </w:pPr>
-      <w:r>
-        <w:rPr>
+          <w:rtl/>
+          <w:cs/>
+          <w:lang w:val="ar_AE" w:bidi="ar_AE"/>
+        </w:rPr>
+      </w:r>
+    </w:p>
+    <w:p>
+      <w:pPr>
+        <w:bidi/>
+      </w:pPr>
+      <w:r>
+        <w:rPr>
+          <w:rtl/>
+          <w:cs/>
           <w:lang w:val="ar_AE" w:bidi="ar_AE"/>
         </w:rPr>
       </w:r>
       <w:r>
         <w:rPr>
           <w:b/>
+          <w:rtl/>
+          <w:cs/>
           <w:lang w:val="ar_AE" w:bidi="ar_AE"/>
         </w:rPr>
         <w:t>لماذا لا يستطيع المولود من ٱللهِ أن يستمر في الخطيئة؟</w:t>
@@ -2400,32 +3006,42 @@
       </w:pPr>
       <w:r>
         <w:rPr>
-          <w:lang w:val="ar_AE" w:bidi="ar_AE"/>
-        </w:rPr>
-      </w:r>
-      <w:r>
-        <w:rPr>
+          <w:rtl/>
+          <w:cs/>
+          <w:lang w:val="ar_AE" w:bidi="ar_AE"/>
+        </w:rPr>
+      </w:r>
+      <w:r>
+        <w:rPr>
+          <w:rtl/>
+          <w:cs/>
           <w:lang w:val="ar_AE" w:bidi="ar_AE"/>
         </w:rPr>
         <w:t>لا يستطيع الاستمرار في الخطيئة لأن بَذْرَة ٱللهِ تثبتْ فيه.</w:t>
       </w:r>
       <w:r>
         <w:rPr>
-          <w:lang w:val="ar_AE" w:bidi="ar_AE"/>
-        </w:rPr>
-      </w:r>
-      <w:r>
-        <w:rPr>
-          <w:lang w:val="ar_AE" w:bidi="ar_AE"/>
-        </w:rPr>
-      </w:r>
-    </w:p>
-    <w:p>
-      <w:pPr>
-        <w:bidi/>
-      </w:pPr>
-      <w:r>
-        <w:rPr>
+          <w:rtl/>
+          <w:cs/>
+          <w:lang w:val="ar_AE" w:bidi="ar_AE"/>
+        </w:rPr>
+      </w:r>
+      <w:r>
+        <w:rPr>
+          <w:rtl/>
+          <w:cs/>
+          <w:lang w:val="ar_AE" w:bidi="ar_AE"/>
+        </w:rPr>
+      </w:r>
+    </w:p>
+    <w:p>
+      <w:pPr>
+        <w:bidi/>
+      </w:pPr>
+      <w:r>
+        <w:rPr>
+          <w:rtl/>
+          <w:cs/>
           <w:lang w:val="ar_AE" w:bidi="ar_AE"/>
         </w:rPr>
       </w:r>
@@ -2437,28 +3053,36 @@
       </w:pPr>
       <w:r>
         <w:rPr>
+          <w:rtl/>
+          <w:cs/>
           <w:lang w:val="ar_AE" w:bidi="ar_AE"/>
         </w:rPr>
         <w:t>١ يوحَنَّا ٣: ١٠</w:t>
       </w:r>
       <w:r>
         <w:rPr>
-          <w:lang w:val="ar_AE" w:bidi="ar_AE"/>
-        </w:rPr>
-      </w:r>
-    </w:p>
-    <w:p>
-      <w:pPr>
-        <w:bidi/>
-      </w:pPr>
-      <w:r>
-        <w:rPr>
+          <w:rtl/>
+          <w:cs/>
+          <w:lang w:val="ar_AE" w:bidi="ar_AE"/>
+        </w:rPr>
+      </w:r>
+    </w:p>
+    <w:p>
+      <w:pPr>
+        <w:bidi/>
+      </w:pPr>
+      <w:r>
+        <w:rPr>
+          <w:rtl/>
+          <w:cs/>
           <w:lang w:val="ar_AE" w:bidi="ar_AE"/>
         </w:rPr>
       </w:r>
       <w:r>
         <w:rPr>
           <w:b/>
+          <w:rtl/>
+          <w:cs/>
           <w:lang w:val="ar_AE" w:bidi="ar_AE"/>
         </w:rPr>
         <w:t>كيف يظهر أبناء إبليس؟</w:t>
@@ -2470,32 +3094,42 @@
       </w:pPr>
       <w:r>
         <w:rPr>
-          <w:lang w:val="ar_AE" w:bidi="ar_AE"/>
-        </w:rPr>
-      </w:r>
-      <w:r>
-        <w:rPr>
+          <w:rtl/>
+          <w:cs/>
+          <w:lang w:val="ar_AE" w:bidi="ar_AE"/>
+        </w:rPr>
+      </w:r>
+      <w:r>
+        <w:rPr>
+          <w:rtl/>
+          <w:cs/>
           <w:lang w:val="ar_AE" w:bidi="ar_AE"/>
         </w:rPr>
         <w:t>أبناء إبليس ظاهرون لأنهم لا يفعلون ٱلبِرّ ولا يُحبُّون أخاهم.</w:t>
       </w:r>
       <w:r>
         <w:rPr>
-          <w:lang w:val="ar_AE" w:bidi="ar_AE"/>
-        </w:rPr>
-      </w:r>
-      <w:r>
-        <w:rPr>
-          <w:lang w:val="ar_AE" w:bidi="ar_AE"/>
-        </w:rPr>
-      </w:r>
-    </w:p>
-    <w:p>
-      <w:pPr>
-        <w:bidi/>
-      </w:pPr>
-      <w:r>
-        <w:rPr>
+          <w:rtl/>
+          <w:cs/>
+          <w:lang w:val="ar_AE" w:bidi="ar_AE"/>
+        </w:rPr>
+      </w:r>
+      <w:r>
+        <w:rPr>
+          <w:rtl/>
+          <w:cs/>
+          <w:lang w:val="ar_AE" w:bidi="ar_AE"/>
+        </w:rPr>
+      </w:r>
+    </w:p>
+    <w:p>
+      <w:pPr>
+        <w:bidi/>
+      </w:pPr>
+      <w:r>
+        <w:rPr>
+          <w:rtl/>
+          <w:cs/>
           <w:lang w:val="ar_AE" w:bidi="ar_AE"/>
         </w:rPr>
       </w:r>
@@ -2507,28 +3141,36 @@
       </w:pPr>
       <w:r>
         <w:rPr>
+          <w:rtl/>
+          <w:cs/>
           <w:lang w:val="ar_AE" w:bidi="ar_AE"/>
         </w:rPr>
         <w:t>١ يوحنا ٣: ١١</w:t>
       </w:r>
       <w:r>
         <w:rPr>
-          <w:lang w:val="ar_AE" w:bidi="ar_AE"/>
-        </w:rPr>
-      </w:r>
-    </w:p>
-    <w:p>
-      <w:pPr>
-        <w:bidi/>
-      </w:pPr>
-      <w:r>
-        <w:rPr>
+          <w:rtl/>
+          <w:cs/>
+          <w:lang w:val="ar_AE" w:bidi="ar_AE"/>
+        </w:rPr>
+      </w:r>
+    </w:p>
+    <w:p>
+      <w:pPr>
+        <w:bidi/>
+      </w:pPr>
+      <w:r>
+        <w:rPr>
+          <w:rtl/>
+          <w:cs/>
           <w:lang w:val="ar_AE" w:bidi="ar_AE"/>
         </w:rPr>
       </w:r>
       <w:r>
         <w:rPr>
           <w:b/>
+          <w:rtl/>
+          <w:cs/>
           <w:lang w:val="ar_AE" w:bidi="ar_AE"/>
         </w:rPr>
         <w:t>ما الرسالة التي سمعناها منذ البَدْء؟</w:t>
@@ -2540,32 +3182,42 @@
       </w:pPr>
       <w:r>
         <w:rPr>
-          <w:lang w:val="ar_AE" w:bidi="ar_AE"/>
-        </w:rPr>
-      </w:r>
-      <w:r>
-        <w:rPr>
+          <w:rtl/>
+          <w:cs/>
+          <w:lang w:val="ar_AE" w:bidi="ar_AE"/>
+        </w:rPr>
+      </w:r>
+      <w:r>
+        <w:rPr>
+          <w:rtl/>
+          <w:cs/>
           <w:lang w:val="ar_AE" w:bidi="ar_AE"/>
         </w:rPr>
         <w:t>الرسالة هي أننا يجب أن نحب بعضنا بعضًا.</w:t>
       </w:r>
       <w:r>
         <w:rPr>
-          <w:lang w:val="ar_AE" w:bidi="ar_AE"/>
-        </w:rPr>
-      </w:r>
-      <w:r>
-        <w:rPr>
-          <w:lang w:val="ar_AE" w:bidi="ar_AE"/>
-        </w:rPr>
-      </w:r>
-    </w:p>
-    <w:p>
-      <w:pPr>
-        <w:bidi/>
-      </w:pPr>
-      <w:r>
-        <w:rPr>
+          <w:rtl/>
+          <w:cs/>
+          <w:lang w:val="ar_AE" w:bidi="ar_AE"/>
+        </w:rPr>
+      </w:r>
+      <w:r>
+        <w:rPr>
+          <w:rtl/>
+          <w:cs/>
+          <w:lang w:val="ar_AE" w:bidi="ar_AE"/>
+        </w:rPr>
+      </w:r>
+    </w:p>
+    <w:p>
+      <w:pPr>
+        <w:bidi/>
+      </w:pPr>
+      <w:r>
+        <w:rPr>
+          <w:rtl/>
+          <w:cs/>
           <w:lang w:val="ar_AE" w:bidi="ar_AE"/>
         </w:rPr>
       </w:r>
@@ -2577,28 +3229,36 @@
       </w:pPr>
       <w:r>
         <w:rPr>
+          <w:rtl/>
+          <w:cs/>
           <w:lang w:val="ar_AE" w:bidi="ar_AE"/>
         </w:rPr>
         <w:t>١ يوحَنَّا ٣: ١٢</w:t>
       </w:r>
       <w:r>
         <w:rPr>
-          <w:lang w:val="ar_AE" w:bidi="ar_AE"/>
-        </w:rPr>
-      </w:r>
-    </w:p>
-    <w:p>
-      <w:pPr>
-        <w:bidi/>
-      </w:pPr>
-      <w:r>
-        <w:rPr>
+          <w:rtl/>
+          <w:cs/>
+          <w:lang w:val="ar_AE" w:bidi="ar_AE"/>
+        </w:rPr>
+      </w:r>
+    </w:p>
+    <w:p>
+      <w:pPr>
+        <w:bidi/>
+      </w:pPr>
+      <w:r>
+        <w:rPr>
+          <w:rtl/>
+          <w:cs/>
           <w:lang w:val="ar_AE" w:bidi="ar_AE"/>
         </w:rPr>
       </w:r>
       <w:r>
         <w:rPr>
           <w:b/>
+          <w:rtl/>
+          <w:cs/>
           <w:lang w:val="ar_AE" w:bidi="ar_AE"/>
         </w:rPr>
         <w:t>كيف أظهر قَايِينَ أنه كان من الشرير؟</w:t>
@@ -2610,32 +3270,42 @@
       </w:pPr>
       <w:r>
         <w:rPr>
-          <w:lang w:val="ar_AE" w:bidi="ar_AE"/>
-        </w:rPr>
-      </w:r>
-      <w:r>
-        <w:rPr>
+          <w:rtl/>
+          <w:cs/>
+          <w:lang w:val="ar_AE" w:bidi="ar_AE"/>
+        </w:rPr>
+      </w:r>
+      <w:r>
+        <w:rPr>
+          <w:rtl/>
+          <w:cs/>
           <w:lang w:val="ar_AE" w:bidi="ar_AE"/>
         </w:rPr>
         <w:t>أظهر قَايِينَ أنه كان مِن الشرير بقتل أخيه.</w:t>
       </w:r>
       <w:r>
         <w:rPr>
-          <w:lang w:val="ar_AE" w:bidi="ar_AE"/>
-        </w:rPr>
-      </w:r>
-      <w:r>
-        <w:rPr>
-          <w:lang w:val="ar_AE" w:bidi="ar_AE"/>
-        </w:rPr>
-      </w:r>
-    </w:p>
-    <w:p>
-      <w:pPr>
-        <w:bidi/>
-      </w:pPr>
-      <w:r>
-        <w:rPr>
+          <w:rtl/>
+          <w:cs/>
+          <w:lang w:val="ar_AE" w:bidi="ar_AE"/>
+        </w:rPr>
+      </w:r>
+      <w:r>
+        <w:rPr>
+          <w:rtl/>
+          <w:cs/>
+          <w:lang w:val="ar_AE" w:bidi="ar_AE"/>
+        </w:rPr>
+      </w:r>
+    </w:p>
+    <w:p>
+      <w:pPr>
+        <w:bidi/>
+      </w:pPr>
+      <w:r>
+        <w:rPr>
+          <w:rtl/>
+          <w:cs/>
           <w:lang w:val="ar_AE" w:bidi="ar_AE"/>
         </w:rPr>
       </w:r>
@@ -2647,28 +3317,36 @@
       </w:pPr>
       <w:r>
         <w:rPr>
+          <w:rtl/>
+          <w:cs/>
           <w:lang w:val="ar_AE" w:bidi="ar_AE"/>
         </w:rPr>
         <w:t>١ يوحَنَّا ٣: ١٣</w:t>
       </w:r>
       <w:r>
         <w:rPr>
-          <w:lang w:val="ar_AE" w:bidi="ar_AE"/>
-        </w:rPr>
-      </w:r>
-    </w:p>
-    <w:p>
-      <w:pPr>
-        <w:bidi/>
-      </w:pPr>
-      <w:r>
-        <w:rPr>
+          <w:rtl/>
+          <w:cs/>
+          <w:lang w:val="ar_AE" w:bidi="ar_AE"/>
+        </w:rPr>
+      </w:r>
+    </w:p>
+    <w:p>
+      <w:pPr>
+        <w:bidi/>
+      </w:pPr>
+      <w:r>
+        <w:rPr>
+          <w:rtl/>
+          <w:cs/>
           <w:lang w:val="ar_AE" w:bidi="ar_AE"/>
         </w:rPr>
       </w:r>
       <w:r>
         <w:rPr>
           <w:b/>
+          <w:rtl/>
+          <w:cs/>
           <w:lang w:val="ar_AE" w:bidi="ar_AE"/>
         </w:rPr>
         <w:t>ما الذي يقول يوحَنَّا أنه لا ينبغي أن يتعجَّب منه المؤمنون؟</w:t>
@@ -2680,32 +3358,42 @@
       </w:pPr>
       <w:r>
         <w:rPr>
-          <w:lang w:val="ar_AE" w:bidi="ar_AE"/>
-        </w:rPr>
-      </w:r>
-      <w:r>
-        <w:rPr>
+          <w:rtl/>
+          <w:cs/>
+          <w:lang w:val="ar_AE" w:bidi="ar_AE"/>
+        </w:rPr>
+      </w:r>
+      <w:r>
+        <w:rPr>
+          <w:rtl/>
+          <w:cs/>
           <w:lang w:val="ar_AE" w:bidi="ar_AE"/>
         </w:rPr>
         <w:t>يقول يوحَنَّا إنَّ المؤمنين لا ينبغي أنْ يتعجَّبوا من كراهيَة العالم لهم.</w:t>
       </w:r>
       <w:r>
         <w:rPr>
-          <w:lang w:val="ar_AE" w:bidi="ar_AE"/>
-        </w:rPr>
-      </w:r>
-      <w:r>
-        <w:rPr>
-          <w:lang w:val="ar_AE" w:bidi="ar_AE"/>
-        </w:rPr>
-      </w:r>
-    </w:p>
-    <w:p>
-      <w:pPr>
-        <w:bidi/>
-      </w:pPr>
-      <w:r>
-        <w:rPr>
+          <w:rtl/>
+          <w:cs/>
+          <w:lang w:val="ar_AE" w:bidi="ar_AE"/>
+        </w:rPr>
+      </w:r>
+      <w:r>
+        <w:rPr>
+          <w:rtl/>
+          <w:cs/>
+          <w:lang w:val="ar_AE" w:bidi="ar_AE"/>
+        </w:rPr>
+      </w:r>
+    </w:p>
+    <w:p>
+      <w:pPr>
+        <w:bidi/>
+      </w:pPr>
+      <w:r>
+        <w:rPr>
+          <w:rtl/>
+          <w:cs/>
           <w:lang w:val="ar_AE" w:bidi="ar_AE"/>
         </w:rPr>
       </w:r>
@@ -2717,28 +3405,36 @@
       </w:pPr>
       <w:r>
         <w:rPr>
+          <w:rtl/>
+          <w:cs/>
           <w:lang w:val="ar_AE" w:bidi="ar_AE"/>
         </w:rPr>
         <w:t>١ يوحَنَّا ٣: ١٤</w:t>
       </w:r>
       <w:r>
         <w:rPr>
-          <w:lang w:val="ar_AE" w:bidi="ar_AE"/>
-        </w:rPr>
-      </w:r>
-    </w:p>
-    <w:p>
-      <w:pPr>
-        <w:bidi/>
-      </w:pPr>
-      <w:r>
-        <w:rPr>
+          <w:rtl/>
+          <w:cs/>
+          <w:lang w:val="ar_AE" w:bidi="ar_AE"/>
+        </w:rPr>
+      </w:r>
+    </w:p>
+    <w:p>
+      <w:pPr>
+        <w:bidi/>
+      </w:pPr>
+      <w:r>
+        <w:rPr>
+          <w:rtl/>
+          <w:cs/>
           <w:lang w:val="ar_AE" w:bidi="ar_AE"/>
         </w:rPr>
       </w:r>
       <w:r>
         <w:rPr>
           <w:b/>
+          <w:rtl/>
+          <w:cs/>
           <w:lang w:val="ar_AE" w:bidi="ar_AE"/>
         </w:rPr>
         <w:t>ما الموقف الذي يُظهر أننا انتقلنا من الموت إلى الحياة؟</w:t>
@@ -2750,32 +3446,42 @@
       </w:pPr>
       <w:r>
         <w:rPr>
-          <w:lang w:val="ar_AE" w:bidi="ar_AE"/>
-        </w:rPr>
-      </w:r>
-      <w:r>
-        <w:rPr>
+          <w:rtl/>
+          <w:cs/>
+          <w:lang w:val="ar_AE" w:bidi="ar_AE"/>
+        </w:rPr>
+      </w:r>
+      <w:r>
+        <w:rPr>
+          <w:rtl/>
+          <w:cs/>
           <w:lang w:val="ar_AE" w:bidi="ar_AE"/>
         </w:rPr>
         <w:t>نحن نعلم أننا انتقلنا من الموت إلى الحياة لأننا نحب الإخوة.</w:t>
       </w:r>
       <w:r>
         <w:rPr>
-          <w:lang w:val="ar_AE" w:bidi="ar_AE"/>
-        </w:rPr>
-      </w:r>
-      <w:r>
-        <w:rPr>
-          <w:lang w:val="ar_AE" w:bidi="ar_AE"/>
-        </w:rPr>
-      </w:r>
-    </w:p>
-    <w:p>
-      <w:pPr>
-        <w:bidi/>
-      </w:pPr>
-      <w:r>
-        <w:rPr>
+          <w:rtl/>
+          <w:cs/>
+          <w:lang w:val="ar_AE" w:bidi="ar_AE"/>
+        </w:rPr>
+      </w:r>
+      <w:r>
+        <w:rPr>
+          <w:rtl/>
+          <w:cs/>
+          <w:lang w:val="ar_AE" w:bidi="ar_AE"/>
+        </w:rPr>
+      </w:r>
+    </w:p>
+    <w:p>
+      <w:pPr>
+        <w:bidi/>
+      </w:pPr>
+      <w:r>
+        <w:rPr>
+          <w:rtl/>
+          <w:cs/>
           <w:lang w:val="ar_AE" w:bidi="ar_AE"/>
         </w:rPr>
       </w:r>
@@ -2787,28 +3493,36 @@
       </w:pPr>
       <w:r>
         <w:rPr>
+          <w:rtl/>
+          <w:cs/>
           <w:lang w:val="ar_AE" w:bidi="ar_AE"/>
         </w:rPr>
         <w:t>١ يوحنا ٣: ١٦</w:t>
       </w:r>
       <w:r>
         <w:rPr>
-          <w:lang w:val="ar_AE" w:bidi="ar_AE"/>
-        </w:rPr>
-      </w:r>
-    </w:p>
-    <w:p>
-      <w:pPr>
-        <w:bidi/>
-      </w:pPr>
-      <w:r>
-        <w:rPr>
+          <w:rtl/>
+          <w:cs/>
+          <w:lang w:val="ar_AE" w:bidi="ar_AE"/>
+        </w:rPr>
+      </w:r>
+    </w:p>
+    <w:p>
+      <w:pPr>
+        <w:bidi/>
+      </w:pPr>
+      <w:r>
+        <w:rPr>
+          <w:rtl/>
+          <w:cs/>
           <w:lang w:val="ar_AE" w:bidi="ar_AE"/>
         </w:rPr>
       </w:r>
       <w:r>
         <w:rPr>
           <w:b/>
+          <w:rtl/>
+          <w:cs/>
           <w:lang w:val="ar_AE" w:bidi="ar_AE"/>
         </w:rPr>
         <w:t>كيف عرفنا المحبة؟</w:t>
@@ -2820,32 +3534,42 @@
       </w:pPr>
       <w:r>
         <w:rPr>
-          <w:lang w:val="ar_AE" w:bidi="ar_AE"/>
-        </w:rPr>
-      </w:r>
-      <w:r>
-        <w:rPr>
+          <w:rtl/>
+          <w:cs/>
+          <w:lang w:val="ar_AE" w:bidi="ar_AE"/>
+        </w:rPr>
+      </w:r>
+      <w:r>
+        <w:rPr>
+          <w:rtl/>
+          <w:cs/>
           <w:lang w:val="ar_AE" w:bidi="ar_AE"/>
         </w:rPr>
         <w:t>لقد عرَفنا المحبة لأنَّ ٱلْمَسِيحِ بذَل حياته من أجلنا.</w:t>
       </w:r>
       <w:r>
         <w:rPr>
-          <w:lang w:val="ar_AE" w:bidi="ar_AE"/>
-        </w:rPr>
-      </w:r>
-      <w:r>
-        <w:rPr>
-          <w:lang w:val="ar_AE" w:bidi="ar_AE"/>
-        </w:rPr>
-      </w:r>
-    </w:p>
-    <w:p>
-      <w:pPr>
-        <w:bidi/>
-      </w:pPr>
-      <w:r>
-        <w:rPr>
+          <w:rtl/>
+          <w:cs/>
+          <w:lang w:val="ar_AE" w:bidi="ar_AE"/>
+        </w:rPr>
+      </w:r>
+      <w:r>
+        <w:rPr>
+          <w:rtl/>
+          <w:cs/>
+          <w:lang w:val="ar_AE" w:bidi="ar_AE"/>
+        </w:rPr>
+      </w:r>
+    </w:p>
+    <w:p>
+      <w:pPr>
+        <w:bidi/>
+      </w:pPr>
+      <w:r>
+        <w:rPr>
+          <w:rtl/>
+          <w:cs/>
           <w:lang w:val="ar_AE" w:bidi="ar_AE"/>
         </w:rPr>
       </w:r>
@@ -2857,28 +3581,36 @@
       </w:pPr>
       <w:r>
         <w:rPr>
+          <w:rtl/>
+          <w:cs/>
           <w:lang w:val="ar_AE" w:bidi="ar_AE"/>
         </w:rPr>
         <w:t>١ يوحَنَّا ٣: ١٧</w:t>
       </w:r>
       <w:r>
         <w:rPr>
-          <w:lang w:val="ar_AE" w:bidi="ar_AE"/>
-        </w:rPr>
-      </w:r>
-    </w:p>
-    <w:p>
-      <w:pPr>
-        <w:bidi/>
-      </w:pPr>
-      <w:r>
-        <w:rPr>
+          <w:rtl/>
+          <w:cs/>
+          <w:lang w:val="ar_AE" w:bidi="ar_AE"/>
+        </w:rPr>
+      </w:r>
+    </w:p>
+    <w:p>
+      <w:pPr>
+        <w:bidi/>
+      </w:pPr>
+      <w:r>
+        <w:rPr>
+          <w:rtl/>
+          <w:cs/>
           <w:lang w:val="ar_AE" w:bidi="ar_AE"/>
         </w:rPr>
       </w:r>
       <w:r>
         <w:rPr>
           <w:b/>
+          <w:rtl/>
+          <w:cs/>
           <w:lang w:val="ar_AE" w:bidi="ar_AE"/>
         </w:rPr>
         <w:t>ما الذي يدل على أنَّ الشخص ليست لديه محبة الله ثابتة في قلبه؟</w:t>
@@ -2890,32 +3622,42 @@
       </w:pPr>
       <w:r>
         <w:rPr>
-          <w:lang w:val="ar_AE" w:bidi="ar_AE"/>
-        </w:rPr>
-      </w:r>
-      <w:r>
-        <w:rPr>
+          <w:rtl/>
+          <w:cs/>
+          <w:lang w:val="ar_AE" w:bidi="ar_AE"/>
+        </w:rPr>
+      </w:r>
+      <w:r>
+        <w:rPr>
+          <w:rtl/>
+          <w:cs/>
           <w:lang w:val="ar_AE" w:bidi="ar_AE"/>
         </w:rPr>
         <w:t>عندما يرى شخص غني أخًا محتاجًا، لكنه لا يساعده، فإنَّ محبة ٱللهِ لا تثبتْ في ذلك الشخص.</w:t>
       </w:r>
       <w:r>
         <w:rPr>
-          <w:lang w:val="ar_AE" w:bidi="ar_AE"/>
-        </w:rPr>
-      </w:r>
-      <w:r>
-        <w:rPr>
-          <w:lang w:val="ar_AE" w:bidi="ar_AE"/>
-        </w:rPr>
-      </w:r>
-    </w:p>
-    <w:p>
-      <w:pPr>
-        <w:bidi/>
-      </w:pPr>
-      <w:r>
-        <w:rPr>
+          <w:rtl/>
+          <w:cs/>
+          <w:lang w:val="ar_AE" w:bidi="ar_AE"/>
+        </w:rPr>
+      </w:r>
+      <w:r>
+        <w:rPr>
+          <w:rtl/>
+          <w:cs/>
+          <w:lang w:val="ar_AE" w:bidi="ar_AE"/>
+        </w:rPr>
+      </w:r>
+    </w:p>
+    <w:p>
+      <w:pPr>
+        <w:bidi/>
+      </w:pPr>
+      <w:r>
+        <w:rPr>
+          <w:rtl/>
+          <w:cs/>
           <w:lang w:val="ar_AE" w:bidi="ar_AE"/>
         </w:rPr>
       </w:r>
@@ -2927,28 +3669,36 @@
       </w:pPr>
       <w:r>
         <w:rPr>
+          <w:rtl/>
+          <w:cs/>
           <w:lang w:val="ar_AE" w:bidi="ar_AE"/>
         </w:rPr>
         <w:t>١ يوحَنَّا ٣: ١٨</w:t>
       </w:r>
       <w:r>
         <w:rPr>
-          <w:lang w:val="ar_AE" w:bidi="ar_AE"/>
-        </w:rPr>
-      </w:r>
-    </w:p>
-    <w:p>
-      <w:pPr>
-        <w:bidi/>
-      </w:pPr>
-      <w:r>
-        <w:rPr>
+          <w:rtl/>
+          <w:cs/>
+          <w:lang w:val="ar_AE" w:bidi="ar_AE"/>
+        </w:rPr>
+      </w:r>
+    </w:p>
+    <w:p>
+      <w:pPr>
+        <w:bidi/>
+      </w:pPr>
+      <w:r>
+        <w:rPr>
+          <w:rtl/>
+          <w:cs/>
           <w:lang w:val="ar_AE" w:bidi="ar_AE"/>
         </w:rPr>
       </w:r>
       <w:r>
         <w:rPr>
           <w:b/>
+          <w:rtl/>
+          <w:cs/>
           <w:lang w:val="ar_AE" w:bidi="ar_AE"/>
         </w:rPr>
         <w:t>ما الطريقتان اللتان لا يكفي أنْ نحب بهما؟</w:t>
@@ -2960,32 +3710,42 @@
       </w:pPr>
       <w:r>
         <w:rPr>
-          <w:lang w:val="ar_AE" w:bidi="ar_AE"/>
-        </w:rPr>
-      </w:r>
-      <w:r>
-        <w:rPr>
+          <w:rtl/>
+          <w:cs/>
+          <w:lang w:val="ar_AE" w:bidi="ar_AE"/>
+        </w:rPr>
+      </w:r>
+      <w:r>
+        <w:rPr>
+          <w:rtl/>
+          <w:cs/>
           <w:lang w:val="ar_AE" w:bidi="ar_AE"/>
         </w:rPr>
         <w:t>ليس كافيًا أنْ نحب فقط بالكلام أو باللسان.</w:t>
       </w:r>
       <w:r>
         <w:rPr>
-          <w:lang w:val="ar_AE" w:bidi="ar_AE"/>
-        </w:rPr>
-      </w:r>
-      <w:r>
-        <w:rPr>
-          <w:lang w:val="ar_AE" w:bidi="ar_AE"/>
-        </w:rPr>
-      </w:r>
-    </w:p>
-    <w:p>
-      <w:pPr>
-        <w:bidi/>
-      </w:pPr>
-      <w:r>
-        <w:rPr>
+          <w:rtl/>
+          <w:cs/>
+          <w:lang w:val="ar_AE" w:bidi="ar_AE"/>
+        </w:rPr>
+      </w:r>
+      <w:r>
+        <w:rPr>
+          <w:rtl/>
+          <w:cs/>
+          <w:lang w:val="ar_AE" w:bidi="ar_AE"/>
+        </w:rPr>
+      </w:r>
+    </w:p>
+    <w:p>
+      <w:pPr>
+        <w:bidi/>
+      </w:pPr>
+      <w:r>
+        <w:rPr>
+          <w:rtl/>
+          <w:cs/>
           <w:lang w:val="ar_AE" w:bidi="ar_AE"/>
         </w:rPr>
       </w:r>
@@ -2997,28 +3757,36 @@
       </w:pPr>
       <w:r>
         <w:rPr>
+          <w:rtl/>
+          <w:cs/>
           <w:lang w:val="ar_AE" w:bidi="ar_AE"/>
         </w:rPr>
         <w:t>١ يوحَنَّا ٣: ١٨ (#٢)</w:t>
       </w:r>
       <w:r>
         <w:rPr>
-          <w:lang w:val="ar_AE" w:bidi="ar_AE"/>
-        </w:rPr>
-      </w:r>
-    </w:p>
-    <w:p>
-      <w:pPr>
-        <w:bidi/>
-      </w:pPr>
-      <w:r>
-        <w:rPr>
+          <w:rtl/>
+          <w:cs/>
+          <w:lang w:val="ar_AE" w:bidi="ar_AE"/>
+        </w:rPr>
+      </w:r>
+    </w:p>
+    <w:p>
+      <w:pPr>
+        <w:bidi/>
+      </w:pPr>
+      <w:r>
+        <w:rPr>
+          <w:rtl/>
+          <w:cs/>
           <w:lang w:val="ar_AE" w:bidi="ar_AE"/>
         </w:rPr>
       </w:r>
       <w:r>
         <w:rPr>
           <w:b/>
+          <w:rtl/>
+          <w:cs/>
           <w:lang w:val="ar_AE" w:bidi="ar_AE"/>
         </w:rPr>
         <w:t>ما الطريقتان اللتان يجب أن نحب بهما؟</w:t>
@@ -3030,32 +3798,42 @@
       </w:pPr>
       <w:r>
         <w:rPr>
-          <w:lang w:val="ar_AE" w:bidi="ar_AE"/>
-        </w:rPr>
-      </w:r>
-      <w:r>
-        <w:rPr>
+          <w:rtl/>
+          <w:cs/>
+          <w:lang w:val="ar_AE" w:bidi="ar_AE"/>
+        </w:rPr>
+      </w:r>
+      <w:r>
+        <w:rPr>
+          <w:rtl/>
+          <w:cs/>
           <w:lang w:val="ar_AE" w:bidi="ar_AE"/>
         </w:rPr>
         <w:t>يجب أن نحب بالعمَل والحق.</w:t>
       </w:r>
       <w:r>
         <w:rPr>
-          <w:lang w:val="ar_AE" w:bidi="ar_AE"/>
-        </w:rPr>
-      </w:r>
-      <w:r>
-        <w:rPr>
-          <w:lang w:val="ar_AE" w:bidi="ar_AE"/>
-        </w:rPr>
-      </w:r>
-    </w:p>
-    <w:p>
-      <w:pPr>
-        <w:bidi/>
-      </w:pPr>
-      <w:r>
-        <w:rPr>
+          <w:rtl/>
+          <w:cs/>
+          <w:lang w:val="ar_AE" w:bidi="ar_AE"/>
+        </w:rPr>
+      </w:r>
+      <w:r>
+        <w:rPr>
+          <w:rtl/>
+          <w:cs/>
+          <w:lang w:val="ar_AE" w:bidi="ar_AE"/>
+        </w:rPr>
+      </w:r>
+    </w:p>
+    <w:p>
+      <w:pPr>
+        <w:bidi/>
+      </w:pPr>
+      <w:r>
+        <w:rPr>
+          <w:rtl/>
+          <w:cs/>
           <w:lang w:val="ar_AE" w:bidi="ar_AE"/>
         </w:rPr>
       </w:r>
@@ -3067,28 +3845,36 @@
       </w:pPr>
       <w:r>
         <w:rPr>
+          <w:rtl/>
+          <w:cs/>
           <w:lang w:val="ar_AE" w:bidi="ar_AE"/>
         </w:rPr>
         <w:t>١ يوحنا ٣: ٢١</w:t>
       </w:r>
       <w:r>
         <w:rPr>
-          <w:lang w:val="ar_AE" w:bidi="ar_AE"/>
-        </w:rPr>
-      </w:r>
-    </w:p>
-    <w:p>
-      <w:pPr>
-        <w:bidi/>
-      </w:pPr>
-      <w:r>
-        <w:rPr>
+          <w:rtl/>
+          <w:cs/>
+          <w:lang w:val="ar_AE" w:bidi="ar_AE"/>
+        </w:rPr>
+      </w:r>
+    </w:p>
+    <w:p>
+      <w:pPr>
+        <w:bidi/>
+      </w:pPr>
+      <w:r>
+        <w:rPr>
+          <w:rtl/>
+          <w:cs/>
           <w:lang w:val="ar_AE" w:bidi="ar_AE"/>
         </w:rPr>
       </w:r>
       <w:r>
         <w:rPr>
           <w:b/>
+          <w:rtl/>
+          <w:cs/>
           <w:lang w:val="ar_AE" w:bidi="ar_AE"/>
         </w:rPr>
         <w:t>ماذا لدينا إذا لم تديننا قلوبنا؟</w:t>
@@ -3100,32 +3886,42 @@
       </w:pPr>
       <w:r>
         <w:rPr>
-          <w:lang w:val="ar_AE" w:bidi="ar_AE"/>
-        </w:rPr>
-      </w:r>
-      <w:r>
-        <w:rPr>
+          <w:rtl/>
+          <w:cs/>
+          <w:lang w:val="ar_AE" w:bidi="ar_AE"/>
+        </w:rPr>
+      </w:r>
+      <w:r>
+        <w:rPr>
+          <w:rtl/>
+          <w:cs/>
           <w:lang w:val="ar_AE" w:bidi="ar_AE"/>
         </w:rPr>
         <w:t>إذا لم تديننا قلوبنا، فلنا ثقة من نحو ٱللهِ.</w:t>
       </w:r>
       <w:r>
         <w:rPr>
-          <w:lang w:val="ar_AE" w:bidi="ar_AE"/>
-        </w:rPr>
-      </w:r>
-      <w:r>
-        <w:rPr>
-          <w:lang w:val="ar_AE" w:bidi="ar_AE"/>
-        </w:rPr>
-      </w:r>
-    </w:p>
-    <w:p>
-      <w:pPr>
-        <w:bidi/>
-      </w:pPr>
-      <w:r>
-        <w:rPr>
+          <w:rtl/>
+          <w:cs/>
+          <w:lang w:val="ar_AE" w:bidi="ar_AE"/>
+        </w:rPr>
+      </w:r>
+      <w:r>
+        <w:rPr>
+          <w:rtl/>
+          <w:cs/>
+          <w:lang w:val="ar_AE" w:bidi="ar_AE"/>
+        </w:rPr>
+      </w:r>
+    </w:p>
+    <w:p>
+      <w:pPr>
+        <w:bidi/>
+      </w:pPr>
+      <w:r>
+        <w:rPr>
+          <w:rtl/>
+          <w:cs/>
           <w:lang w:val="ar_AE" w:bidi="ar_AE"/>
         </w:rPr>
       </w:r>
@@ -3137,28 +3933,36 @@
       </w:pPr>
       <w:r>
         <w:rPr>
+          <w:rtl/>
+          <w:cs/>
           <w:lang w:val="ar_AE" w:bidi="ar_AE"/>
         </w:rPr>
         <w:t>١ يوحنا ٣: ٢٣</w:t>
       </w:r>
       <w:r>
         <w:rPr>
-          <w:lang w:val="ar_AE" w:bidi="ar_AE"/>
-        </w:rPr>
-      </w:r>
-    </w:p>
-    <w:p>
-      <w:pPr>
-        <w:bidi/>
-      </w:pPr>
-      <w:r>
-        <w:rPr>
+          <w:rtl/>
+          <w:cs/>
+          <w:lang w:val="ar_AE" w:bidi="ar_AE"/>
+        </w:rPr>
+      </w:r>
+    </w:p>
+    <w:p>
+      <w:pPr>
+        <w:bidi/>
+      </w:pPr>
+      <w:r>
+        <w:rPr>
+          <w:rtl/>
+          <w:cs/>
           <w:lang w:val="ar_AE" w:bidi="ar_AE"/>
         </w:rPr>
       </w:r>
       <w:r>
         <w:rPr>
           <w:b/>
+          <w:rtl/>
+          <w:cs/>
           <w:lang w:val="ar_AE" w:bidi="ar_AE"/>
         </w:rPr>
         <w:t>ما الوصية التي أعطانا ٱلله؟</w:t>
@@ -3170,32 +3974,42 @@
       </w:pPr>
       <w:r>
         <w:rPr>
-          <w:lang w:val="ar_AE" w:bidi="ar_AE"/>
-        </w:rPr>
-      </w:r>
-      <w:r>
-        <w:rPr>
+          <w:rtl/>
+          <w:cs/>
+          <w:lang w:val="ar_AE" w:bidi="ar_AE"/>
+        </w:rPr>
+      </w:r>
+      <w:r>
+        <w:rPr>
+          <w:rtl/>
+          <w:cs/>
           <w:lang w:val="ar_AE" w:bidi="ar_AE"/>
         </w:rPr>
         <w:t>وصية الله أن نؤمن باسم ابنه يسوع المسيح ونحب بعضنا بعضًا.</w:t>
       </w:r>
       <w:r>
         <w:rPr>
-          <w:lang w:val="ar_AE" w:bidi="ar_AE"/>
-        </w:rPr>
-      </w:r>
-      <w:r>
-        <w:rPr>
-          <w:lang w:val="ar_AE" w:bidi="ar_AE"/>
-        </w:rPr>
-      </w:r>
-    </w:p>
-    <w:p>
-      <w:pPr>
-        <w:bidi/>
-      </w:pPr>
-      <w:r>
-        <w:rPr>
+          <w:rtl/>
+          <w:cs/>
+          <w:lang w:val="ar_AE" w:bidi="ar_AE"/>
+        </w:rPr>
+      </w:r>
+      <w:r>
+        <w:rPr>
+          <w:rtl/>
+          <w:cs/>
+          <w:lang w:val="ar_AE" w:bidi="ar_AE"/>
+        </w:rPr>
+      </w:r>
+    </w:p>
+    <w:p>
+      <w:pPr>
+        <w:bidi/>
+      </w:pPr>
+      <w:r>
+        <w:rPr>
+          <w:rtl/>
+          <w:cs/>
           <w:lang w:val="ar_AE" w:bidi="ar_AE"/>
         </w:rPr>
       </w:r>
@@ -3207,28 +4021,36 @@
       </w:pPr>
       <w:r>
         <w:rPr>
+          <w:rtl/>
+          <w:cs/>
           <w:lang w:val="ar_AE" w:bidi="ar_AE"/>
         </w:rPr>
         <w:t>١ يوحنا ٣: ٢٤</w:t>
       </w:r>
       <w:r>
         <w:rPr>
-          <w:lang w:val="ar_AE" w:bidi="ar_AE"/>
-        </w:rPr>
-      </w:r>
-    </w:p>
-    <w:p>
-      <w:pPr>
-        <w:bidi/>
-      </w:pPr>
-      <w:r>
-        <w:rPr>
+          <w:rtl/>
+          <w:cs/>
+          <w:lang w:val="ar_AE" w:bidi="ar_AE"/>
+        </w:rPr>
+      </w:r>
+    </w:p>
+    <w:p>
+      <w:pPr>
+        <w:bidi/>
+      </w:pPr>
+      <w:r>
+        <w:rPr>
+          <w:rtl/>
+          <w:cs/>
           <w:lang w:val="ar_AE" w:bidi="ar_AE"/>
         </w:rPr>
       </w:r>
       <w:r>
         <w:rPr>
           <w:b/>
+          <w:rtl/>
+          <w:cs/>
           <w:lang w:val="ar_AE" w:bidi="ar_AE"/>
         </w:rPr>
         <w:t>كيف يعرف المؤمنون أن ٱلله يبقى فيهم؟</w:t>
@@ -3240,32 +4062,42 @@
       </w:pPr>
       <w:r>
         <w:rPr>
-          <w:lang w:val="ar_AE" w:bidi="ar_AE"/>
-        </w:rPr>
-      </w:r>
-      <w:r>
-        <w:rPr>
+          <w:rtl/>
+          <w:cs/>
+          <w:lang w:val="ar_AE" w:bidi="ar_AE"/>
+        </w:rPr>
+      </w:r>
+      <w:r>
+        <w:rPr>
+          <w:rtl/>
+          <w:cs/>
           <w:lang w:val="ar_AE" w:bidi="ar_AE"/>
         </w:rPr>
         <w:t>لقد منح الله المؤمنين الروح حتى يعلموا أنَّ الله يبقى فيهم.</w:t>
       </w:r>
       <w:r>
         <w:rPr>
-          <w:lang w:val="ar_AE" w:bidi="ar_AE"/>
-        </w:rPr>
-      </w:r>
-      <w:r>
-        <w:rPr>
-          <w:lang w:val="ar_AE" w:bidi="ar_AE"/>
-        </w:rPr>
-      </w:r>
-    </w:p>
-    <w:p>
-      <w:pPr>
-        <w:bidi/>
-      </w:pPr>
-      <w:r>
-        <w:rPr>
+          <w:rtl/>
+          <w:cs/>
+          <w:lang w:val="ar_AE" w:bidi="ar_AE"/>
+        </w:rPr>
+      </w:r>
+      <w:r>
+        <w:rPr>
+          <w:rtl/>
+          <w:cs/>
+          <w:lang w:val="ar_AE" w:bidi="ar_AE"/>
+        </w:rPr>
+      </w:r>
+    </w:p>
+    <w:p>
+      <w:pPr>
+        <w:bidi/>
+      </w:pPr>
+      <w:r>
+        <w:rPr>
+          <w:rtl/>
+          <w:cs/>
           <w:lang w:val="ar_AE" w:bidi="ar_AE"/>
         </w:rPr>
       </w:r>
@@ -3277,28 +4109,36 @@
       </w:pPr>
       <w:r>
         <w:rPr>
+          <w:rtl/>
+          <w:cs/>
           <w:lang w:val="ar_AE" w:bidi="ar_AE"/>
         </w:rPr>
         <w:t>١ يوحنا ٤: ١</w:t>
       </w:r>
       <w:r>
         <w:rPr>
-          <w:lang w:val="ar_AE" w:bidi="ar_AE"/>
-        </w:rPr>
-      </w:r>
-    </w:p>
-    <w:p>
-      <w:pPr>
-        <w:bidi/>
-      </w:pPr>
-      <w:r>
-        <w:rPr>
+          <w:rtl/>
+          <w:cs/>
+          <w:lang w:val="ar_AE" w:bidi="ar_AE"/>
+        </w:rPr>
+      </w:r>
+    </w:p>
+    <w:p>
+      <w:pPr>
+        <w:bidi/>
+      </w:pPr>
+      <w:r>
+        <w:rPr>
+          <w:rtl/>
+          <w:cs/>
           <w:lang w:val="ar_AE" w:bidi="ar_AE"/>
         </w:rPr>
       </w:r>
       <w:r>
         <w:rPr>
           <w:b/>
+          <w:rtl/>
+          <w:cs/>
           <w:lang w:val="ar_AE" w:bidi="ar_AE"/>
         </w:rPr>
         <w:t>لماذا يجب ألا يصدِّق المؤمنون كل روح؟</w:t>
@@ -3310,32 +4150,42 @@
       </w:pPr>
       <w:r>
         <w:rPr>
-          <w:lang w:val="ar_AE" w:bidi="ar_AE"/>
-        </w:rPr>
-      </w:r>
-      <w:r>
-        <w:rPr>
+          <w:rtl/>
+          <w:cs/>
+          <w:lang w:val="ar_AE" w:bidi="ar_AE"/>
+        </w:rPr>
+      </w:r>
+      <w:r>
+        <w:rPr>
+          <w:rtl/>
+          <w:cs/>
           <w:lang w:val="ar_AE" w:bidi="ar_AE"/>
         </w:rPr>
         <w:t>لا ينبغي لهم أن يصدقوا كل روح لأنَّ أنبياءً كذَبَةً كثيرين قد خرجوا إلى العالم.</w:t>
       </w:r>
       <w:r>
         <w:rPr>
-          <w:lang w:val="ar_AE" w:bidi="ar_AE"/>
-        </w:rPr>
-      </w:r>
-      <w:r>
-        <w:rPr>
-          <w:lang w:val="ar_AE" w:bidi="ar_AE"/>
-        </w:rPr>
-      </w:r>
-    </w:p>
-    <w:p>
-      <w:pPr>
-        <w:bidi/>
-      </w:pPr>
-      <w:r>
-        <w:rPr>
+          <w:rtl/>
+          <w:cs/>
+          <w:lang w:val="ar_AE" w:bidi="ar_AE"/>
+        </w:rPr>
+      </w:r>
+      <w:r>
+        <w:rPr>
+          <w:rtl/>
+          <w:cs/>
+          <w:lang w:val="ar_AE" w:bidi="ar_AE"/>
+        </w:rPr>
+      </w:r>
+    </w:p>
+    <w:p>
+      <w:pPr>
+        <w:bidi/>
+      </w:pPr>
+      <w:r>
+        <w:rPr>
+          <w:rtl/>
+          <w:cs/>
           <w:lang w:val="ar_AE" w:bidi="ar_AE"/>
         </w:rPr>
       </w:r>
@@ -3347,28 +4197,36 @@
       </w:pPr>
       <w:r>
         <w:rPr>
+          <w:rtl/>
+          <w:cs/>
           <w:lang w:val="ar_AE" w:bidi="ar_AE"/>
         </w:rPr>
         <w:t>١ يوحنا ٤: ٢</w:t>
       </w:r>
       <w:r>
         <w:rPr>
-          <w:lang w:val="ar_AE" w:bidi="ar_AE"/>
-        </w:rPr>
-      </w:r>
-    </w:p>
-    <w:p>
-      <w:pPr>
-        <w:bidi/>
-      </w:pPr>
-      <w:r>
-        <w:rPr>
+          <w:rtl/>
+          <w:cs/>
+          <w:lang w:val="ar_AE" w:bidi="ar_AE"/>
+        </w:rPr>
+      </w:r>
+    </w:p>
+    <w:p>
+      <w:pPr>
+        <w:bidi/>
+      </w:pPr>
+      <w:r>
+        <w:rPr>
+          <w:rtl/>
+          <w:cs/>
           <w:lang w:val="ar_AE" w:bidi="ar_AE"/>
         </w:rPr>
       </w:r>
       <w:r>
         <w:rPr>
           <w:b/>
+          <w:rtl/>
+          <w:cs/>
           <w:lang w:val="ar_AE" w:bidi="ar_AE"/>
         </w:rPr>
         <w:t>كيف يمكنك معرفة روح ٱللهِ؟</w:t>
@@ -3380,32 +4238,42 @@
       </w:pPr>
       <w:r>
         <w:rPr>
-          <w:lang w:val="ar_AE" w:bidi="ar_AE"/>
-        </w:rPr>
-      </w:r>
-      <w:r>
-        <w:rPr>
+          <w:rtl/>
+          <w:cs/>
+          <w:lang w:val="ar_AE" w:bidi="ar_AE"/>
+        </w:rPr>
+      </w:r>
+      <w:r>
+        <w:rPr>
+          <w:rtl/>
+          <w:cs/>
           <w:lang w:val="ar_AE" w:bidi="ar_AE"/>
         </w:rPr>
         <w:t>كل روح يعترف أنَّ يَسوع ٱلْمَسِيحِ قد جاء في الجسد هو من ٱللهِ.</w:t>
       </w:r>
       <w:r>
         <w:rPr>
-          <w:lang w:val="ar_AE" w:bidi="ar_AE"/>
-        </w:rPr>
-      </w:r>
-      <w:r>
-        <w:rPr>
-          <w:lang w:val="ar_AE" w:bidi="ar_AE"/>
-        </w:rPr>
-      </w:r>
-    </w:p>
-    <w:p>
-      <w:pPr>
-        <w:bidi/>
-      </w:pPr>
-      <w:r>
-        <w:rPr>
+          <w:rtl/>
+          <w:cs/>
+          <w:lang w:val="ar_AE" w:bidi="ar_AE"/>
+        </w:rPr>
+      </w:r>
+      <w:r>
+        <w:rPr>
+          <w:rtl/>
+          <w:cs/>
+          <w:lang w:val="ar_AE" w:bidi="ar_AE"/>
+        </w:rPr>
+      </w:r>
+    </w:p>
+    <w:p>
+      <w:pPr>
+        <w:bidi/>
+      </w:pPr>
+      <w:r>
+        <w:rPr>
+          <w:rtl/>
+          <w:cs/>
           <w:lang w:val="ar_AE" w:bidi="ar_AE"/>
         </w:rPr>
       </w:r>
@@ -3417,28 +4285,36 @@
       </w:pPr>
       <w:r>
         <w:rPr>
+          <w:rtl/>
+          <w:cs/>
           <w:lang w:val="ar_AE" w:bidi="ar_AE"/>
         </w:rPr>
         <w:t>١ يوحَنَّا ٤: ٣</w:t>
       </w:r>
       <w:r>
         <w:rPr>
-          <w:lang w:val="ar_AE" w:bidi="ar_AE"/>
-        </w:rPr>
-      </w:r>
-    </w:p>
-    <w:p>
-      <w:pPr>
-        <w:bidi/>
-      </w:pPr>
-      <w:r>
-        <w:rPr>
+          <w:rtl/>
+          <w:cs/>
+          <w:lang w:val="ar_AE" w:bidi="ar_AE"/>
+        </w:rPr>
+      </w:r>
+    </w:p>
+    <w:p>
+      <w:pPr>
+        <w:bidi/>
+      </w:pPr>
+      <w:r>
+        <w:rPr>
+          <w:rtl/>
+          <w:cs/>
           <w:lang w:val="ar_AE" w:bidi="ar_AE"/>
         </w:rPr>
       </w:r>
       <w:r>
         <w:rPr>
           <w:b/>
+          <w:rtl/>
+          <w:cs/>
           <w:lang w:val="ar_AE" w:bidi="ar_AE"/>
         </w:rPr>
         <w:t>أي روح لا يعترف بأن يَسوع ٱلْمَسِيحِ قد جاء في الجسد؟</w:t>
@@ -3450,32 +4326,42 @@
       </w:pPr>
       <w:r>
         <w:rPr>
-          <w:lang w:val="ar_AE" w:bidi="ar_AE"/>
-        </w:rPr>
-      </w:r>
-      <w:r>
-        <w:rPr>
+          <w:rtl/>
+          <w:cs/>
+          <w:lang w:val="ar_AE" w:bidi="ar_AE"/>
+        </w:rPr>
+      </w:r>
+      <w:r>
+        <w:rPr>
+          <w:rtl/>
+          <w:cs/>
           <w:lang w:val="ar_AE" w:bidi="ar_AE"/>
         </w:rPr>
         <w:t>روح ضد المسيح لا يعترف بأن يَسوع ٱلْمَسِيحِ قد جاء في الجسد.</w:t>
       </w:r>
       <w:r>
         <w:rPr>
-          <w:lang w:val="ar_AE" w:bidi="ar_AE"/>
-        </w:rPr>
-      </w:r>
-      <w:r>
-        <w:rPr>
-          <w:lang w:val="ar_AE" w:bidi="ar_AE"/>
-        </w:rPr>
-      </w:r>
-    </w:p>
-    <w:p>
-      <w:pPr>
-        <w:bidi/>
-      </w:pPr>
-      <w:r>
-        <w:rPr>
+          <w:rtl/>
+          <w:cs/>
+          <w:lang w:val="ar_AE" w:bidi="ar_AE"/>
+        </w:rPr>
+      </w:r>
+      <w:r>
+        <w:rPr>
+          <w:rtl/>
+          <w:cs/>
+          <w:lang w:val="ar_AE" w:bidi="ar_AE"/>
+        </w:rPr>
+      </w:r>
+    </w:p>
+    <w:p>
+      <w:pPr>
+        <w:bidi/>
+      </w:pPr>
+      <w:r>
+        <w:rPr>
+          <w:rtl/>
+          <w:cs/>
           <w:lang w:val="ar_AE" w:bidi="ar_AE"/>
         </w:rPr>
       </w:r>
@@ -3487,28 +4373,36 @@
       </w:pPr>
       <w:r>
         <w:rPr>
+          <w:rtl/>
+          <w:cs/>
           <w:lang w:val="ar_AE" w:bidi="ar_AE"/>
         </w:rPr>
         <w:t>١ يوحَنَّا ٤:٤</w:t>
       </w:r>
       <w:r>
         <w:rPr>
-          <w:lang w:val="ar_AE" w:bidi="ar_AE"/>
-        </w:rPr>
-      </w:r>
-    </w:p>
-    <w:p>
-      <w:pPr>
-        <w:bidi/>
-      </w:pPr>
-      <w:r>
-        <w:rPr>
+          <w:rtl/>
+          <w:cs/>
+          <w:lang w:val="ar_AE" w:bidi="ar_AE"/>
+        </w:rPr>
+      </w:r>
+    </w:p>
+    <w:p>
+      <w:pPr>
+        <w:bidi/>
+      </w:pPr>
+      <w:r>
+        <w:rPr>
+          <w:rtl/>
+          <w:cs/>
           <w:lang w:val="ar_AE" w:bidi="ar_AE"/>
         </w:rPr>
       </w:r>
       <w:r>
         <w:rPr>
           <w:b/>
+          <w:rtl/>
+          <w:cs/>
           <w:lang w:val="ar_AE" w:bidi="ar_AE"/>
         </w:rPr>
         <w:t>كيف يمكن للمؤمنين التغلب على الأرواح التي ليست من ٱللهِ؟</w:t>
@@ -3520,32 +4414,42 @@
       </w:pPr>
       <w:r>
         <w:rPr>
-          <w:lang w:val="ar_AE" w:bidi="ar_AE"/>
-        </w:rPr>
-      </w:r>
-      <w:r>
-        <w:rPr>
+          <w:rtl/>
+          <w:cs/>
+          <w:lang w:val="ar_AE" w:bidi="ar_AE"/>
+        </w:rPr>
+      </w:r>
+      <w:r>
+        <w:rPr>
+          <w:rtl/>
+          <w:cs/>
           <w:lang w:val="ar_AE" w:bidi="ar_AE"/>
         </w:rPr>
         <w:t>يمكننا التغلُّب عليها لأن الروح الذي فينا أعظم من الروح الذي في العالم.</w:t>
       </w:r>
       <w:r>
         <w:rPr>
-          <w:lang w:val="ar_AE" w:bidi="ar_AE"/>
-        </w:rPr>
-      </w:r>
-      <w:r>
-        <w:rPr>
-          <w:lang w:val="ar_AE" w:bidi="ar_AE"/>
-        </w:rPr>
-      </w:r>
-    </w:p>
-    <w:p>
-      <w:pPr>
-        <w:bidi/>
-      </w:pPr>
-      <w:r>
-        <w:rPr>
+          <w:rtl/>
+          <w:cs/>
+          <w:lang w:val="ar_AE" w:bidi="ar_AE"/>
+        </w:rPr>
+      </w:r>
+      <w:r>
+        <w:rPr>
+          <w:rtl/>
+          <w:cs/>
+          <w:lang w:val="ar_AE" w:bidi="ar_AE"/>
+        </w:rPr>
+      </w:r>
+    </w:p>
+    <w:p>
+      <w:pPr>
+        <w:bidi/>
+      </w:pPr>
+      <w:r>
+        <w:rPr>
+          <w:rtl/>
+          <w:cs/>
           <w:lang w:val="ar_AE" w:bidi="ar_AE"/>
         </w:rPr>
       </w:r>
@@ -3557,28 +4461,36 @@
       </w:pPr>
       <w:r>
         <w:rPr>
+          <w:rtl/>
+          <w:cs/>
           <w:lang w:val="ar_AE" w:bidi="ar_AE"/>
         </w:rPr>
         <w:t>١ يوحَنَّا ٤: ٧</w:t>
       </w:r>
       <w:r>
         <w:rPr>
-          <w:lang w:val="ar_AE" w:bidi="ar_AE"/>
-        </w:rPr>
-      </w:r>
-    </w:p>
-    <w:p>
-      <w:pPr>
-        <w:bidi/>
-      </w:pPr>
-      <w:r>
-        <w:rPr>
+          <w:rtl/>
+          <w:cs/>
+          <w:lang w:val="ar_AE" w:bidi="ar_AE"/>
+        </w:rPr>
+      </w:r>
+    </w:p>
+    <w:p>
+      <w:pPr>
+        <w:bidi/>
+      </w:pPr>
+      <w:r>
+        <w:rPr>
+          <w:rtl/>
+          <w:cs/>
           <w:lang w:val="ar_AE" w:bidi="ar_AE"/>
         </w:rPr>
       </w:r>
       <w:r>
         <w:rPr>
           <w:b/>
+          <w:rtl/>
+          <w:cs/>
           <w:lang w:val="ar_AE" w:bidi="ar_AE"/>
         </w:rPr>
         <w:t>لماذا يجب على المؤمنين أن يحبوا بعضهم بعضًا؟</w:t>
@@ -3590,32 +4502,42 @@
       </w:pPr>
       <w:r>
         <w:rPr>
-          <w:lang w:val="ar_AE" w:bidi="ar_AE"/>
-        </w:rPr>
-      </w:r>
-      <w:r>
-        <w:rPr>
+          <w:rtl/>
+          <w:cs/>
+          <w:lang w:val="ar_AE" w:bidi="ar_AE"/>
+        </w:rPr>
+      </w:r>
+      <w:r>
+        <w:rPr>
+          <w:rtl/>
+          <w:cs/>
           <w:lang w:val="ar_AE" w:bidi="ar_AE"/>
         </w:rPr>
         <w:t>يجب على المؤمنين أن يحبوا بعضهم بعضًا لأن المحبة من ٱللهِ ومَن وُلد من ٱللهِ يحب.</w:t>
       </w:r>
       <w:r>
         <w:rPr>
-          <w:lang w:val="ar_AE" w:bidi="ar_AE"/>
-        </w:rPr>
-      </w:r>
-      <w:r>
-        <w:rPr>
-          <w:lang w:val="ar_AE" w:bidi="ar_AE"/>
-        </w:rPr>
-      </w:r>
-    </w:p>
-    <w:p>
-      <w:pPr>
-        <w:bidi/>
-      </w:pPr>
-      <w:r>
-        <w:rPr>
+          <w:rtl/>
+          <w:cs/>
+          <w:lang w:val="ar_AE" w:bidi="ar_AE"/>
+        </w:rPr>
+      </w:r>
+      <w:r>
+        <w:rPr>
+          <w:rtl/>
+          <w:cs/>
+          <w:lang w:val="ar_AE" w:bidi="ar_AE"/>
+        </w:rPr>
+      </w:r>
+    </w:p>
+    <w:p>
+      <w:pPr>
+        <w:bidi/>
+      </w:pPr>
+      <w:r>
+        <w:rPr>
+          <w:rtl/>
+          <w:cs/>
           <w:lang w:val="ar_AE" w:bidi="ar_AE"/>
         </w:rPr>
       </w:r>
@@ -3627,28 +4549,36 @@
       </w:pPr>
       <w:r>
         <w:rPr>
+          <w:rtl/>
+          <w:cs/>
           <w:lang w:val="ar_AE" w:bidi="ar_AE"/>
         </w:rPr>
         <w:t>١ يوحنا ٤: ٨</w:t>
       </w:r>
       <w:r>
         <w:rPr>
-          <w:lang w:val="ar_AE" w:bidi="ar_AE"/>
-        </w:rPr>
-      </w:r>
-    </w:p>
-    <w:p>
-      <w:pPr>
-        <w:bidi/>
-      </w:pPr>
-      <w:r>
-        <w:rPr>
+          <w:rtl/>
+          <w:cs/>
+          <w:lang w:val="ar_AE" w:bidi="ar_AE"/>
+        </w:rPr>
+      </w:r>
+    </w:p>
+    <w:p>
+      <w:pPr>
+        <w:bidi/>
+      </w:pPr>
+      <w:r>
+        <w:rPr>
+          <w:rtl/>
+          <w:cs/>
           <w:lang w:val="ar_AE" w:bidi="ar_AE"/>
         </w:rPr>
       </w:r>
       <w:r>
         <w:rPr>
           <w:b/>
+          <w:rtl/>
+          <w:cs/>
           <w:lang w:val="ar_AE" w:bidi="ar_AE"/>
         </w:rPr>
         <w:t>كيف يُظهر الشخص الذي لا يحب أنه لا يعرف ٱلله؟</w:t>
@@ -3660,32 +4590,42 @@
       </w:pPr>
       <w:r>
         <w:rPr>
-          <w:lang w:val="ar_AE" w:bidi="ar_AE"/>
-        </w:rPr>
-      </w:r>
-      <w:r>
-        <w:rPr>
+          <w:rtl/>
+          <w:cs/>
+          <w:lang w:val="ar_AE" w:bidi="ar_AE"/>
+        </w:rPr>
+      </w:r>
+      <w:r>
+        <w:rPr>
+          <w:rtl/>
+          <w:cs/>
           <w:lang w:val="ar_AE" w:bidi="ar_AE"/>
         </w:rPr>
         <w:t>الأشخاص الذين يعرفون ٱلله يحبون لأن ٱلله محبة.</w:t>
       </w:r>
       <w:r>
         <w:rPr>
-          <w:lang w:val="ar_AE" w:bidi="ar_AE"/>
-        </w:rPr>
-      </w:r>
-      <w:r>
-        <w:rPr>
-          <w:lang w:val="ar_AE" w:bidi="ar_AE"/>
-        </w:rPr>
-      </w:r>
-    </w:p>
-    <w:p>
-      <w:pPr>
-        <w:bidi/>
-      </w:pPr>
-      <w:r>
-        <w:rPr>
+          <w:rtl/>
+          <w:cs/>
+          <w:lang w:val="ar_AE" w:bidi="ar_AE"/>
+        </w:rPr>
+      </w:r>
+      <w:r>
+        <w:rPr>
+          <w:rtl/>
+          <w:cs/>
+          <w:lang w:val="ar_AE" w:bidi="ar_AE"/>
+        </w:rPr>
+      </w:r>
+    </w:p>
+    <w:p>
+      <w:pPr>
+        <w:bidi/>
+      </w:pPr>
+      <w:r>
+        <w:rPr>
+          <w:rtl/>
+          <w:cs/>
           <w:lang w:val="ar_AE" w:bidi="ar_AE"/>
         </w:rPr>
       </w:r>
@@ -3697,28 +4637,36 @@
       </w:pPr>
       <w:r>
         <w:rPr>
+          <w:rtl/>
+          <w:cs/>
           <w:lang w:val="ar_AE" w:bidi="ar_AE"/>
         </w:rPr>
         <w:t>١ يوحنا ٤: ٩</w:t>
       </w:r>
       <w:r>
         <w:rPr>
-          <w:lang w:val="ar_AE" w:bidi="ar_AE"/>
-        </w:rPr>
-      </w:r>
-    </w:p>
-    <w:p>
-      <w:pPr>
-        <w:bidi/>
-      </w:pPr>
-      <w:r>
-        <w:rPr>
+          <w:rtl/>
+          <w:cs/>
+          <w:lang w:val="ar_AE" w:bidi="ar_AE"/>
+        </w:rPr>
+      </w:r>
+    </w:p>
+    <w:p>
+      <w:pPr>
+        <w:bidi/>
+      </w:pPr>
+      <w:r>
+        <w:rPr>
+          <w:rtl/>
+          <w:cs/>
           <w:lang w:val="ar_AE" w:bidi="ar_AE"/>
         </w:rPr>
       </w:r>
       <w:r>
         <w:rPr>
           <w:b/>
+          <w:rtl/>
+          <w:cs/>
           <w:lang w:val="ar_AE" w:bidi="ar_AE"/>
         </w:rPr>
         <w:t>كيف أعلن ٱلله عن محبته لنا؟</w:t>
@@ -3730,32 +4678,42 @@
       </w:pPr>
       <w:r>
         <w:rPr>
-          <w:lang w:val="ar_AE" w:bidi="ar_AE"/>
-        </w:rPr>
-      </w:r>
-      <w:r>
-        <w:rPr>
+          <w:rtl/>
+          <w:cs/>
+          <w:lang w:val="ar_AE" w:bidi="ar_AE"/>
+        </w:rPr>
+      </w:r>
+      <w:r>
+        <w:rPr>
+          <w:rtl/>
+          <w:cs/>
           <w:lang w:val="ar_AE" w:bidi="ar_AE"/>
         </w:rPr>
         <w:t>أعلن الله عن محبته لنا بإرسال ابنه الوحيد إلى العالم.</w:t>
       </w:r>
       <w:r>
         <w:rPr>
-          <w:lang w:val="ar_AE" w:bidi="ar_AE"/>
-        </w:rPr>
-      </w:r>
-      <w:r>
-        <w:rPr>
-          <w:lang w:val="ar_AE" w:bidi="ar_AE"/>
-        </w:rPr>
-      </w:r>
-    </w:p>
-    <w:p>
-      <w:pPr>
-        <w:bidi/>
-      </w:pPr>
-      <w:r>
-        <w:rPr>
+          <w:rtl/>
+          <w:cs/>
+          <w:lang w:val="ar_AE" w:bidi="ar_AE"/>
+        </w:rPr>
+      </w:r>
+      <w:r>
+        <w:rPr>
+          <w:rtl/>
+          <w:cs/>
+          <w:lang w:val="ar_AE" w:bidi="ar_AE"/>
+        </w:rPr>
+      </w:r>
+    </w:p>
+    <w:p>
+      <w:pPr>
+        <w:bidi/>
+      </w:pPr>
+      <w:r>
+        <w:rPr>
+          <w:rtl/>
+          <w:cs/>
           <w:lang w:val="ar_AE" w:bidi="ar_AE"/>
         </w:rPr>
       </w:r>
@@ -3767,28 +4725,36 @@
       </w:pPr>
       <w:r>
         <w:rPr>
+          <w:rtl/>
+          <w:cs/>
           <w:lang w:val="ar_AE" w:bidi="ar_AE"/>
         </w:rPr>
         <w:t>١ يوحنا ٤: ٩ (#٢)</w:t>
       </w:r>
       <w:r>
         <w:rPr>
-          <w:lang w:val="ar_AE" w:bidi="ar_AE"/>
-        </w:rPr>
-      </w:r>
-    </w:p>
-    <w:p>
-      <w:pPr>
-        <w:bidi/>
-      </w:pPr>
-      <w:r>
-        <w:rPr>
+          <w:rtl/>
+          <w:cs/>
+          <w:lang w:val="ar_AE" w:bidi="ar_AE"/>
+        </w:rPr>
+      </w:r>
+    </w:p>
+    <w:p>
+      <w:pPr>
+        <w:bidi/>
+      </w:pPr>
+      <w:r>
+        <w:rPr>
+          <w:rtl/>
+          <w:cs/>
           <w:lang w:val="ar_AE" w:bidi="ar_AE"/>
         </w:rPr>
       </w:r>
       <w:r>
         <w:rPr>
           <w:b/>
+          <w:rtl/>
+          <w:cs/>
           <w:lang w:val="ar_AE" w:bidi="ar_AE"/>
         </w:rPr>
         <w:t>لأي غرض أرسل الآب ابنه؟</w:t>
@@ -3800,32 +4766,42 @@
       </w:pPr>
       <w:r>
         <w:rPr>
-          <w:lang w:val="ar_AE" w:bidi="ar_AE"/>
-        </w:rPr>
-      </w:r>
-      <w:r>
-        <w:rPr>
+          <w:rtl/>
+          <w:cs/>
+          <w:lang w:val="ar_AE" w:bidi="ar_AE"/>
+        </w:rPr>
+      </w:r>
+      <w:r>
+        <w:rPr>
+          <w:rtl/>
+          <w:cs/>
           <w:lang w:val="ar_AE" w:bidi="ar_AE"/>
         </w:rPr>
         <w:t>أرسل الآب ابنه لكي نحيا به.</w:t>
       </w:r>
       <w:r>
         <w:rPr>
-          <w:lang w:val="ar_AE" w:bidi="ar_AE"/>
-        </w:rPr>
-      </w:r>
-      <w:r>
-        <w:rPr>
-          <w:lang w:val="ar_AE" w:bidi="ar_AE"/>
-        </w:rPr>
-      </w:r>
-    </w:p>
-    <w:p>
-      <w:pPr>
-        <w:bidi/>
-      </w:pPr>
-      <w:r>
-        <w:rPr>
+          <w:rtl/>
+          <w:cs/>
+          <w:lang w:val="ar_AE" w:bidi="ar_AE"/>
+        </w:rPr>
+      </w:r>
+      <w:r>
+        <w:rPr>
+          <w:rtl/>
+          <w:cs/>
+          <w:lang w:val="ar_AE" w:bidi="ar_AE"/>
+        </w:rPr>
+      </w:r>
+    </w:p>
+    <w:p>
+      <w:pPr>
+        <w:bidi/>
+      </w:pPr>
+      <w:r>
+        <w:rPr>
+          <w:rtl/>
+          <w:cs/>
           <w:lang w:val="ar_AE" w:bidi="ar_AE"/>
         </w:rPr>
       </w:r>
@@ -3837,28 +4813,36 @@
       </w:pPr>
       <w:r>
         <w:rPr>
+          <w:rtl/>
+          <w:cs/>
           <w:lang w:val="ar_AE" w:bidi="ar_AE"/>
         </w:rPr>
         <w:t>١ يوحنا ٤: ١٥</w:t>
       </w:r>
       <w:r>
         <w:rPr>
-          <w:lang w:val="ar_AE" w:bidi="ar_AE"/>
-        </w:rPr>
-      </w:r>
-    </w:p>
-    <w:p>
-      <w:pPr>
-        <w:bidi/>
-      </w:pPr>
-      <w:r>
-        <w:rPr>
+          <w:rtl/>
+          <w:cs/>
+          <w:lang w:val="ar_AE" w:bidi="ar_AE"/>
+        </w:rPr>
+      </w:r>
+    </w:p>
+    <w:p>
+      <w:pPr>
+        <w:bidi/>
+      </w:pPr>
+      <w:r>
+        <w:rPr>
+          <w:rtl/>
+          <w:cs/>
           <w:lang w:val="ar_AE" w:bidi="ar_AE"/>
         </w:rPr>
       </w:r>
       <w:r>
         <w:rPr>
           <w:b/>
+          <w:rtl/>
+          <w:cs/>
           <w:lang w:val="ar_AE" w:bidi="ar_AE"/>
         </w:rPr>
         <w:t>ماذا يعترف الشخص عن يسوع حتى أنَّ ٱلله يثبت في هذا الشخص ويثبت هو في ٱللهِ؟</w:t>
@@ -3870,32 +4854,42 @@
       </w:pPr>
       <w:r>
         <w:rPr>
-          <w:lang w:val="ar_AE" w:bidi="ar_AE"/>
-        </w:rPr>
-      </w:r>
-      <w:r>
-        <w:rPr>
+          <w:rtl/>
+          <w:cs/>
+          <w:lang w:val="ar_AE" w:bidi="ar_AE"/>
+        </w:rPr>
+      </w:r>
+      <w:r>
+        <w:rPr>
+          <w:rtl/>
+          <w:cs/>
           <w:lang w:val="ar_AE" w:bidi="ar_AE"/>
         </w:rPr>
         <w:t>الشخص الذي يثبت في ٱللهِ يعترف أنَّ يَسوع هو ابن ٱللهِ.</w:t>
       </w:r>
       <w:r>
         <w:rPr>
-          <w:lang w:val="ar_AE" w:bidi="ar_AE"/>
-        </w:rPr>
-      </w:r>
-      <w:r>
-        <w:rPr>
-          <w:lang w:val="ar_AE" w:bidi="ar_AE"/>
-        </w:rPr>
-      </w:r>
-    </w:p>
-    <w:p>
-      <w:pPr>
-        <w:bidi/>
-      </w:pPr>
-      <w:r>
-        <w:rPr>
+          <w:rtl/>
+          <w:cs/>
+          <w:lang w:val="ar_AE" w:bidi="ar_AE"/>
+        </w:rPr>
+      </w:r>
+      <w:r>
+        <w:rPr>
+          <w:rtl/>
+          <w:cs/>
+          <w:lang w:val="ar_AE" w:bidi="ar_AE"/>
+        </w:rPr>
+      </w:r>
+    </w:p>
+    <w:p>
+      <w:pPr>
+        <w:bidi/>
+      </w:pPr>
+      <w:r>
+        <w:rPr>
+          <w:rtl/>
+          <w:cs/>
           <w:lang w:val="ar_AE" w:bidi="ar_AE"/>
         </w:rPr>
       </w:r>
@@ -3907,28 +4901,36 @@
       </w:pPr>
       <w:r>
         <w:rPr>
+          <w:rtl/>
+          <w:cs/>
           <w:lang w:val="ar_AE" w:bidi="ar_AE"/>
         </w:rPr>
         <w:t>١ يوحنا ٤: ١٧</w:t>
       </w:r>
       <w:r>
         <w:rPr>
-          <w:lang w:val="ar_AE" w:bidi="ar_AE"/>
-        </w:rPr>
-      </w:r>
-    </w:p>
-    <w:p>
-      <w:pPr>
-        <w:bidi/>
-      </w:pPr>
-      <w:r>
-        <w:rPr>
+          <w:rtl/>
+          <w:cs/>
+          <w:lang w:val="ar_AE" w:bidi="ar_AE"/>
+        </w:rPr>
+      </w:r>
+    </w:p>
+    <w:p>
+      <w:pPr>
+        <w:bidi/>
+      </w:pPr>
+      <w:r>
+        <w:rPr>
+          <w:rtl/>
+          <w:cs/>
           <w:lang w:val="ar_AE" w:bidi="ar_AE"/>
         </w:rPr>
       </w:r>
       <w:r>
         <w:rPr>
           <w:b/>
+          <w:rtl/>
+          <w:cs/>
           <w:lang w:val="ar_AE" w:bidi="ar_AE"/>
         </w:rPr>
         <w:t>ماذا سيكون موقفنا في يوم الدين بسبب محبة الله فينا؟</w:t>
@@ -3940,32 +4942,42 @@
       </w:pPr>
       <w:r>
         <w:rPr>
-          <w:lang w:val="ar_AE" w:bidi="ar_AE"/>
-        </w:rPr>
-      </w:r>
-      <w:r>
-        <w:rPr>
+          <w:rtl/>
+          <w:cs/>
+          <w:lang w:val="ar_AE" w:bidi="ar_AE"/>
+        </w:rPr>
+      </w:r>
+      <w:r>
+        <w:rPr>
+          <w:rtl/>
+          <w:cs/>
           <w:lang w:val="ar_AE" w:bidi="ar_AE"/>
         </w:rPr>
         <w:t>تمنحنا محبة ٱللهِ فينا ثقة في يوم الدين.</w:t>
       </w:r>
       <w:r>
         <w:rPr>
-          <w:lang w:val="ar_AE" w:bidi="ar_AE"/>
-        </w:rPr>
-      </w:r>
-      <w:r>
-        <w:rPr>
-          <w:lang w:val="ar_AE" w:bidi="ar_AE"/>
-        </w:rPr>
-      </w:r>
-    </w:p>
-    <w:p>
-      <w:pPr>
-        <w:bidi/>
-      </w:pPr>
-      <w:r>
-        <w:rPr>
+          <w:rtl/>
+          <w:cs/>
+          <w:lang w:val="ar_AE" w:bidi="ar_AE"/>
+        </w:rPr>
+      </w:r>
+      <w:r>
+        <w:rPr>
+          <w:rtl/>
+          <w:cs/>
+          <w:lang w:val="ar_AE" w:bidi="ar_AE"/>
+        </w:rPr>
+      </w:r>
+    </w:p>
+    <w:p>
+      <w:pPr>
+        <w:bidi/>
+      </w:pPr>
+      <w:r>
+        <w:rPr>
+          <w:rtl/>
+          <w:cs/>
           <w:lang w:val="ar_AE" w:bidi="ar_AE"/>
         </w:rPr>
       </w:r>
@@ -3977,28 +4989,36 @@
       </w:pPr>
       <w:r>
         <w:rPr>
+          <w:rtl/>
+          <w:cs/>
           <w:lang w:val="ar_AE" w:bidi="ar_AE"/>
         </w:rPr>
         <w:t>١ يوحنا ٤: ١٩</w:t>
       </w:r>
       <w:r>
         <w:rPr>
-          <w:lang w:val="ar_AE" w:bidi="ar_AE"/>
-        </w:rPr>
-      </w:r>
-    </w:p>
-    <w:p>
-      <w:pPr>
-        <w:bidi/>
-      </w:pPr>
-      <w:r>
-        <w:rPr>
+          <w:rtl/>
+          <w:cs/>
+          <w:lang w:val="ar_AE" w:bidi="ar_AE"/>
+        </w:rPr>
+      </w:r>
+    </w:p>
+    <w:p>
+      <w:pPr>
+        <w:bidi/>
+      </w:pPr>
+      <w:r>
+        <w:rPr>
+          <w:rtl/>
+          <w:cs/>
           <w:lang w:val="ar_AE" w:bidi="ar_AE"/>
         </w:rPr>
       </w:r>
       <w:r>
         <w:rPr>
           <w:b/>
+          <w:rtl/>
+          <w:cs/>
           <w:lang w:val="ar_AE" w:bidi="ar_AE"/>
         </w:rPr>
         <w:t>كيف نكون قادرين على أن نحب؟</w:t>
@@ -4010,32 +5030,42 @@
       </w:pPr>
       <w:r>
         <w:rPr>
-          <w:lang w:val="ar_AE" w:bidi="ar_AE"/>
-        </w:rPr>
-      </w:r>
-      <w:r>
-        <w:rPr>
+          <w:rtl/>
+          <w:cs/>
+          <w:lang w:val="ar_AE" w:bidi="ar_AE"/>
+        </w:rPr>
+      </w:r>
+      <w:r>
+        <w:rPr>
+          <w:rtl/>
+          <w:cs/>
           <w:lang w:val="ar_AE" w:bidi="ar_AE"/>
         </w:rPr>
         <w:t>نحن نحب لأن ٱلله أحبنا أولًا.</w:t>
       </w:r>
       <w:r>
         <w:rPr>
-          <w:lang w:val="ar_AE" w:bidi="ar_AE"/>
-        </w:rPr>
-      </w:r>
-      <w:r>
-        <w:rPr>
-          <w:lang w:val="ar_AE" w:bidi="ar_AE"/>
-        </w:rPr>
-      </w:r>
-    </w:p>
-    <w:p>
-      <w:pPr>
-        <w:bidi/>
-      </w:pPr>
-      <w:r>
-        <w:rPr>
+          <w:rtl/>
+          <w:cs/>
+          <w:lang w:val="ar_AE" w:bidi="ar_AE"/>
+        </w:rPr>
+      </w:r>
+      <w:r>
+        <w:rPr>
+          <w:rtl/>
+          <w:cs/>
+          <w:lang w:val="ar_AE" w:bidi="ar_AE"/>
+        </w:rPr>
+      </w:r>
+    </w:p>
+    <w:p>
+      <w:pPr>
+        <w:bidi/>
+      </w:pPr>
+      <w:r>
+        <w:rPr>
+          <w:rtl/>
+          <w:cs/>
           <w:lang w:val="ar_AE" w:bidi="ar_AE"/>
         </w:rPr>
       </w:r>
@@ -4047,28 +5077,36 @@
       </w:pPr>
       <w:r>
         <w:rPr>
+          <w:rtl/>
+          <w:cs/>
           <w:lang w:val="ar_AE" w:bidi="ar_AE"/>
         </w:rPr>
         <w:t>١ يوحَنَّا ٤: ٢٠</w:t>
       </w:r>
       <w:r>
         <w:rPr>
-          <w:lang w:val="ar_AE" w:bidi="ar_AE"/>
-        </w:rPr>
-      </w:r>
-    </w:p>
-    <w:p>
-      <w:pPr>
-        <w:bidi/>
-      </w:pPr>
-      <w:r>
-        <w:rPr>
+          <w:rtl/>
+          <w:cs/>
+          <w:lang w:val="ar_AE" w:bidi="ar_AE"/>
+        </w:rPr>
+      </w:r>
+    </w:p>
+    <w:p>
+      <w:pPr>
+        <w:bidi/>
+      </w:pPr>
+      <w:r>
+        <w:rPr>
+          <w:rtl/>
+          <w:cs/>
           <w:lang w:val="ar_AE" w:bidi="ar_AE"/>
         </w:rPr>
       </w:r>
       <w:r>
         <w:rPr>
           <w:b/>
+          <w:rtl/>
+          <w:cs/>
           <w:lang w:val="ar_AE" w:bidi="ar_AE"/>
         </w:rPr>
         <w:t>إذا كان شخص يكره أخاه، فكيف تكون علاقته بٱللهِ؟</w:t>
@@ -4080,32 +5118,42 @@
       </w:pPr>
       <w:r>
         <w:rPr>
-          <w:lang w:val="ar_AE" w:bidi="ar_AE"/>
-        </w:rPr>
-      </w:r>
-      <w:r>
-        <w:rPr>
+          <w:rtl/>
+          <w:cs/>
+          <w:lang w:val="ar_AE" w:bidi="ar_AE"/>
+        </w:rPr>
+      </w:r>
+      <w:r>
+        <w:rPr>
+          <w:rtl/>
+          <w:cs/>
           <w:lang w:val="ar_AE" w:bidi="ar_AE"/>
         </w:rPr>
         <w:t>الشخص الذي يكره أخاه لا يستطيع أن يحب ٱللهِ.</w:t>
       </w:r>
       <w:r>
         <w:rPr>
-          <w:lang w:val="ar_AE" w:bidi="ar_AE"/>
-        </w:rPr>
-      </w:r>
-      <w:r>
-        <w:rPr>
-          <w:lang w:val="ar_AE" w:bidi="ar_AE"/>
-        </w:rPr>
-      </w:r>
-    </w:p>
-    <w:p>
-      <w:pPr>
-        <w:bidi/>
-      </w:pPr>
-      <w:r>
-        <w:rPr>
+          <w:rtl/>
+          <w:cs/>
+          <w:lang w:val="ar_AE" w:bidi="ar_AE"/>
+        </w:rPr>
+      </w:r>
+      <w:r>
+        <w:rPr>
+          <w:rtl/>
+          <w:cs/>
+          <w:lang w:val="ar_AE" w:bidi="ar_AE"/>
+        </w:rPr>
+      </w:r>
+    </w:p>
+    <w:p>
+      <w:pPr>
+        <w:bidi/>
+      </w:pPr>
+      <w:r>
+        <w:rPr>
+          <w:rtl/>
+          <w:cs/>
           <w:lang w:val="ar_AE" w:bidi="ar_AE"/>
         </w:rPr>
       </w:r>
@@ -4117,28 +5165,36 @@
       </w:pPr>
       <w:r>
         <w:rPr>
+          <w:rtl/>
+          <w:cs/>
           <w:lang w:val="ar_AE" w:bidi="ar_AE"/>
         </w:rPr>
         <w:t>١ يوحَنَّا ٤: ٢١</w:t>
       </w:r>
       <w:r>
         <w:rPr>
-          <w:lang w:val="ar_AE" w:bidi="ar_AE"/>
-        </w:rPr>
-      </w:r>
-    </w:p>
-    <w:p>
-      <w:pPr>
-        <w:bidi/>
-      </w:pPr>
-      <w:r>
-        <w:rPr>
+          <w:rtl/>
+          <w:cs/>
+          <w:lang w:val="ar_AE" w:bidi="ar_AE"/>
+        </w:rPr>
+      </w:r>
+    </w:p>
+    <w:p>
+      <w:pPr>
+        <w:bidi/>
+      </w:pPr>
+      <w:r>
+        <w:rPr>
+          <w:rtl/>
+          <w:cs/>
           <w:lang w:val="ar_AE" w:bidi="ar_AE"/>
         </w:rPr>
       </w:r>
       <w:r>
         <w:rPr>
           <w:b/>
+          <w:rtl/>
+          <w:cs/>
           <w:lang w:val="ar_AE" w:bidi="ar_AE"/>
         </w:rPr>
         <w:t>كيف يجب أن يعامل أخاه الشخص الذي يحب ٱلله؟</w:t>
@@ -4150,32 +5206,42 @@
       </w:pPr>
       <w:r>
         <w:rPr>
-          <w:lang w:val="ar_AE" w:bidi="ar_AE"/>
-        </w:rPr>
-      </w:r>
-      <w:r>
-        <w:rPr>
+          <w:rtl/>
+          <w:cs/>
+          <w:lang w:val="ar_AE" w:bidi="ar_AE"/>
+        </w:rPr>
+      </w:r>
+      <w:r>
+        <w:rPr>
+          <w:rtl/>
+          <w:cs/>
           <w:lang w:val="ar_AE" w:bidi="ar_AE"/>
         </w:rPr>
         <w:t>مَن يحب ٱلله يجب أنْ يحب أخاه أيضًا.</w:t>
       </w:r>
       <w:r>
         <w:rPr>
-          <w:lang w:val="ar_AE" w:bidi="ar_AE"/>
-        </w:rPr>
-      </w:r>
-      <w:r>
-        <w:rPr>
-          <w:lang w:val="ar_AE" w:bidi="ar_AE"/>
-        </w:rPr>
-      </w:r>
-    </w:p>
-    <w:p>
-      <w:pPr>
-        <w:bidi/>
-      </w:pPr>
-      <w:r>
-        <w:rPr>
+          <w:rtl/>
+          <w:cs/>
+          <w:lang w:val="ar_AE" w:bidi="ar_AE"/>
+        </w:rPr>
+      </w:r>
+      <w:r>
+        <w:rPr>
+          <w:rtl/>
+          <w:cs/>
+          <w:lang w:val="ar_AE" w:bidi="ar_AE"/>
+        </w:rPr>
+      </w:r>
+    </w:p>
+    <w:p>
+      <w:pPr>
+        <w:bidi/>
+      </w:pPr>
+      <w:r>
+        <w:rPr>
+          <w:rtl/>
+          <w:cs/>
           <w:lang w:val="ar_AE" w:bidi="ar_AE"/>
         </w:rPr>
       </w:r>
@@ -4187,28 +5253,36 @@
       </w:pPr>
       <w:r>
         <w:rPr>
+          <w:rtl/>
+          <w:cs/>
           <w:lang w:val="ar_AE" w:bidi="ar_AE"/>
         </w:rPr>
         <w:t>١ يوحنا ٥: ٣</w:t>
       </w:r>
       <w:r>
         <w:rPr>
-          <w:lang w:val="ar_AE" w:bidi="ar_AE"/>
-        </w:rPr>
-      </w:r>
-    </w:p>
-    <w:p>
-      <w:pPr>
-        <w:bidi/>
-      </w:pPr>
-      <w:r>
-        <w:rPr>
+          <w:rtl/>
+          <w:cs/>
+          <w:lang w:val="ar_AE" w:bidi="ar_AE"/>
+        </w:rPr>
+      </w:r>
+    </w:p>
+    <w:p>
+      <w:pPr>
+        <w:bidi/>
+      </w:pPr>
+      <w:r>
+        <w:rPr>
+          <w:rtl/>
+          <w:cs/>
           <w:lang w:val="ar_AE" w:bidi="ar_AE"/>
         </w:rPr>
       </w:r>
       <w:r>
         <w:rPr>
           <w:b/>
+          <w:rtl/>
+          <w:cs/>
           <w:lang w:val="ar_AE" w:bidi="ar_AE"/>
         </w:rPr>
         <w:t>كيف نُظهِر أننا نحب ٱلله؟</w:t>
@@ -4220,32 +5294,42 @@
       </w:pPr>
       <w:r>
         <w:rPr>
-          <w:lang w:val="ar_AE" w:bidi="ar_AE"/>
-        </w:rPr>
-      </w:r>
-      <w:r>
-        <w:rPr>
+          <w:rtl/>
+          <w:cs/>
+          <w:lang w:val="ar_AE" w:bidi="ar_AE"/>
+        </w:rPr>
+      </w:r>
+      <w:r>
+        <w:rPr>
+          <w:rtl/>
+          <w:cs/>
           <w:lang w:val="ar_AE" w:bidi="ar_AE"/>
         </w:rPr>
         <w:t>نُظهِر أننا نحب ٱلله عندما نحفظ وصاياه.</w:t>
       </w:r>
       <w:r>
         <w:rPr>
-          <w:lang w:val="ar_AE" w:bidi="ar_AE"/>
-        </w:rPr>
-      </w:r>
-      <w:r>
-        <w:rPr>
-          <w:lang w:val="ar_AE" w:bidi="ar_AE"/>
-        </w:rPr>
-      </w:r>
-    </w:p>
-    <w:p>
-      <w:pPr>
-        <w:bidi/>
-      </w:pPr>
-      <w:r>
-        <w:rPr>
+          <w:rtl/>
+          <w:cs/>
+          <w:lang w:val="ar_AE" w:bidi="ar_AE"/>
+        </w:rPr>
+      </w:r>
+      <w:r>
+        <w:rPr>
+          <w:rtl/>
+          <w:cs/>
+          <w:lang w:val="ar_AE" w:bidi="ar_AE"/>
+        </w:rPr>
+      </w:r>
+    </w:p>
+    <w:p>
+      <w:pPr>
+        <w:bidi/>
+      </w:pPr>
+      <w:r>
+        <w:rPr>
+          <w:rtl/>
+          <w:cs/>
           <w:lang w:val="ar_AE" w:bidi="ar_AE"/>
         </w:rPr>
       </w:r>
@@ -4257,28 +5341,36 @@
       </w:pPr>
       <w:r>
         <w:rPr>
+          <w:rtl/>
+          <w:cs/>
           <w:lang w:val="ar_AE" w:bidi="ar_AE"/>
         </w:rPr>
         <w:t>١ يوحنا ٥: ٤</w:t>
       </w:r>
       <w:r>
         <w:rPr>
-          <w:lang w:val="ar_AE" w:bidi="ar_AE"/>
-        </w:rPr>
-      </w:r>
-    </w:p>
-    <w:p>
-      <w:pPr>
-        <w:bidi/>
-      </w:pPr>
-      <w:r>
-        <w:rPr>
+          <w:rtl/>
+          <w:cs/>
+          <w:lang w:val="ar_AE" w:bidi="ar_AE"/>
+        </w:rPr>
+      </w:r>
+    </w:p>
+    <w:p>
+      <w:pPr>
+        <w:bidi/>
+      </w:pPr>
+      <w:r>
+        <w:rPr>
+          <w:rtl/>
+          <w:cs/>
           <w:lang w:val="ar_AE" w:bidi="ar_AE"/>
         </w:rPr>
       </w:r>
       <w:r>
         <w:rPr>
           <w:b/>
+          <w:rtl/>
+          <w:cs/>
           <w:lang w:val="ar_AE" w:bidi="ar_AE"/>
         </w:rPr>
         <w:t>ما النصرة التي تغلب العالم؟</w:t>
@@ -4290,32 +5382,42 @@
       </w:pPr>
       <w:r>
         <w:rPr>
-          <w:lang w:val="ar_AE" w:bidi="ar_AE"/>
-        </w:rPr>
-      </w:r>
-      <w:r>
-        <w:rPr>
+          <w:rtl/>
+          <w:cs/>
+          <w:lang w:val="ar_AE" w:bidi="ar_AE"/>
+        </w:rPr>
+      </w:r>
+      <w:r>
+        <w:rPr>
+          <w:rtl/>
+          <w:cs/>
           <w:lang w:val="ar_AE" w:bidi="ar_AE"/>
         </w:rPr>
         <w:t>الإيمان هو النصرة التي تغلب العالم.</w:t>
       </w:r>
       <w:r>
         <w:rPr>
-          <w:lang w:val="ar_AE" w:bidi="ar_AE"/>
-        </w:rPr>
-      </w:r>
-      <w:r>
-        <w:rPr>
-          <w:lang w:val="ar_AE" w:bidi="ar_AE"/>
-        </w:rPr>
-      </w:r>
-    </w:p>
-    <w:p>
-      <w:pPr>
-        <w:bidi/>
-      </w:pPr>
-      <w:r>
-        <w:rPr>
+          <w:rtl/>
+          <w:cs/>
+          <w:lang w:val="ar_AE" w:bidi="ar_AE"/>
+        </w:rPr>
+      </w:r>
+      <w:r>
+        <w:rPr>
+          <w:rtl/>
+          <w:cs/>
+          <w:lang w:val="ar_AE" w:bidi="ar_AE"/>
+        </w:rPr>
+      </w:r>
+    </w:p>
+    <w:p>
+      <w:pPr>
+        <w:bidi/>
+      </w:pPr>
+      <w:r>
+        <w:rPr>
+          <w:rtl/>
+          <w:cs/>
           <w:lang w:val="ar_AE" w:bidi="ar_AE"/>
         </w:rPr>
       </w:r>
@@ -4327,28 +5429,36 @@
       </w:pPr>
       <w:r>
         <w:rPr>
+          <w:rtl/>
+          <w:cs/>
           <w:lang w:val="ar_AE" w:bidi="ar_AE"/>
         </w:rPr>
         <w:t>١ يوحنا ٥: ٦</w:t>
       </w:r>
       <w:r>
         <w:rPr>
-          <w:lang w:val="ar_AE" w:bidi="ar_AE"/>
-        </w:rPr>
-      </w:r>
-    </w:p>
-    <w:p>
-      <w:pPr>
-        <w:bidi/>
-      </w:pPr>
-      <w:r>
-        <w:rPr>
+          <w:rtl/>
+          <w:cs/>
+          <w:lang w:val="ar_AE" w:bidi="ar_AE"/>
+        </w:rPr>
+      </w:r>
+    </w:p>
+    <w:p>
+      <w:pPr>
+        <w:bidi/>
+      </w:pPr>
+      <w:r>
+        <w:rPr>
+          <w:rtl/>
+          <w:cs/>
           <w:lang w:val="ar_AE" w:bidi="ar_AE"/>
         </w:rPr>
       </w:r>
       <w:r>
         <w:rPr>
           <w:b/>
+          <w:rtl/>
+          <w:cs/>
           <w:lang w:val="ar_AE" w:bidi="ar_AE"/>
         </w:rPr>
         <w:t>ما الشيئان اللَّذان جاء بهما يَسوع ٱلْمَسِيح؟</w:t>
@@ -4360,32 +5470,42 @@
       </w:pPr>
       <w:r>
         <w:rPr>
-          <w:lang w:val="ar_AE" w:bidi="ar_AE"/>
-        </w:rPr>
-      </w:r>
-      <w:r>
-        <w:rPr>
+          <w:rtl/>
+          <w:cs/>
+          <w:lang w:val="ar_AE" w:bidi="ar_AE"/>
+        </w:rPr>
+      </w:r>
+      <w:r>
+        <w:rPr>
+          <w:rtl/>
+          <w:cs/>
           <w:lang w:val="ar_AE" w:bidi="ar_AE"/>
         </w:rPr>
         <w:t>جاء يسوع المسيح بالماء والدم.</w:t>
       </w:r>
       <w:r>
         <w:rPr>
-          <w:lang w:val="ar_AE" w:bidi="ar_AE"/>
-        </w:rPr>
-      </w:r>
-      <w:r>
-        <w:rPr>
-          <w:lang w:val="ar_AE" w:bidi="ar_AE"/>
-        </w:rPr>
-      </w:r>
-    </w:p>
-    <w:p>
-      <w:pPr>
-        <w:bidi/>
-      </w:pPr>
-      <w:r>
-        <w:rPr>
+          <w:rtl/>
+          <w:cs/>
+          <w:lang w:val="ar_AE" w:bidi="ar_AE"/>
+        </w:rPr>
+      </w:r>
+      <w:r>
+        <w:rPr>
+          <w:rtl/>
+          <w:cs/>
+          <w:lang w:val="ar_AE" w:bidi="ar_AE"/>
+        </w:rPr>
+      </w:r>
+    </w:p>
+    <w:p>
+      <w:pPr>
+        <w:bidi/>
+      </w:pPr>
+      <w:r>
+        <w:rPr>
+          <w:rtl/>
+          <w:cs/>
           <w:lang w:val="ar_AE" w:bidi="ar_AE"/>
         </w:rPr>
       </w:r>
@@ -4397,28 +5517,36 @@
       </w:pPr>
       <w:r>
         <w:rPr>
+          <w:rtl/>
+          <w:cs/>
           <w:lang w:val="ar_AE" w:bidi="ar_AE"/>
         </w:rPr>
         <w:t>١ يوحنا ٥: ٨</w:t>
       </w:r>
       <w:r>
         <w:rPr>
-          <w:lang w:val="ar_AE" w:bidi="ar_AE"/>
-        </w:rPr>
-      </w:r>
-    </w:p>
-    <w:p>
-      <w:pPr>
-        <w:bidi/>
-      </w:pPr>
-      <w:r>
-        <w:rPr>
+          <w:rtl/>
+          <w:cs/>
+          <w:lang w:val="ar_AE" w:bidi="ar_AE"/>
+        </w:rPr>
+      </w:r>
+    </w:p>
+    <w:p>
+      <w:pPr>
+        <w:bidi/>
+      </w:pPr>
+      <w:r>
+        <w:rPr>
+          <w:rtl/>
+          <w:cs/>
           <w:lang w:val="ar_AE" w:bidi="ar_AE"/>
         </w:rPr>
       </w:r>
       <w:r>
         <w:rPr>
           <w:b/>
+          <w:rtl/>
+          <w:cs/>
           <w:lang w:val="ar_AE" w:bidi="ar_AE"/>
         </w:rPr>
         <w:t>ما الأشياء الثلاثة التي تشهد عن يَسوع ٱلْمَسِيحِ؟</w:t>
@@ -4430,32 +5558,42 @@
       </w:pPr>
       <w:r>
         <w:rPr>
-          <w:lang w:val="ar_AE" w:bidi="ar_AE"/>
-        </w:rPr>
-      </w:r>
-      <w:r>
-        <w:rPr>
+          <w:rtl/>
+          <w:cs/>
+          <w:lang w:val="ar_AE" w:bidi="ar_AE"/>
+        </w:rPr>
+      </w:r>
+      <w:r>
+        <w:rPr>
+          <w:rtl/>
+          <w:cs/>
           <w:lang w:val="ar_AE" w:bidi="ar_AE"/>
         </w:rPr>
         <w:t>الروح والماء والدَم جميعهم يشهدون عن يَسوع ٱلْمَسِيحِ.</w:t>
       </w:r>
       <w:r>
         <w:rPr>
-          <w:lang w:val="ar_AE" w:bidi="ar_AE"/>
-        </w:rPr>
-      </w:r>
-      <w:r>
-        <w:rPr>
-          <w:lang w:val="ar_AE" w:bidi="ar_AE"/>
-        </w:rPr>
-      </w:r>
-    </w:p>
-    <w:p>
-      <w:pPr>
-        <w:bidi/>
-      </w:pPr>
-      <w:r>
-        <w:rPr>
+          <w:rtl/>
+          <w:cs/>
+          <w:lang w:val="ar_AE" w:bidi="ar_AE"/>
+        </w:rPr>
+      </w:r>
+      <w:r>
+        <w:rPr>
+          <w:rtl/>
+          <w:cs/>
+          <w:lang w:val="ar_AE" w:bidi="ar_AE"/>
+        </w:rPr>
+      </w:r>
+    </w:p>
+    <w:p>
+      <w:pPr>
+        <w:bidi/>
+      </w:pPr>
+      <w:r>
+        <w:rPr>
+          <w:rtl/>
+          <w:cs/>
           <w:lang w:val="ar_AE" w:bidi="ar_AE"/>
         </w:rPr>
       </w:r>
@@ -4467,28 +5605,36 @@
       </w:pPr>
       <w:r>
         <w:rPr>
+          <w:rtl/>
+          <w:cs/>
           <w:lang w:val="ar_AE" w:bidi="ar_AE"/>
         </w:rPr>
         <w:t>١ يوحَنَّا ٥: ١٠</w:t>
       </w:r>
       <w:r>
         <w:rPr>
-          <w:lang w:val="ar_AE" w:bidi="ar_AE"/>
-        </w:rPr>
-      </w:r>
-    </w:p>
-    <w:p>
-      <w:pPr>
-        <w:bidi/>
-      </w:pPr>
-      <w:r>
-        <w:rPr>
+          <w:rtl/>
+          <w:cs/>
+          <w:lang w:val="ar_AE" w:bidi="ar_AE"/>
+        </w:rPr>
+      </w:r>
+    </w:p>
+    <w:p>
+      <w:pPr>
+        <w:bidi/>
+      </w:pPr>
+      <w:r>
+        <w:rPr>
+          <w:rtl/>
+          <w:cs/>
           <w:lang w:val="ar_AE" w:bidi="ar_AE"/>
         </w:rPr>
       </w:r>
       <w:r>
         <w:rPr>
           <w:b/>
+          <w:rtl/>
+          <w:cs/>
           <w:lang w:val="ar_AE" w:bidi="ar_AE"/>
         </w:rPr>
         <w:t>إذا لم يُصدق شخص ما شهادة ٱللهِ عن ابنه، فماذا يجعل ٱلله؟</w:t>
@@ -4500,32 +5646,42 @@
       </w:pPr>
       <w:r>
         <w:rPr>
-          <w:lang w:val="ar_AE" w:bidi="ar_AE"/>
-        </w:rPr>
-      </w:r>
-      <w:r>
-        <w:rPr>
+          <w:rtl/>
+          <w:cs/>
+          <w:lang w:val="ar_AE" w:bidi="ar_AE"/>
+        </w:rPr>
+      </w:r>
+      <w:r>
+        <w:rPr>
+          <w:rtl/>
+          <w:cs/>
           <w:lang w:val="ar_AE" w:bidi="ar_AE"/>
         </w:rPr>
         <w:t>أي شخص لا يُصدِّق شهادة ٱللهِ عن ابنه يجعل ٱلله كاذبًا.</w:t>
       </w:r>
       <w:r>
         <w:rPr>
-          <w:lang w:val="ar_AE" w:bidi="ar_AE"/>
-        </w:rPr>
-      </w:r>
-      <w:r>
-        <w:rPr>
-          <w:lang w:val="ar_AE" w:bidi="ar_AE"/>
-        </w:rPr>
-      </w:r>
-    </w:p>
-    <w:p>
-      <w:pPr>
-        <w:bidi/>
-      </w:pPr>
-      <w:r>
-        <w:rPr>
+          <w:rtl/>
+          <w:cs/>
+          <w:lang w:val="ar_AE" w:bidi="ar_AE"/>
+        </w:rPr>
+      </w:r>
+      <w:r>
+        <w:rPr>
+          <w:rtl/>
+          <w:cs/>
+          <w:lang w:val="ar_AE" w:bidi="ar_AE"/>
+        </w:rPr>
+      </w:r>
+    </w:p>
+    <w:p>
+      <w:pPr>
+        <w:bidi/>
+      </w:pPr>
+      <w:r>
+        <w:rPr>
+          <w:rtl/>
+          <w:cs/>
           <w:lang w:val="ar_AE" w:bidi="ar_AE"/>
         </w:rPr>
       </w:r>
@@ -4537,28 +5693,36 @@
       </w:pPr>
       <w:r>
         <w:rPr>
+          <w:rtl/>
+          <w:cs/>
           <w:lang w:val="ar_AE" w:bidi="ar_AE"/>
         </w:rPr>
         <w:t>١ يوحَنَّا ٥: ١١</w:t>
       </w:r>
       <w:r>
         <w:rPr>
-          <w:lang w:val="ar_AE" w:bidi="ar_AE"/>
-        </w:rPr>
-      </w:r>
-    </w:p>
-    <w:p>
-      <w:pPr>
-        <w:bidi/>
-      </w:pPr>
-      <w:r>
-        <w:rPr>
+          <w:rtl/>
+          <w:cs/>
+          <w:lang w:val="ar_AE" w:bidi="ar_AE"/>
+        </w:rPr>
+      </w:r>
+    </w:p>
+    <w:p>
+      <w:pPr>
+        <w:bidi/>
+      </w:pPr>
+      <w:r>
+        <w:rPr>
+          <w:rtl/>
+          <w:cs/>
           <w:lang w:val="ar_AE" w:bidi="ar_AE"/>
         </w:rPr>
       </w:r>
       <w:r>
         <w:rPr>
           <w:b/>
+          <w:rtl/>
+          <w:cs/>
           <w:lang w:val="ar_AE" w:bidi="ar_AE"/>
         </w:rPr>
         <w:t>ماذا أعطانا ٱلله في ابنه؟</w:t>
@@ -4570,32 +5734,42 @@
       </w:pPr>
       <w:r>
         <w:rPr>
-          <w:lang w:val="ar_AE" w:bidi="ar_AE"/>
-        </w:rPr>
-      </w:r>
-      <w:r>
-        <w:rPr>
+          <w:rtl/>
+          <w:cs/>
+          <w:lang w:val="ar_AE" w:bidi="ar_AE"/>
+        </w:rPr>
+      </w:r>
+      <w:r>
+        <w:rPr>
+          <w:rtl/>
+          <w:cs/>
           <w:lang w:val="ar_AE" w:bidi="ar_AE"/>
         </w:rPr>
         <w:t>أعطانا الله حياة أبدية في ابنه.</w:t>
       </w:r>
       <w:r>
         <w:rPr>
-          <w:lang w:val="ar_AE" w:bidi="ar_AE"/>
-        </w:rPr>
-      </w:r>
-      <w:r>
-        <w:rPr>
-          <w:lang w:val="ar_AE" w:bidi="ar_AE"/>
-        </w:rPr>
-      </w:r>
-    </w:p>
-    <w:p>
-      <w:pPr>
-        <w:bidi/>
-      </w:pPr>
-      <w:r>
-        <w:rPr>
+          <w:rtl/>
+          <w:cs/>
+          <w:lang w:val="ar_AE" w:bidi="ar_AE"/>
+        </w:rPr>
+      </w:r>
+      <w:r>
+        <w:rPr>
+          <w:rtl/>
+          <w:cs/>
+          <w:lang w:val="ar_AE" w:bidi="ar_AE"/>
+        </w:rPr>
+      </w:r>
+    </w:p>
+    <w:p>
+      <w:pPr>
+        <w:bidi/>
+      </w:pPr>
+      <w:r>
+        <w:rPr>
+          <w:rtl/>
+          <w:cs/>
           <w:lang w:val="ar_AE" w:bidi="ar_AE"/>
         </w:rPr>
       </w:r>
@@ -4607,28 +5781,36 @@
       </w:pPr>
       <w:r>
         <w:rPr>
+          <w:rtl/>
+          <w:cs/>
           <w:lang w:val="ar_AE" w:bidi="ar_AE"/>
         </w:rPr>
         <w:t>١ يوحَنَّا ٥: ١٤</w:t>
       </w:r>
       <w:r>
         <w:rPr>
-          <w:lang w:val="ar_AE" w:bidi="ar_AE"/>
-        </w:rPr>
-      </w:r>
-    </w:p>
-    <w:p>
-      <w:pPr>
-        <w:bidi/>
-      </w:pPr>
-      <w:r>
-        <w:rPr>
+          <w:rtl/>
+          <w:cs/>
+          <w:lang w:val="ar_AE" w:bidi="ar_AE"/>
+        </w:rPr>
+      </w:r>
+    </w:p>
+    <w:p>
+      <w:pPr>
+        <w:bidi/>
+      </w:pPr>
+      <w:r>
+        <w:rPr>
+          <w:rtl/>
+          <w:cs/>
           <w:lang w:val="ar_AE" w:bidi="ar_AE"/>
         </w:rPr>
       </w:r>
       <w:r>
         <w:rPr>
           <w:b/>
+          <w:rtl/>
+          <w:cs/>
           <w:lang w:val="ar_AE" w:bidi="ar_AE"/>
         </w:rPr>
         <w:t>ما الثقة التي للمؤمنين عند ٱللهِ؟</w:t>
@@ -4640,32 +5822,42 @@
       </w:pPr>
       <w:r>
         <w:rPr>
-          <w:lang w:val="ar_AE" w:bidi="ar_AE"/>
-        </w:rPr>
-      </w:r>
-      <w:r>
-        <w:rPr>
+          <w:rtl/>
+          <w:cs/>
+          <w:lang w:val="ar_AE" w:bidi="ar_AE"/>
+        </w:rPr>
+      </w:r>
+      <w:r>
+        <w:rPr>
+          <w:rtl/>
+          <w:cs/>
           <w:lang w:val="ar_AE" w:bidi="ar_AE"/>
         </w:rPr>
         <w:t>لدى المؤمنين ثقة بأنهم إذا طلبوا أي شيء وفقًا لإرادة ٱللهِ، فإنه يسمعهم.</w:t>
       </w:r>
       <w:r>
         <w:rPr>
-          <w:lang w:val="ar_AE" w:bidi="ar_AE"/>
-        </w:rPr>
-      </w:r>
-      <w:r>
-        <w:rPr>
-          <w:lang w:val="ar_AE" w:bidi="ar_AE"/>
-        </w:rPr>
-      </w:r>
-    </w:p>
-    <w:p>
-      <w:pPr>
-        <w:bidi/>
-      </w:pPr>
-      <w:r>
-        <w:rPr>
+          <w:rtl/>
+          <w:cs/>
+          <w:lang w:val="ar_AE" w:bidi="ar_AE"/>
+        </w:rPr>
+      </w:r>
+      <w:r>
+        <w:rPr>
+          <w:rtl/>
+          <w:cs/>
+          <w:lang w:val="ar_AE" w:bidi="ar_AE"/>
+        </w:rPr>
+      </w:r>
+    </w:p>
+    <w:p>
+      <w:pPr>
+        <w:bidi/>
+      </w:pPr>
+      <w:r>
+        <w:rPr>
+          <w:rtl/>
+          <w:cs/>
           <w:lang w:val="ar_AE" w:bidi="ar_AE"/>
         </w:rPr>
       </w:r>
@@ -4677,28 +5869,36 @@
       </w:pPr>
       <w:r>
         <w:rPr>
+          <w:rtl/>
+          <w:cs/>
           <w:lang w:val="ar_AE" w:bidi="ar_AE"/>
         </w:rPr>
         <w:t>١ يوحنا ٥: ١٦</w:t>
       </w:r>
       <w:r>
         <w:rPr>
-          <w:lang w:val="ar_AE" w:bidi="ar_AE"/>
-        </w:rPr>
-      </w:r>
-    </w:p>
-    <w:p>
-      <w:pPr>
-        <w:bidi/>
-      </w:pPr>
-      <w:r>
-        <w:rPr>
+          <w:rtl/>
+          <w:cs/>
+          <w:lang w:val="ar_AE" w:bidi="ar_AE"/>
+        </w:rPr>
+      </w:r>
+    </w:p>
+    <w:p>
+      <w:pPr>
+        <w:bidi/>
+      </w:pPr>
+      <w:r>
+        <w:rPr>
+          <w:rtl/>
+          <w:cs/>
           <w:lang w:val="ar_AE" w:bidi="ar_AE"/>
         </w:rPr>
       </w:r>
       <w:r>
         <w:rPr>
           <w:b/>
+          <w:rtl/>
+          <w:cs/>
           <w:lang w:val="ar_AE" w:bidi="ar_AE"/>
         </w:rPr>
         <w:t>ماذا يجب أن يفعل المؤمن عندما يرى أخاه يرتكب خطيئة ليست للموت؟</w:t>
@@ -4710,32 +5910,42 @@
       </w:pPr>
       <w:r>
         <w:rPr>
-          <w:lang w:val="ar_AE" w:bidi="ar_AE"/>
-        </w:rPr>
-      </w:r>
-      <w:r>
-        <w:rPr>
+          <w:rtl/>
+          <w:cs/>
+          <w:lang w:val="ar_AE" w:bidi="ar_AE"/>
+        </w:rPr>
+      </w:r>
+      <w:r>
+        <w:rPr>
+          <w:rtl/>
+          <w:cs/>
           <w:lang w:val="ar_AE" w:bidi="ar_AE"/>
         </w:rPr>
         <w:t>يجب على المؤمن الذي يرى أخاه يرتكب خطيئة ليست للموت أن يصلي لكي يمنح ٱلله أخاه الحياة.</w:t>
       </w:r>
       <w:r>
         <w:rPr>
-          <w:lang w:val="ar_AE" w:bidi="ar_AE"/>
-        </w:rPr>
-      </w:r>
-      <w:r>
-        <w:rPr>
-          <w:lang w:val="ar_AE" w:bidi="ar_AE"/>
-        </w:rPr>
-      </w:r>
-    </w:p>
-    <w:p>
-      <w:pPr>
-        <w:bidi/>
-      </w:pPr>
-      <w:r>
-        <w:rPr>
+          <w:rtl/>
+          <w:cs/>
+          <w:lang w:val="ar_AE" w:bidi="ar_AE"/>
+        </w:rPr>
+      </w:r>
+      <w:r>
+        <w:rPr>
+          <w:rtl/>
+          <w:cs/>
+          <w:lang w:val="ar_AE" w:bidi="ar_AE"/>
+        </w:rPr>
+      </w:r>
+    </w:p>
+    <w:p>
+      <w:pPr>
+        <w:bidi/>
+      </w:pPr>
+      <w:r>
+        <w:rPr>
+          <w:rtl/>
+          <w:cs/>
           <w:lang w:val="ar_AE" w:bidi="ar_AE"/>
         </w:rPr>
       </w:r>
@@ -4747,28 +5957,36 @@
       </w:pPr>
       <w:r>
         <w:rPr>
+          <w:rtl/>
+          <w:cs/>
           <w:lang w:val="ar_AE" w:bidi="ar_AE"/>
         </w:rPr>
         <w:t>١ يوحَنَّا ٥: ١٧</w:t>
       </w:r>
       <w:r>
         <w:rPr>
-          <w:lang w:val="ar_AE" w:bidi="ar_AE"/>
-        </w:rPr>
-      </w:r>
-    </w:p>
-    <w:p>
-      <w:pPr>
-        <w:bidi/>
-      </w:pPr>
-      <w:r>
-        <w:rPr>
+          <w:rtl/>
+          <w:cs/>
+          <w:lang w:val="ar_AE" w:bidi="ar_AE"/>
+        </w:rPr>
+      </w:r>
+    </w:p>
+    <w:p>
+      <w:pPr>
+        <w:bidi/>
+      </w:pPr>
+      <w:r>
+        <w:rPr>
+          <w:rtl/>
+          <w:cs/>
           <w:lang w:val="ar_AE" w:bidi="ar_AE"/>
         </w:rPr>
       </w:r>
       <w:r>
         <w:rPr>
           <w:b/>
+          <w:rtl/>
+          <w:cs/>
           <w:lang w:val="ar_AE" w:bidi="ar_AE"/>
         </w:rPr>
         <w:t>ماذا يكون كل إثم؟</w:t>
@@ -4780,32 +5998,42 @@
       </w:pPr>
       <w:r>
         <w:rPr>
-          <w:lang w:val="ar_AE" w:bidi="ar_AE"/>
-        </w:rPr>
-      </w:r>
-      <w:r>
-        <w:rPr>
+          <w:rtl/>
+          <w:cs/>
+          <w:lang w:val="ar_AE" w:bidi="ar_AE"/>
+        </w:rPr>
+      </w:r>
+      <w:r>
+        <w:rPr>
+          <w:rtl/>
+          <w:cs/>
           <w:lang w:val="ar_AE" w:bidi="ar_AE"/>
         </w:rPr>
         <w:t>كل إثم هو خطيئة.</w:t>
       </w:r>
       <w:r>
         <w:rPr>
-          <w:lang w:val="ar_AE" w:bidi="ar_AE"/>
-        </w:rPr>
-      </w:r>
-      <w:r>
-        <w:rPr>
-          <w:lang w:val="ar_AE" w:bidi="ar_AE"/>
-        </w:rPr>
-      </w:r>
-    </w:p>
-    <w:p>
-      <w:pPr>
-        <w:bidi/>
-      </w:pPr>
-      <w:r>
-        <w:rPr>
+          <w:rtl/>
+          <w:cs/>
+          <w:lang w:val="ar_AE" w:bidi="ar_AE"/>
+        </w:rPr>
+      </w:r>
+      <w:r>
+        <w:rPr>
+          <w:rtl/>
+          <w:cs/>
+          <w:lang w:val="ar_AE" w:bidi="ar_AE"/>
+        </w:rPr>
+      </w:r>
+    </w:p>
+    <w:p>
+      <w:pPr>
+        <w:bidi/>
+      </w:pPr>
+      <w:r>
+        <w:rPr>
+          <w:rtl/>
+          <w:cs/>
           <w:lang w:val="ar_AE" w:bidi="ar_AE"/>
         </w:rPr>
       </w:r>
@@ -4817,28 +6045,36 @@
       </w:pPr>
       <w:r>
         <w:rPr>
+          <w:rtl/>
+          <w:cs/>
           <w:lang w:val="ar_AE" w:bidi="ar_AE"/>
         </w:rPr>
         <w:t>١ يوحَنَّا ٥: ١٩</w:t>
       </w:r>
       <w:r>
         <w:rPr>
-          <w:lang w:val="ar_AE" w:bidi="ar_AE"/>
-        </w:rPr>
-      </w:r>
-    </w:p>
-    <w:p>
-      <w:pPr>
-        <w:bidi/>
-      </w:pPr>
-      <w:r>
-        <w:rPr>
+          <w:rtl/>
+          <w:cs/>
+          <w:lang w:val="ar_AE" w:bidi="ar_AE"/>
+        </w:rPr>
+      </w:r>
+    </w:p>
+    <w:p>
+      <w:pPr>
+        <w:bidi/>
+      </w:pPr>
+      <w:r>
+        <w:rPr>
+          <w:rtl/>
+          <w:cs/>
           <w:lang w:val="ar_AE" w:bidi="ar_AE"/>
         </w:rPr>
       </w:r>
       <w:r>
         <w:rPr>
           <w:b/>
+          <w:rtl/>
+          <w:cs/>
           <w:lang w:val="ar_AE" w:bidi="ar_AE"/>
         </w:rPr>
         <w:t>أين وُضعَ العالم بأسره؟</w:t>
@@ -4850,32 +6086,42 @@
       </w:pPr>
       <w:r>
         <w:rPr>
-          <w:lang w:val="ar_AE" w:bidi="ar_AE"/>
-        </w:rPr>
-      </w:r>
-      <w:r>
-        <w:rPr>
+          <w:rtl/>
+          <w:cs/>
+          <w:lang w:val="ar_AE" w:bidi="ar_AE"/>
+        </w:rPr>
+      </w:r>
+      <w:r>
+        <w:rPr>
+          <w:rtl/>
+          <w:cs/>
           <w:lang w:val="ar_AE" w:bidi="ar_AE"/>
         </w:rPr>
         <w:t>وُضِعَ العالم كله تحت سيطرة الشرير.</w:t>
       </w:r>
       <w:r>
         <w:rPr>
-          <w:lang w:val="ar_AE" w:bidi="ar_AE"/>
-        </w:rPr>
-      </w:r>
-      <w:r>
-        <w:rPr>
-          <w:lang w:val="ar_AE" w:bidi="ar_AE"/>
-        </w:rPr>
-      </w:r>
-    </w:p>
-    <w:p>
-      <w:pPr>
-        <w:bidi/>
-      </w:pPr>
-      <w:r>
-        <w:rPr>
+          <w:rtl/>
+          <w:cs/>
+          <w:lang w:val="ar_AE" w:bidi="ar_AE"/>
+        </w:rPr>
+      </w:r>
+      <w:r>
+        <w:rPr>
+          <w:rtl/>
+          <w:cs/>
+          <w:lang w:val="ar_AE" w:bidi="ar_AE"/>
+        </w:rPr>
+      </w:r>
+    </w:p>
+    <w:p>
+      <w:pPr>
+        <w:bidi/>
+      </w:pPr>
+      <w:r>
+        <w:rPr>
+          <w:rtl/>
+          <w:cs/>
           <w:lang w:val="ar_AE" w:bidi="ar_AE"/>
         </w:rPr>
       </w:r>
@@ -4887,28 +6133,36 @@
       </w:pPr>
       <w:r>
         <w:rPr>
+          <w:rtl/>
+          <w:cs/>
           <w:lang w:val="ar_AE" w:bidi="ar_AE"/>
         </w:rPr>
         <w:t>١ يوحَنَّا ٥: ٢٠</w:t>
       </w:r>
       <w:r>
         <w:rPr>
-          <w:lang w:val="ar_AE" w:bidi="ar_AE"/>
-        </w:rPr>
-      </w:r>
-    </w:p>
-    <w:p>
-      <w:pPr>
-        <w:bidi/>
-      </w:pPr>
-      <w:r>
-        <w:rPr>
+          <w:rtl/>
+          <w:cs/>
+          <w:lang w:val="ar_AE" w:bidi="ar_AE"/>
+        </w:rPr>
+      </w:r>
+    </w:p>
+    <w:p>
+      <w:pPr>
+        <w:bidi/>
+      </w:pPr>
+      <w:r>
+        <w:rPr>
+          <w:rtl/>
+          <w:cs/>
           <w:lang w:val="ar_AE" w:bidi="ar_AE"/>
         </w:rPr>
       </w:r>
       <w:r>
         <w:rPr>
           <w:b/>
+          <w:rtl/>
+          <w:cs/>
           <w:lang w:val="ar_AE" w:bidi="ar_AE"/>
         </w:rPr>
         <w:t>ما نتيجة الفهم الذي أعطاه ابن الله لنا؟</w:t>
@@ -4920,32 +6174,42 @@
       </w:pPr>
       <w:r>
         <w:rPr>
-          <w:lang w:val="ar_AE" w:bidi="ar_AE"/>
-        </w:rPr>
-      </w:r>
-      <w:r>
-        <w:rPr>
+          <w:rtl/>
+          <w:cs/>
+          <w:lang w:val="ar_AE" w:bidi="ar_AE"/>
+        </w:rPr>
+      </w:r>
+      <w:r>
+        <w:rPr>
+          <w:rtl/>
+          <w:cs/>
           <w:lang w:val="ar_AE" w:bidi="ar_AE"/>
         </w:rPr>
         <w:t>بفضل الفهم الذي أعطاه لنا ابن ٱللهِ، يمكننا معرفة الإله الواحد الحقيقي.</w:t>
       </w:r>
       <w:r>
         <w:rPr>
-          <w:lang w:val="ar_AE" w:bidi="ar_AE"/>
-        </w:rPr>
-      </w:r>
-      <w:r>
-        <w:rPr>
-          <w:lang w:val="ar_AE" w:bidi="ar_AE"/>
-        </w:rPr>
-      </w:r>
-    </w:p>
-    <w:p>
-      <w:pPr>
-        <w:bidi/>
-      </w:pPr>
-      <w:r>
-        <w:rPr>
+          <w:rtl/>
+          <w:cs/>
+          <w:lang w:val="ar_AE" w:bidi="ar_AE"/>
+        </w:rPr>
+      </w:r>
+      <w:r>
+        <w:rPr>
+          <w:rtl/>
+          <w:cs/>
+          <w:lang w:val="ar_AE" w:bidi="ar_AE"/>
+        </w:rPr>
+      </w:r>
+    </w:p>
+    <w:p>
+      <w:pPr>
+        <w:bidi/>
+      </w:pPr>
+      <w:r>
+        <w:rPr>
+          <w:rtl/>
+          <w:cs/>
           <w:lang w:val="ar_AE" w:bidi="ar_AE"/>
         </w:rPr>
       </w:r>
@@ -4957,28 +6221,36 @@
       </w:pPr>
       <w:r>
         <w:rPr>
+          <w:rtl/>
+          <w:cs/>
           <w:lang w:val="ar_AE" w:bidi="ar_AE"/>
         </w:rPr>
         <w:t>١ يوحَنَّا ٥: ٢١</w:t>
       </w:r>
       <w:r>
         <w:rPr>
-          <w:lang w:val="ar_AE" w:bidi="ar_AE"/>
-        </w:rPr>
-      </w:r>
-    </w:p>
-    <w:p>
-      <w:pPr>
-        <w:bidi/>
-      </w:pPr>
-      <w:r>
-        <w:rPr>
+          <w:rtl/>
+          <w:cs/>
+          <w:lang w:val="ar_AE" w:bidi="ar_AE"/>
+        </w:rPr>
+      </w:r>
+    </w:p>
+    <w:p>
+      <w:pPr>
+        <w:bidi/>
+      </w:pPr>
+      <w:r>
+        <w:rPr>
+          <w:rtl/>
+          <w:cs/>
           <w:lang w:val="ar_AE" w:bidi="ar_AE"/>
         </w:rPr>
       </w:r>
       <w:r>
         <w:rPr>
           <w:b/>
+          <w:rtl/>
+          <w:cs/>
           <w:lang w:val="ar_AE" w:bidi="ar_AE"/>
         </w:rPr>
         <w:t>مما يجب أن يحفظ المؤمنون أنفسهم؟</w:t>
@@ -4990,22 +6262,30 @@
       </w:pPr>
       <w:r>
         <w:rPr>
-          <w:lang w:val="ar_AE" w:bidi="ar_AE"/>
-        </w:rPr>
-      </w:r>
-      <w:r>
-        <w:rPr>
+          <w:rtl/>
+          <w:cs/>
+          <w:lang w:val="ar_AE" w:bidi="ar_AE"/>
+        </w:rPr>
+      </w:r>
+      <w:r>
+        <w:rPr>
+          <w:rtl/>
+          <w:cs/>
           <w:lang w:val="ar_AE" w:bidi="ar_AE"/>
         </w:rPr>
         <w:t>يجب على المؤمنين أن يحفظوا أنفسهم من الأصنام.</w:t>
       </w:r>
       <w:r>
         <w:rPr>
-          <w:lang w:val="ar_AE" w:bidi="ar_AE"/>
-        </w:rPr>
-      </w:r>
-      <w:r>
-        <w:rPr>
+          <w:rtl/>
+          <w:cs/>
+          <w:lang w:val="ar_AE" w:bidi="ar_AE"/>
+        </w:rPr>
+      </w:r>
+      <w:r>
+        <w:rPr>
+          <w:rtl/>
+          <w:cs/>
           <w:lang w:val="ar_AE" w:bidi="ar_AE"/>
         </w:rPr>
       </w:r>
